--- a/docs/vv-rattle-report.docx
+++ b/docs/vv-rattle-report.docx
@@ -223,7 +223,7 @@
           <w:color w:val="2B5797"/>
           <w:sz w:val="28"/>
         </w:rPr>
-        <w:t>2 — Why it matters: an n=1 first-wall displacement</w:t>
+        <w:t>2 — Why it matters: two distinct consequences</w:t>
       </w:r>
     </w:p>
     <w:p>
@@ -235,21 +235,7 @@
           <w:b w:val="0"/>
           <w:sz w:val="21"/>
         </w:rPr>
-        <w:t xml:space="preserve">A rigid horizontal shift of the vessel moves the first wall sideways relative to the plasma axis, so the plasma–wall gap varies as cos(toroidal angle) — a textbook </w:t>
-      </w:r>
-      <w:r>
-        <w:rPr>
-          <w:b/>
-          <w:sz w:val="21"/>
-        </w:rPr>
-        <w:t>n=1 perturbation</w:t>
-      </w:r>
-      <w:r>
-        <w:rPr>
-          <w:b w:val="0"/>
-          <w:sz w:val="21"/>
-        </w:rPr>
-        <w:t xml:space="preserve">. The vessel lands, then moves between shots under thermal and EM loads. </w:t>
+        <w:t>The lateral rattle is a rigid horizontal shift of the vessel. It has two largely independent consequences, both bounded by the peak-to-peak range — one quasi-static, one dynamic.</w:t>
       </w:r>
     </w:p>
     <w:tbl>
@@ -284,14 +270,64 @@
                 <w:b/>
                 <w:color w:val="CC2200"/>
               </w:rPr>
-              <w:t xml:space="preserve">Consequence:  </w:t>
+              <w:t xml:space="preserve">(a) n=1 first-wall positioning:  </w:t>
             </w:r>
             <w:r>
               <w:rPr>
                 <w:b w:val="0"/>
                 <w:sz w:val="20"/>
               </w:rPr>
-              <w:t>When the plasma is limited on the inner wall during start-up, the n=1 gap asymmetry localises the heat load toroidally</w:t>
+              <w:t>A horizontal shift makes the plasma–wall gap vary as cos(toroidal angle) — a textbook n=1 perturbation. Between shots the vessel settles to a different position; when the plasma is limited on the inner wall during start-up, the gap asymmetry localises the start-up heat load toroidally.</w:t>
+            </w:r>
+          </w:p>
+        </w:tc>
+      </w:tr>
+    </w:tbl>
+    <w:p>
+      <w:pPr>
+        <w:spacing w:after="40"/>
+      </w:pPr>
+    </w:p>
+    <w:tbl>
+      <w:tblPr>
+        <w:tblW w:type="auto" w:w="0"/>
+        <w:jc w:val="center"/>
+        <w:tblLook w:firstColumn="1" w:firstRow="1" w:lastColumn="0" w:lastRow="0" w:noHBand="0" w:noVBand="1" w:val="04A0"/>
+      </w:tblPr>
+      <w:tblGrid>
+        <w:gridCol w:w="8640"/>
+      </w:tblGrid>
+      <w:tr>
+        <w:tc>
+          <w:tcPr>
+            <w:tcW w:type="dxa" w:w="8640"/>
+            <w:shd w:val="clear" w:fill="fff8e0"/>
+            <w:tcBorders>
+              <w:left w:val="single" w:sz="24" w:color="cc8800"/>
+            </w:tcBorders>
+            <w:tcBorders>
+              <w:top w:val="single" w:sz="4" w:color="fff8e0"/>
+              <w:bottom w:val="single" w:sz="4" w:color="fff8e0"/>
+              <w:right w:val="single" w:sz="4" w:color="fff8e0"/>
+            </w:tcBorders>
+          </w:tcPr>
+          <w:p>
+            <w:pPr>
+              <w:spacing w:before="0" w:after="40"/>
+            </w:pPr>
+            <w:r>
+              <w:rPr>
+                <w:b/>
+                <w:color w:val="CC8800"/>
+              </w:rPr>
+              <w:t xml:space="preserve">(b) EM-driven impact (dynamic):  </w:t>
+            </w:r>
+            <w:r>
+              <w:rPr>
+                <w:b w:val="0"/>
+                <w:sz w:val="20"/>
+              </w:rPr>
+              <w:t>Because the vessel is mobile within its ±1.5 mm slots, EM loads (disruptions, VDEs, halo currents) can accelerate it across the gap until it impacts its end-stops. The shock loads on the gravity supports, and fatigue from repeated impact cycling, can be significant and must be assessed dynamically — not only as a static positioning number.</w:t>
             </w:r>
           </w:p>
         </w:tc>
@@ -882,6 +918,56 @@
         </w:rPr>
         <w:t>The VV rocks along its principal rattle axis. Animations play in the served HTML report; below, each GIF (first frame) is followed by a key-frame strip showing the motion.</w:t>
       </w:r>
+    </w:p>
+    <w:tbl>
+      <w:tblPr>
+        <w:tblW w:type="auto" w:w="0"/>
+        <w:jc w:val="center"/>
+        <w:tblLook w:firstColumn="1" w:firstRow="1" w:lastColumn="0" w:lastRow="0" w:noHBand="0" w:noVBand="1" w:val="04A0"/>
+      </w:tblPr>
+      <w:tblGrid>
+        <w:gridCol w:w="8640"/>
+      </w:tblGrid>
+      <w:tr>
+        <w:tc>
+          <w:tcPr>
+            <w:tcW w:type="dxa" w:w="8640"/>
+            <w:shd w:val="clear" w:fill="e8efff"/>
+            <w:tcBorders>
+              <w:left w:val="single" w:sz="24" w:color="2255aa"/>
+            </w:tcBorders>
+            <w:tcBorders>
+              <w:top w:val="single" w:sz="4" w:color="e8efff"/>
+              <w:bottom w:val="single" w:sz="4" w:color="e8efff"/>
+              <w:right w:val="single" w:sz="4" w:color="e8efff"/>
+            </w:tcBorders>
+          </w:tcPr>
+          <w:p>
+            <w:pPr>
+              <w:spacing w:before="0" w:after="40"/>
+            </w:pPr>
+            <w:r>
+              <w:rPr>
+                <w:b/>
+                <w:color w:val="2255AA"/>
+              </w:rPr>
+              <w:t xml:space="preserve">Reading the supports:  </w:t>
+            </w:r>
+            <w:r>
+              <w:rPr>
+                <w:b w:val="0"/>
+                <w:sz w:val="20"/>
+              </w:rPr>
+              <w:t>At each support the grey toroidal slot (red ±1.5 mm end-stops) stays a constant radial distance from the vessel — the four-bar linkage moves radially with it, so radial motion is free — while the coloured pin shows the toroidal-constraint usage (blue = slack, orange = near limit, red = at the stop).</w:t>
+            </w:r>
+          </w:p>
+        </w:tc>
+      </w:tr>
+    </w:tbl>
+    <w:p>
+      <w:pPr>
+        <w:spacing w:after="40"/>
+      </w:pPr>
     </w:p>
     <w:p>
       <w:pPr>
@@ -1900,7 +1986,7 @@
               <w:rPr>
                 <w:sz w:val="19"/>
               </w:rPr>
-              <w:t>Assess start-up heat-load localisation on the inner-wall limiter for an n=1 offset up to ≈ 2.9 mm single-sided, 3.09 mm shot-to-shot.</w:t>
+              <w:t>Assess start-up heat-load localisation on the inner-wall limiter (n=1) for an offset up to ≈ 2.9 mm single-sided, 3.09 mm shot-to-shot.</w:t>
             </w:r>
           </w:p>
         </w:tc>
@@ -1949,7 +2035,7 @@
               <w:rPr>
                 <w:sz w:val="19"/>
               </w:rPr>
-              <w:t>The bound is set by the 3 mm toroidal slot and is largely irreducible by assembly control — the lever is the tolerance or added toroidal restraint.</w:t>
+              <w:t>Assess dynamic impact loads on the gravity supports from EM-driven motion across the ±1.5 mm gap, and fatigue from repeated impact cycling.</w:t>
             </w:r>
           </w:p>
         </w:tc>
@@ -1998,7 +2084,7 @@
               <w:rPr>
                 <w:sz w:val="19"/>
               </w:rPr>
-              <w:t>Gap metrology gives little benefit until ≥ 5 sectors are measured; confirm whether 'landed' implies a measured gap.</w:t>
+              <w:t>The bound is set by the 3 mm toroidal slot and is largely irreducible by assembly control — the lever is the tolerance or added toroidal restraint.</w:t>
             </w:r>
           </w:p>
         </w:tc>
@@ -2047,7 +2133,7 @@
               <w:rPr>
                 <w:sz w:val="19"/>
               </w:rPr>
-              <w:t>Confirm the ±1.5 mm vs ±3 mm slot interpretation against the as-built GS spec (scales every number ×2).</w:t>
+              <w:t>Gap metrology gives little benefit until ≥ 5 sectors are measured; confirm whether 'landed' implies a measured gap.</w:t>
             </w:r>
           </w:p>
         </w:tc>
@@ -2081,6 +2167,55 @@
           <w:tcPr>
             <w:tcW w:type="dxa" w:w="4320"/>
             <w:shd w:val="clear" w:fill="ffffff"/>
+            <w:tcBorders>
+              <w:top w:val="single" w:sz="4" w:color="cccccc"/>
+              <w:bottom w:val="single" w:sz="4" w:color="cccccc"/>
+              <w:left w:val="single" w:sz="4" w:color="cccccc"/>
+              <w:right w:val="single" w:sz="4" w:color="cccccc"/>
+            </w:tcBorders>
+          </w:tcPr>
+          <w:p>
+            <w:pPr>
+              <w:spacing w:before="0" w:after="40"/>
+            </w:pPr>
+            <w:r>
+              <w:rPr>
+                <w:sz w:val="19"/>
+              </w:rPr>
+              <w:t>Confirm the ±1.5 mm vs ±3 mm slot interpretation against the as-built GS spec (scales every number ×2).</w:t>
+            </w:r>
+          </w:p>
+        </w:tc>
+      </w:tr>
+      <w:tr>
+        <w:tc>
+          <w:tcPr>
+            <w:tcW w:type="dxa" w:w="4320"/>
+            <w:shd w:val="clear" w:fill="f4f7ff"/>
+            <w:tcBorders>
+              <w:top w:val="single" w:sz="4" w:color="cccccc"/>
+              <w:bottom w:val="single" w:sz="4" w:color="cccccc"/>
+              <w:left w:val="single" w:sz="4" w:color="cccccc"/>
+              <w:right w:val="single" w:sz="4" w:color="cccccc"/>
+            </w:tcBorders>
+          </w:tcPr>
+          <w:p>
+            <w:pPr>
+              <w:spacing w:before="0" w:after="40"/>
+            </w:pPr>
+            <w:r>
+              <w:rPr>
+                <w:b/>
+                <w:sz w:val="19"/>
+              </w:rPr>
+              <w:t>8</w:t>
+            </w:r>
+          </w:p>
+        </w:tc>
+        <w:tc>
+          <w:tcPr>
+            <w:tcW w:type="dxa" w:w="4320"/>
+            <w:shd w:val="clear" w:fill="f4f7ff"/>
             <w:tcBorders>
               <w:top w:val="single" w:sz="4" w:color="cccccc"/>
               <w:bottom w:val="single" w:sz="4" w:color="cccccc"/>

--- a/docs/vv-rattle-report.docx
+++ b/docs/vv-rattle-report.docx
@@ -117,14 +117,14 @@
         <w:tc>
           <w:tcPr>
             <w:tcW w:type="dxa" w:w="8640"/>
-            <w:shd w:val="clear" w:fill="fff8e0"/>
+            <w:shd w:val="clear" w:fill="edf8ed"/>
             <w:tcBorders>
-              <w:left w:val="single" w:sz="24" w:color="cc8800"/>
+              <w:left w:val="single" w:sz="24" w:color="2a8a2a"/>
             </w:tcBorders>
             <w:tcBorders>
-              <w:top w:val="single" w:sz="4" w:color="fff8e0"/>
-              <w:bottom w:val="single" w:sz="4" w:color="fff8e0"/>
-              <w:right w:val="single" w:sz="4" w:color="fff8e0"/>
+              <w:top w:val="single" w:sz="4" w:color="edf8ed"/>
+              <w:bottom w:val="single" w:sz="4" w:color="edf8ed"/>
+              <w:right w:val="single" w:sz="4" w:color="edf8ed"/>
             </w:tcBorders>
           </w:tcPr>
           <w:p>
@@ -134,16 +134,16 @@
             <w:r>
               <w:rPr>
                 <w:b/>
-                <w:color w:val="CC8800"/>
+                <w:color w:val="2A8A2A"/>
               </w:rPr>
-              <w:t xml:space="preserve">Assumption (×2 sensitivity):  </w:t>
+              <w:t xml:space="preserve">Slot allowance — confirmed:  </w:t>
             </w:r>
             <w:r>
               <w:rPr>
                 <w:b w:val="0"/>
                 <w:sz w:val="20"/>
               </w:rPr>
-              <w:t xml:space="preserve">the toroidal slot allowance is taken as </w:t>
+              <w:t xml:space="preserve">the toroidal slot allowance is </w:t>
             </w:r>
             <w:r>
               <w:rPr>
@@ -157,7 +157,7 @@
                 <w:b w:val="0"/>
                 <w:sz w:val="20"/>
               </w:rPr>
-              <w:t>. If it is actually ±3 mm, every number below doubles. Confirm against the as-built gravity-support specification.</w:t>
+              <w:t>, confirmed against the gravity-support design (2026-05-27). The analysis is linear in the gap, so a ±3 mm slot would double every number; the confirmed ±1.5 mm fixes the scale.</w:t>
             </w:r>
           </w:p>
         </w:tc>
@@ -2182,7 +2182,7 @@
               <w:rPr>
                 <w:sz w:val="19"/>
               </w:rPr>
-              <w:t>Confirm the ±1.5 mm vs ±3 mm slot interpretation against the as-built GS spec (scales every number ×2).</w:t>
+              <w:t>Slot allowance ±1.5 mm (3 mm total) confirmed against the GS design (2026-05-27); numbers scale linearly with the slot.</w:t>
             </w:r>
           </w:p>
         </w:tc>

--- a/docs/vv-rattle-report.docx
+++ b/docs/vv-rattle-report.docx
@@ -23,7 +23,7 @@
           <w:color w:val="555555"/>
           <w:sz w:val="17"/>
         </w:rPr>
-        <w:t>Revised 2026-05-27  ·  5,000-sample Monte Carlo  ·  scipy HiGHS LP  ·  3-DOF rigid-body model  ·  metric: peak-to-peak range (n=1 wall displacement)</w:t>
+        <w:t>Revised 2026-05-28  ·  5,000-sample Monte Carlo  ·  scipy HiGHS LP  ·  metric: max departure from gravitational centre (n=1 first-wall shift)</w:t>
       </w:r>
     </w:p>
     <w:tbl>
@@ -65,35 +65,35 @@
                 <w:b w:val="0"/>
                 <w:sz w:val="20"/>
               </w:rPr>
-              <w:t xml:space="preserve">The vacuum vessel can rattle laterally over a </w:t>
+              <w:t xml:space="preserve">The VV rests on 9 </w:t>
             </w:r>
             <w:r>
               <w:rPr>
                 <w:b/>
                 <w:sz w:val="20"/>
               </w:rPr>
-              <w:t>peak-to-peak range of 3.09 mm</w:t>
+              <w:t>inward-inclined dual-hinge gravity supports</w:t>
             </w:r>
             <w:r>
               <w:rPr>
                 <w:b w:val="0"/>
                 <w:sz w:val="20"/>
               </w:rPr>
-              <w:t xml:space="preserve"> at the worst (nominal, fully-centred) assembly — a hard theoretical ceiling. This lateral motion is an </w:t>
+              <w:t xml:space="preserve"> that act as a gravitational pendulum well in the lateral DOF — the vessel self-centres at rest. The relevant rattle metric is therefore the </w:t>
             </w:r>
             <w:r>
               <w:rPr>
                 <w:b/>
                 <w:sz w:val="20"/>
               </w:rPr>
-              <w:t>n=1 rigid displacement of the first wall</w:t>
+              <w:t>maximum forced departure from the gravitational centre</w:t>
             </w:r>
             <w:r>
               <w:rPr>
                 <w:b w:val="0"/>
                 <w:sz w:val="20"/>
               </w:rPr>
-              <w:t>: during limited start-up on the inner wall it localises the heat load. Monte Carlo over random assemblies: P95 = 3.01 mm, median = 2.24 mm, mode ≈ 2.49 mm. A separate ±187.5 µrad rotation mode is n=0 (it does not perturb the plasma–wall gap).</w:t>
+              <w:t>. With the toroidal slot at ±1.5 mm (confirmed), nominal envelope = 1.547 mm; MC over independent assembly offsets gives P95 = 2.27 mm, P99 = 2.53 mm, median 1.53 mm, mode ≈ 1.49 mm, max ≈ 2.98 mm. Two EM cases drive forced departure: (a) the 0→3 MA, 10 s start-up ramp (lateral force comparable to the centering, near-resonant with the ~10 s natural period — peak excursions O(1 mm)); and (b) disruptions (MN-scale impulse → vessel velocity → impact at the dowel stops — potentially a bounding VVGS lateral load case).</w:t>
             </w:r>
           </w:p>
         </w:tc>
@@ -143,21 +143,21 @@
                 <w:b w:val="0"/>
                 <w:sz w:val="20"/>
               </w:rPr>
-              <w:t xml:space="preserve">the toroidal slot allowance is </w:t>
+              <w:t xml:space="preserve">toroidal slot allowance </w:t>
             </w:r>
             <w:r>
               <w:rPr>
                 <w:b/>
                 <w:sz w:val="20"/>
               </w:rPr>
-              <w:t>±1.5 mm (3 mm total travel)</w:t>
+              <w:t>±1.5 mm (3 mm total)</w:t>
             </w:r>
             <w:r>
               <w:rPr>
                 <w:b w:val="0"/>
                 <w:sz w:val="20"/>
               </w:rPr>
-              <w:t>, confirmed against the gravity-support design (2026-05-27). The analysis is linear in the gap, so a ±3 mm slot would double every number; the confirmed ±1.5 mm fixes the scale.</w:t>
+              <w:t>, confirmed against the GS design. All numbers below use this value; they scale linearly with the slot.</w:t>
             </w:r>
           </w:p>
         </w:tc>
@@ -181,7 +181,7 @@
           <w:color w:val="2B5797"/>
           <w:sz w:val="28"/>
         </w:rPr>
-        <w:t>1 — Physical mechanism</w:t>
+        <w:t>1 — Physical mechanism: the inclined-hinge VVGS</w:t>
       </w:r>
     </w:p>
     <w:p>
@@ -193,22 +193,490 @@
           <w:b w:val="0"/>
           <w:sz w:val="21"/>
         </w:rPr>
-        <w:t xml:space="preserve">The VV rests on </w:t>
+        <w:t xml:space="preserve">Each of the 9 gravity supports is a </w:t>
       </w:r>
       <w:r>
         <w:rPr>
           <w:b/>
           <w:sz w:val="21"/>
         </w:rPr>
-        <w:t>9 gravity supports</w:t>
+        <w:t>dual-hinge mechanism inclined at 15° from vertical</w:t>
       </w:r>
       <w:r>
         <w:rPr>
           <w:b w:val="0"/>
           <w:sz w:val="21"/>
         </w:rPr>
-        <w:t xml:space="preserve"> equally spaced toroidally on a ring of radius R ≈ 8 m. Each is a four-bar linkage with free radial motion and a toroidal pin limited to ±1.5 mm. Radial motion is free; toroidal motion is the constrained rattle. The 9×3 constraint matrix has AᵀA = diag(4.5, 4.5, 576) — exactly diagonal, so the three rigid-body DOFs are uncorrelated.</w:t>
+        <w:t xml:space="preserve">, leaning inward. The dual hinges permit radial motion (thermal expansion via dowel rotation) while the dowels' rigidity restrains toroidal motion to the ±1.5 mm slot. The inward inclination is deliberate: it puts the supports' common convergence point above the vessel CoG, so the vessel behaves as an inclined-hinge </w:t>
       </w:r>
+      <w:r>
+        <w:rPr>
+          <w:b/>
+          <w:sz w:val="21"/>
+        </w:rPr>
+        <w:t>gravitational pendulum</w:t>
+      </w:r>
+      <w:r>
+        <w:rPr>
+          <w:b w:val="0"/>
+          <w:sz w:val="21"/>
+        </w:rPr>
+        <w:t xml:space="preserve"> — the radial/lateral DOF sits in a parabolic potential well centred on the nominal position.</w:t>
+      </w:r>
+    </w:p>
+    <w:tbl>
+      <w:tblPr>
+        <w:tblW w:type="auto" w:w="0"/>
+        <w:jc w:val="center"/>
+        <w:tblLook w:firstColumn="1" w:firstRow="1" w:lastColumn="0" w:lastRow="0" w:noHBand="0" w:noVBand="1" w:val="04A0"/>
+      </w:tblPr>
+      <w:tblGrid>
+        <w:gridCol w:w="2880"/>
+        <w:gridCol w:w="2880"/>
+        <w:gridCol w:w="2880"/>
+      </w:tblGrid>
+      <w:tr>
+        <w:tc>
+          <w:tcPr>
+            <w:tcW w:type="dxa" w:w="2880"/>
+            <w:shd w:val="clear" w:fill="2b5797"/>
+            <w:tcBorders>
+              <w:top w:val="single" w:sz="4" w:color="2b5797"/>
+              <w:bottom w:val="single" w:sz="4" w:color="2b5797"/>
+              <w:left w:val="single" w:sz="4" w:color="2b5797"/>
+              <w:right w:val="single" w:sz="4" w:color="2b5797"/>
+            </w:tcBorders>
+          </w:tcPr>
+          <w:p>
+            <w:pPr>
+              <w:spacing w:before="0" w:after="40"/>
+            </w:pPr>
+            <w:r>
+              <w:rPr>
+                <w:b/>
+                <w:color w:val="FFFFFF"/>
+                <w:sz w:val="19"/>
+              </w:rPr>
+              <w:t>Quantity</w:t>
+            </w:r>
+          </w:p>
+        </w:tc>
+        <w:tc>
+          <w:tcPr>
+            <w:tcW w:type="dxa" w:w="2880"/>
+            <w:shd w:val="clear" w:fill="2b5797"/>
+            <w:tcBorders>
+              <w:top w:val="single" w:sz="4" w:color="2b5797"/>
+              <w:bottom w:val="single" w:sz="4" w:color="2b5797"/>
+              <w:left w:val="single" w:sz="4" w:color="2b5797"/>
+              <w:right w:val="single" w:sz="4" w:color="2b5797"/>
+            </w:tcBorders>
+          </w:tcPr>
+          <w:p>
+            <w:pPr>
+              <w:spacing w:before="0" w:after="40"/>
+            </w:pPr>
+            <w:r>
+              <w:rPr>
+                <w:b/>
+                <w:color w:val="FFFFFF"/>
+                <w:sz w:val="19"/>
+              </w:rPr>
+              <w:t>Value</w:t>
+            </w:r>
+          </w:p>
+        </w:tc>
+        <w:tc>
+          <w:tcPr>
+            <w:tcW w:type="dxa" w:w="2880"/>
+            <w:shd w:val="clear" w:fill="2b5797"/>
+            <w:tcBorders>
+              <w:top w:val="single" w:sz="4" w:color="2b5797"/>
+              <w:bottom w:val="single" w:sz="4" w:color="2b5797"/>
+              <w:left w:val="single" w:sz="4" w:color="2b5797"/>
+              <w:right w:val="single" w:sz="4" w:color="2b5797"/>
+            </w:tcBorders>
+          </w:tcPr>
+          <w:p>
+            <w:pPr>
+              <w:spacing w:before="0" w:after="40"/>
+            </w:pPr>
+            <w:r>
+              <w:rPr>
+                <w:b/>
+                <w:color w:val="FFFFFF"/>
+                <w:sz w:val="19"/>
+              </w:rPr>
+              <w:t>Notes</w:t>
+            </w:r>
+          </w:p>
+        </w:tc>
+      </w:tr>
+      <w:tr>
+        <w:tc>
+          <w:tcPr>
+            <w:tcW w:type="dxa" w:w="2880"/>
+            <w:shd w:val="clear" w:fill="ffffff"/>
+            <w:tcBorders>
+              <w:top w:val="single" w:sz="4" w:color="cccccc"/>
+              <w:bottom w:val="single" w:sz="4" w:color="cccccc"/>
+              <w:left w:val="single" w:sz="4" w:color="cccccc"/>
+              <w:right w:val="single" w:sz="4" w:color="cccccc"/>
+            </w:tcBorders>
+          </w:tcPr>
+          <w:p>
+            <w:pPr>
+              <w:spacing w:before="0" w:after="40"/>
+            </w:pPr>
+            <w:r>
+              <w:rPr>
+                <w:b/>
+                <w:sz w:val="19"/>
+              </w:rPr>
+              <w:t>Effective pendulum length L_eff</w:t>
+            </w:r>
+          </w:p>
+        </w:tc>
+        <w:tc>
+          <w:tcPr>
+            <w:tcW w:type="dxa" w:w="2880"/>
+            <w:shd w:val="clear" w:fill="ffffff"/>
+            <w:tcBorders>
+              <w:top w:val="single" w:sz="4" w:color="cccccc"/>
+              <w:bottom w:val="single" w:sz="4" w:color="cccccc"/>
+              <w:left w:val="single" w:sz="4" w:color="cccccc"/>
+              <w:right w:val="single" w:sz="4" w:color="cccccc"/>
+            </w:tcBorders>
+          </w:tcPr>
+          <w:p>
+            <w:pPr>
+              <w:spacing w:before="0" w:after="40"/>
+            </w:pPr>
+            <w:r>
+              <w:rPr>
+                <w:sz w:val="19"/>
+              </w:rPr>
+              <w:t>≈ 26 m</w:t>
+            </w:r>
+          </w:p>
+        </w:tc>
+        <w:tc>
+          <w:tcPr>
+            <w:tcW w:type="dxa" w:w="2880"/>
+            <w:shd w:val="clear" w:fill="ffffff"/>
+            <w:tcBorders>
+              <w:top w:val="single" w:sz="4" w:color="cccccc"/>
+              <w:bottom w:val="single" w:sz="4" w:color="cccccc"/>
+              <w:left w:val="single" w:sz="4" w:color="cccccc"/>
+              <w:right w:val="single" w:sz="4" w:color="cccccc"/>
+            </w:tcBorders>
+          </w:tcPr>
+          <w:p>
+            <w:pPr>
+              <w:spacing w:before="0" w:after="40"/>
+            </w:pPr>
+            <w:r>
+              <w:rPr>
+                <w:sz w:val="19"/>
+              </w:rPr>
+              <w:t>= R_s / tan(15°) − z_CoG ; sensitive to angle (~2 m / °)</w:t>
+            </w:r>
+          </w:p>
+        </w:tc>
+      </w:tr>
+      <w:tr>
+        <w:tc>
+          <w:tcPr>
+            <w:tcW w:type="dxa" w:w="2880"/>
+            <w:shd w:val="clear" w:fill="f4f7ff"/>
+            <w:tcBorders>
+              <w:top w:val="single" w:sz="4" w:color="cccccc"/>
+              <w:bottom w:val="single" w:sz="4" w:color="cccccc"/>
+              <w:left w:val="single" w:sz="4" w:color="cccccc"/>
+              <w:right w:val="single" w:sz="4" w:color="cccccc"/>
+            </w:tcBorders>
+          </w:tcPr>
+          <w:p>
+            <w:pPr>
+              <w:spacing w:before="0" w:after="40"/>
+            </w:pPr>
+            <w:r>
+              <w:rPr>
+                <w:b/>
+                <w:sz w:val="19"/>
+              </w:rPr>
+              <w:t>Lateral stiffness K = W / L_eff</w:t>
+            </w:r>
+          </w:p>
+        </w:tc>
+        <w:tc>
+          <w:tcPr>
+            <w:tcW w:type="dxa" w:w="2880"/>
+            <w:shd w:val="clear" w:fill="f4f7ff"/>
+            <w:tcBorders>
+              <w:top w:val="single" w:sz="4" w:color="cccccc"/>
+              <w:bottom w:val="single" w:sz="4" w:color="cccccc"/>
+              <w:left w:val="single" w:sz="4" w:color="cccccc"/>
+              <w:right w:val="single" w:sz="4" w:color="cccccc"/>
+            </w:tcBorders>
+          </w:tcPr>
+          <w:p>
+            <w:pPr>
+              <w:spacing w:before="0" w:after="40"/>
+            </w:pPr>
+            <w:r>
+              <w:rPr>
+                <w:sz w:val="19"/>
+              </w:rPr>
+              <w:t>≈ 3.0 kN / mm</w:t>
+            </w:r>
+          </w:p>
+        </w:tc>
+        <w:tc>
+          <w:tcPr>
+            <w:tcW w:type="dxa" w:w="2880"/>
+            <w:shd w:val="clear" w:fill="f4f7ff"/>
+            <w:tcBorders>
+              <w:top w:val="single" w:sz="4" w:color="cccccc"/>
+              <w:bottom w:val="single" w:sz="4" w:color="cccccc"/>
+              <w:left w:val="single" w:sz="4" w:color="cccccc"/>
+              <w:right w:val="single" w:sz="4" w:color="cccccc"/>
+            </w:tcBorders>
+          </w:tcPr>
+          <w:p>
+            <w:pPr>
+              <w:spacing w:before="0" w:after="40"/>
+            </w:pPr>
+            <w:r>
+              <w:rPr>
+                <w:sz w:val="19"/>
+              </w:rPr>
+              <w:t>with M ≈ 8000 t (VV + in-vessel)</w:t>
+            </w:r>
+          </w:p>
+        </w:tc>
+      </w:tr>
+      <w:tr>
+        <w:tc>
+          <w:tcPr>
+            <w:tcW w:type="dxa" w:w="2880"/>
+            <w:shd w:val="clear" w:fill="ffffff"/>
+            <w:tcBorders>
+              <w:top w:val="single" w:sz="4" w:color="cccccc"/>
+              <w:bottom w:val="single" w:sz="4" w:color="cccccc"/>
+              <w:left w:val="single" w:sz="4" w:color="cccccc"/>
+              <w:right w:val="single" w:sz="4" w:color="cccccc"/>
+            </w:tcBorders>
+          </w:tcPr>
+          <w:p>
+            <w:pPr>
+              <w:spacing w:before="0" w:after="40"/>
+            </w:pPr>
+            <w:r>
+              <w:rPr>
+                <w:b/>
+                <w:sz w:val="19"/>
+              </w:rPr>
+              <w:t>Natural period T_n</w:t>
+            </w:r>
+          </w:p>
+        </w:tc>
+        <w:tc>
+          <w:tcPr>
+            <w:tcW w:type="dxa" w:w="2880"/>
+            <w:shd w:val="clear" w:fill="ffffff"/>
+            <w:tcBorders>
+              <w:top w:val="single" w:sz="4" w:color="cccccc"/>
+              <w:bottom w:val="single" w:sz="4" w:color="cccccc"/>
+              <w:left w:val="single" w:sz="4" w:color="cccccc"/>
+              <w:right w:val="single" w:sz="4" w:color="cccccc"/>
+            </w:tcBorders>
+          </w:tcPr>
+          <w:p>
+            <w:pPr>
+              <w:spacing w:before="0" w:after="40"/>
+            </w:pPr>
+            <w:r>
+              <w:rPr>
+                <w:sz w:val="19"/>
+              </w:rPr>
+              <w:t>≈ 10 s (f ≈ 0.1 Hz)</w:t>
+            </w:r>
+          </w:p>
+        </w:tc>
+        <w:tc>
+          <w:tcPr>
+            <w:tcW w:type="dxa" w:w="2880"/>
+            <w:shd w:val="clear" w:fill="ffffff"/>
+            <w:tcBorders>
+              <w:top w:val="single" w:sz="4" w:color="cccccc"/>
+              <w:bottom w:val="single" w:sz="4" w:color="cccccc"/>
+              <w:left w:val="single" w:sz="4" w:color="cccccc"/>
+              <w:right w:val="single" w:sz="4" w:color="cccccc"/>
+            </w:tcBorders>
+          </w:tcPr>
+          <w:p>
+            <w:pPr>
+              <w:spacing w:before="0" w:after="40"/>
+            </w:pPr>
+            <w:r>
+              <w:rPr>
+                <w:sz w:val="19"/>
+              </w:rPr>
+              <w:t>depends on L_eff only, not on M</w:t>
+            </w:r>
+          </w:p>
+        </w:tc>
+      </w:tr>
+      <w:tr>
+        <w:tc>
+          <w:tcPr>
+            <w:tcW w:type="dxa" w:w="2880"/>
+            <w:shd w:val="clear" w:fill="f4f7ff"/>
+            <w:tcBorders>
+              <w:top w:val="single" w:sz="4" w:color="cccccc"/>
+              <w:bottom w:val="single" w:sz="4" w:color="cccccc"/>
+              <w:left w:val="single" w:sz="4" w:color="cccccc"/>
+              <w:right w:val="single" w:sz="4" w:color="cccccc"/>
+            </w:tcBorders>
+          </w:tcPr>
+          <w:p>
+            <w:pPr>
+              <w:spacing w:before="0" w:after="40"/>
+            </w:pPr>
+            <w:r>
+              <w:rPr>
+                <w:b/>
+                <w:sz w:val="19"/>
+              </w:rPr>
+              <w:t>Force to reach the ±1.5 mm stop</w:t>
+            </w:r>
+          </w:p>
+        </w:tc>
+        <w:tc>
+          <w:tcPr>
+            <w:tcW w:type="dxa" w:w="2880"/>
+            <w:shd w:val="clear" w:fill="f4f7ff"/>
+            <w:tcBorders>
+              <w:top w:val="single" w:sz="4" w:color="cccccc"/>
+              <w:bottom w:val="single" w:sz="4" w:color="cccccc"/>
+              <w:left w:val="single" w:sz="4" w:color="cccccc"/>
+              <w:right w:val="single" w:sz="4" w:color="cccccc"/>
+            </w:tcBorders>
+          </w:tcPr>
+          <w:p>
+            <w:pPr>
+              <w:spacing w:before="0" w:after="40"/>
+            </w:pPr>
+            <w:r>
+              <w:rPr>
+                <w:sz w:val="19"/>
+              </w:rPr>
+              <w:t>≈ 4.5 kN</w:t>
+            </w:r>
+          </w:p>
+        </w:tc>
+        <w:tc>
+          <w:tcPr>
+            <w:tcW w:type="dxa" w:w="2880"/>
+            <w:shd w:val="clear" w:fill="f4f7ff"/>
+            <w:tcBorders>
+              <w:top w:val="single" w:sz="4" w:color="cccccc"/>
+              <w:bottom w:val="single" w:sz="4" w:color="cccccc"/>
+              <w:left w:val="single" w:sz="4" w:color="cccccc"/>
+              <w:right w:val="single" w:sz="4" w:color="cccccc"/>
+            </w:tcBorders>
+          </w:tcPr>
+          <w:p>
+            <w:pPr>
+              <w:spacing w:before="0" w:after="40"/>
+            </w:pPr>
+            <w:r>
+              <w:rPr>
+                <w:sz w:val="19"/>
+              </w:rPr>
+              <w:t>≈ 6×10⁻⁵ of the 78 MN weight</w:t>
+            </w:r>
+          </w:p>
+        </w:tc>
+      </w:tr>
+      <w:tr>
+        <w:tc>
+          <w:tcPr>
+            <w:tcW w:type="dxa" w:w="2880"/>
+            <w:shd w:val="clear" w:fill="ffffff"/>
+            <w:tcBorders>
+              <w:top w:val="single" w:sz="4" w:color="cccccc"/>
+              <w:bottom w:val="single" w:sz="4" w:color="cccccc"/>
+              <w:left w:val="single" w:sz="4" w:color="cccccc"/>
+              <w:right w:val="single" w:sz="4" w:color="cccccc"/>
+            </w:tcBorders>
+          </w:tcPr>
+          <w:p>
+            <w:pPr>
+              <w:spacing w:before="0" w:after="40"/>
+            </w:pPr>
+            <w:r>
+              <w:rPr>
+                <w:b/>
+                <w:sz w:val="19"/>
+              </w:rPr>
+              <w:t>Rest position (no lateral force)</w:t>
+            </w:r>
+          </w:p>
+        </w:tc>
+        <w:tc>
+          <w:tcPr>
+            <w:tcW w:type="dxa" w:w="2880"/>
+            <w:shd w:val="clear" w:fill="ffffff"/>
+            <w:tcBorders>
+              <w:top w:val="single" w:sz="4" w:color="cccccc"/>
+              <w:bottom w:val="single" w:sz="4" w:color="cccccc"/>
+              <w:left w:val="single" w:sz="4" w:color="cccccc"/>
+              <w:right w:val="single" w:sz="4" w:color="cccccc"/>
+            </w:tcBorders>
+          </w:tcPr>
+          <w:p>
+            <w:pPr>
+              <w:spacing w:before="0" w:after="40"/>
+            </w:pPr>
+            <w:r>
+              <w:rPr>
+                <w:sz w:val="19"/>
+              </w:rPr>
+              <w:t>q* = 0 (centred)</w:t>
+            </w:r>
+          </w:p>
+        </w:tc>
+        <w:tc>
+          <w:tcPr>
+            <w:tcW w:type="dxa" w:w="2880"/>
+            <w:shd w:val="clear" w:fill="ffffff"/>
+            <w:tcBorders>
+              <w:top w:val="single" w:sz="4" w:color="cccccc"/>
+              <w:bottom w:val="single" w:sz="4" w:color="cccccc"/>
+              <w:left w:val="single" w:sz="4" w:color="cccccc"/>
+              <w:right w:val="single" w:sz="4" w:color="cccccc"/>
+            </w:tcBorders>
+          </w:tcPr>
+          <w:p>
+            <w:pPr>
+              <w:spacing w:before="0" w:after="40"/>
+            </w:pPr>
+            <w:r>
+              <w:rPr>
+                <w:sz w:val="19"/>
+              </w:rPr>
+              <w:t>gravitational PE minimum</w:t>
+            </w:r>
+          </w:p>
+        </w:tc>
+      </w:tr>
+    </w:tbl>
+    <w:p>
+      <w:pPr>
+        <w:spacing w:after="40"/>
+      </w:pPr>
     </w:p>
     <w:p>
       <w:pPr>
@@ -223,19 +691,7 @@
           <w:color w:val="2B5797"/>
           <w:sz w:val="28"/>
         </w:rPr>
-        <w:t>2 — Why it matters: two distinct consequences</w:t>
-      </w:r>
-    </w:p>
-    <w:p>
-      <w:pPr>
-        <w:spacing w:after="120"/>
-      </w:pPr>
-      <w:r>
-        <w:rPr>
-          <w:b w:val="0"/>
-          <w:sz w:val="21"/>
-        </w:rPr>
-        <w:t>The lateral rattle is a rigid horizontal shift of the vessel. It has two largely independent consequences, both bounded by the peak-to-peak range — one quasi-static, one dynamic.</w:t>
+        <w:t>2 — How the centering force reframes the analysis</w:t>
       </w:r>
     </w:p>
     <w:tbl>
@@ -251,14 +707,14 @@
         <w:tc>
           <w:tcPr>
             <w:tcW w:type="dxa" w:w="8640"/>
-            <w:shd w:val="clear" w:fill="fff0ee"/>
+            <w:shd w:val="clear" w:fill="e8efff"/>
             <w:tcBorders>
-              <w:left w:val="single" w:sz="24" w:color="cc2200"/>
+              <w:left w:val="single" w:sz="24" w:color="2255aa"/>
             </w:tcBorders>
             <w:tcBorders>
-              <w:top w:val="single" w:sz="4" w:color="fff0ee"/>
-              <w:bottom w:val="single" w:sz="4" w:color="fff0ee"/>
-              <w:right w:val="single" w:sz="4" w:color="fff0ee"/>
+              <w:top w:val="single" w:sz="4" w:color="e8efff"/>
+              <w:bottom w:val="single" w:sz="4" w:color="e8efff"/>
+              <w:right w:val="single" w:sz="4" w:color="e8efff"/>
             </w:tcBorders>
           </w:tcPr>
           <w:p>
@@ -268,16 +724,30 @@
             <w:r>
               <w:rPr>
                 <w:b/>
-                <w:color w:val="CC2200"/>
+                <w:color w:val="2255AA"/>
               </w:rPr>
-              <w:t xml:space="preserve">(a) n=1 first-wall positioning:  </w:t>
+              <w:t xml:space="preserve">Self-centred rest position:  </w:t>
             </w:r>
             <w:r>
               <w:rPr>
                 <w:b w:val="0"/>
                 <w:sz w:val="20"/>
               </w:rPr>
-              <w:t>A horizontal shift makes the plasma–wall gap vary as cos(toroidal angle) — a textbook n=1 perturbation. Between shots the vessel settles to a different position; when the plasma is limited on the inner wall during start-up, the gap asymmetry localises the start-up heat load toroidally.</w:t>
+              <w:t xml:space="preserve">At rest the vessel self-centres to q = 0 regardless of the toroidal assembly offsets — the pins simply sit at u_i in their ±1.5 mm slots while the vessel is centred. The relevant metric is no longer the peak-to-peak range but the </w:t>
+            </w:r>
+            <w:r>
+              <w:rPr>
+                <w:b/>
+                <w:sz w:val="20"/>
+              </w:rPr>
+              <w:t>max one-sided departure from the gravitational centre</w:t>
+            </w:r>
+            <w:r>
+              <w:rPr>
+                <w:b w:val="0"/>
+                <w:sz w:val="20"/>
+              </w:rPr>
+              <w:t xml:space="preserve"> under sufficient lateral force; this is bounded by the kinematic polytope.</w:t>
             </w:r>
           </w:p>
         </w:tc>
@@ -287,82 +757,6 @@
       <w:pPr>
         <w:spacing w:after="40"/>
       </w:pPr>
-    </w:p>
-    <w:tbl>
-      <w:tblPr>
-        <w:tblW w:type="auto" w:w="0"/>
-        <w:jc w:val="center"/>
-        <w:tblLook w:firstColumn="1" w:firstRow="1" w:lastColumn="0" w:lastRow="0" w:noHBand="0" w:noVBand="1" w:val="04A0"/>
-      </w:tblPr>
-      <w:tblGrid>
-        <w:gridCol w:w="8640"/>
-      </w:tblGrid>
-      <w:tr>
-        <w:tc>
-          <w:tcPr>
-            <w:tcW w:type="dxa" w:w="8640"/>
-            <w:shd w:val="clear" w:fill="fff8e0"/>
-            <w:tcBorders>
-              <w:left w:val="single" w:sz="24" w:color="cc8800"/>
-            </w:tcBorders>
-            <w:tcBorders>
-              <w:top w:val="single" w:sz="4" w:color="fff8e0"/>
-              <w:bottom w:val="single" w:sz="4" w:color="fff8e0"/>
-              <w:right w:val="single" w:sz="4" w:color="fff8e0"/>
-            </w:tcBorders>
-          </w:tcPr>
-          <w:p>
-            <w:pPr>
-              <w:spacing w:before="0" w:after="40"/>
-            </w:pPr>
-            <w:r>
-              <w:rPr>
-                <w:b/>
-                <w:color w:val="CC8800"/>
-              </w:rPr>
-              <w:t xml:space="preserve">(b) EM-driven impact (dynamic):  </w:t>
-            </w:r>
-            <w:r>
-              <w:rPr>
-                <w:b w:val="0"/>
-                <w:sz w:val="20"/>
-              </w:rPr>
-              <w:t>Because the vessel is mobile within its ±1.5 mm slots, EM loads (disruptions, VDEs, halo currents) can accelerate it across the gap until it impacts its end-stops. The shock loads on the gravity supports, and fatigue from repeated impact cycling, can be significant and must be assessed dynamically — not only as a static positioning number.</w:t>
-            </w:r>
-          </w:p>
-        </w:tc>
-      </w:tr>
-    </w:tbl>
-    <w:p>
-      <w:pPr>
-        <w:spacing w:after="40"/>
-      </w:pPr>
-    </w:p>
-    <w:p>
-      <w:pPr>
-        <w:spacing w:after="120"/>
-      </w:pPr>
-      <w:r>
-        <w:rPr>
-          <w:b w:val="0"/>
-          <w:sz w:val="21"/>
-        </w:rPr>
-        <w:t xml:space="preserve">Rotation about the vertical axis is </w:t>
-      </w:r>
-      <w:r>
-        <w:rPr>
-          <w:b/>
-          <w:sz w:val="21"/>
-        </w:rPr>
-        <w:t>n=0</w:t>
-      </w:r>
-      <w:r>
-        <w:rPr>
-          <w:b w:val="0"/>
-          <w:sz w:val="21"/>
-        </w:rPr>
-        <w:t xml:space="preserve"> — it leaves the plasma–wall gap unchanged and is treated as a separate local-alignment mode, not part of the n=1 budget.</w:t>
-      </w:r>
     </w:p>
     <w:p>
       <w:pPr>
@@ -377,19 +771,7 @@
           <w:color w:val="2B5797"/>
           <w:sz w:val="28"/>
         </w:rPr>
-        <w:t>3 — The number: peak-to-peak rattle range</w:t>
-      </w:r>
-    </w:p>
-    <w:p>
-      <w:pPr>
-        <w:spacing w:after="120"/>
-      </w:pPr>
-      <w:r>
-        <w:rPr>
-          <w:b w:val="0"/>
-          <w:sz w:val="21"/>
-        </w:rPr>
-        <w:t>Each support travels ±1.5 mm, yet the nominal range is 3.093 mm — slightly over the 3 mm slot because the rotation DOF lets the centre exploit the angled supports' slack (a 3-support binding vertex). 5,000-sample Monte Carlo over random assemblies:</w:t>
+        <w:t>3 — The number: max departure from centre (MC)</w:t>
       </w:r>
     </w:p>
     <w:tbl>
@@ -450,7 +832,7 @@
                 <w:color w:val="FFFFFF"/>
                 <w:sz w:val="19"/>
               </w:rPr>
-              <w:t>Range (mm)</w:t>
+              <w:t>Departure (mm)</w:t>
             </w:r>
           </w:p>
         </w:tc>
@@ -501,7 +883,7 @@
                 <w:b/>
                 <w:sz w:val="19"/>
               </w:rPr>
-              <w:t>LP ceiling (nominal u=0)</w:t>
+              <w:t>Nominal (u = 0)</w:t>
             </w:r>
           </w:p>
         </w:tc>
@@ -524,7 +906,7 @@
               <w:rPr>
                 <w:sz w:val="19"/>
               </w:rPr>
-              <w:t>3.093</w:t>
+              <w:t>1.547</w:t>
             </w:r>
           </w:p>
         </w:tc>
@@ -547,7 +929,151 @@
               <w:rPr>
                 <w:sz w:val="19"/>
               </w:rPr>
-              <w:t>Hard maximum; centred assembly = worst = team's target</w:t>
+              <w:t>Symmetric envelope half-width</w:t>
+            </w:r>
+          </w:p>
+        </w:tc>
+      </w:tr>
+      <w:tr>
+        <w:tc>
+          <w:tcPr>
+            <w:tcW w:type="dxa" w:w="2880"/>
+            <w:shd w:val="clear" w:fill="f4f7ff"/>
+            <w:tcBorders>
+              <w:top w:val="single" w:sz="4" w:color="cccccc"/>
+              <w:bottom w:val="single" w:sz="4" w:color="cccccc"/>
+              <w:left w:val="single" w:sz="4" w:color="cccccc"/>
+              <w:right w:val="single" w:sz="4" w:color="cccccc"/>
+            </w:tcBorders>
+          </w:tcPr>
+          <w:p>
+            <w:pPr>
+              <w:spacing w:before="0" w:after="40"/>
+            </w:pPr>
+            <w:r>
+              <w:rPr>
+                <w:b/>
+                <w:sz w:val="19"/>
+              </w:rPr>
+              <w:t>Mode</w:t>
+            </w:r>
+          </w:p>
+        </w:tc>
+        <w:tc>
+          <w:tcPr>
+            <w:tcW w:type="dxa" w:w="2880"/>
+            <w:shd w:val="clear" w:fill="f4f7ff"/>
+            <w:tcBorders>
+              <w:top w:val="single" w:sz="4" w:color="cccccc"/>
+              <w:bottom w:val="single" w:sz="4" w:color="cccccc"/>
+              <w:left w:val="single" w:sz="4" w:color="cccccc"/>
+              <w:right w:val="single" w:sz="4" w:color="cccccc"/>
+            </w:tcBorders>
+          </w:tcPr>
+          <w:p>
+            <w:pPr>
+              <w:spacing w:before="0" w:after="40"/>
+            </w:pPr>
+            <w:r>
+              <w:rPr>
+                <w:sz w:val="19"/>
+              </w:rPr>
+              <w:t>1.49</w:t>
+            </w:r>
+          </w:p>
+        </w:tc>
+        <w:tc>
+          <w:tcPr>
+            <w:tcW w:type="dxa" w:w="2880"/>
+            <w:shd w:val="clear" w:fill="f4f7ff"/>
+            <w:tcBorders>
+              <w:top w:val="single" w:sz="4" w:color="cccccc"/>
+              <w:bottom w:val="single" w:sz="4" w:color="cccccc"/>
+              <w:left w:val="single" w:sz="4" w:color="cccccc"/>
+              <w:right w:val="single" w:sz="4" w:color="cccccc"/>
+            </w:tcBorders>
+          </w:tcPr>
+          <w:p>
+            <w:pPr>
+              <w:spacing w:before="0" w:after="40"/>
+            </w:pPr>
+            <w:r>
+              <w:rPr>
+                <w:sz w:val="19"/>
+              </w:rPr>
+              <w:t>Most probable as-built value</w:t>
+            </w:r>
+          </w:p>
+        </w:tc>
+      </w:tr>
+      <w:tr>
+        <w:tc>
+          <w:tcPr>
+            <w:tcW w:type="dxa" w:w="2880"/>
+            <w:shd w:val="clear" w:fill="ffffff"/>
+            <w:tcBorders>
+              <w:top w:val="single" w:sz="4" w:color="cccccc"/>
+              <w:bottom w:val="single" w:sz="4" w:color="cccccc"/>
+              <w:left w:val="single" w:sz="4" w:color="cccccc"/>
+              <w:right w:val="single" w:sz="4" w:color="cccccc"/>
+            </w:tcBorders>
+          </w:tcPr>
+          <w:p>
+            <w:pPr>
+              <w:spacing w:before="0" w:after="40"/>
+            </w:pPr>
+            <w:r>
+              <w:rPr>
+                <w:b/>
+                <w:sz w:val="19"/>
+              </w:rPr>
+              <w:t>Median (P50)</w:t>
+            </w:r>
+          </w:p>
+        </w:tc>
+        <w:tc>
+          <w:tcPr>
+            <w:tcW w:type="dxa" w:w="2880"/>
+            <w:shd w:val="clear" w:fill="ffffff"/>
+            <w:tcBorders>
+              <w:top w:val="single" w:sz="4" w:color="cccccc"/>
+              <w:bottom w:val="single" w:sz="4" w:color="cccccc"/>
+              <w:left w:val="single" w:sz="4" w:color="cccccc"/>
+              <w:right w:val="single" w:sz="4" w:color="cccccc"/>
+            </w:tcBorders>
+          </w:tcPr>
+          <w:p>
+            <w:pPr>
+              <w:spacing w:before="0" w:after="40"/>
+            </w:pPr>
+            <w:r>
+              <w:rPr>
+                <w:sz w:val="19"/>
+              </w:rPr>
+              <w:t>1.53</w:t>
+            </w:r>
+          </w:p>
+        </w:tc>
+        <w:tc>
+          <w:tcPr>
+            <w:tcW w:type="dxa" w:w="2880"/>
+            <w:shd w:val="clear" w:fill="ffffff"/>
+            <w:tcBorders>
+              <w:top w:val="single" w:sz="4" w:color="cccccc"/>
+              <w:bottom w:val="single" w:sz="4" w:color="cccccc"/>
+              <w:left w:val="single" w:sz="4" w:color="cccccc"/>
+              <w:right w:val="single" w:sz="4" w:color="cccccc"/>
+            </w:tcBorders>
+          </w:tcPr>
+          <w:p>
+            <w:pPr>
+              <w:spacing w:before="0" w:after="40"/>
+            </w:pPr>
+            <w:r>
+              <w:rPr>
+                <w:sz w:val="19"/>
+              </w:rPr>
+              <w:t>Typical random assembly</w:t>
             </w:r>
           </w:p>
         </w:tc>
@@ -596,7 +1122,7 @@
               <w:rPr>
                 <w:sz w:val="19"/>
               </w:rPr>
-              <w:t>3.01</w:t>
+              <w:t>2.27</w:t>
             </w:r>
           </w:p>
         </w:tc>
@@ -619,7 +1145,7 @@
               <w:rPr>
                 <w:sz w:val="19"/>
               </w:rPr>
-              <w:t>95th percentile of random assemblies</w:t>
+              <w:t>95th percentile</w:t>
             </w:r>
           </w:p>
         </w:tc>
@@ -645,7 +1171,7 @@
                 <w:b/>
                 <w:sz w:val="19"/>
               </w:rPr>
-              <w:t>Mode</w:t>
+              <w:t>P99</w:t>
             </w:r>
           </w:p>
         </w:tc>
@@ -668,7 +1194,7 @@
               <w:rPr>
                 <w:sz w:val="19"/>
               </w:rPr>
-              <w:t>2.49</w:t>
+              <w:t>2.53</w:t>
             </w:r>
           </w:p>
         </w:tc>
@@ -691,7 +1217,6 @@
               <w:rPr>
                 <w:sz w:val="19"/>
               </w:rPr>
-              <w:t>Most probable as-built value</w:t>
             </w:r>
           </w:p>
         </w:tc>
@@ -717,7 +1242,7 @@
                 <w:b/>
                 <w:sz w:val="19"/>
               </w:rPr>
-              <w:t>Median</w:t>
+              <w:t>Max observed</w:t>
             </w:r>
           </w:p>
         </w:tc>
@@ -740,7 +1265,7 @@
               <w:rPr>
                 <w:sz w:val="19"/>
               </w:rPr>
-              <w:t>2.24</w:t>
+              <w:t>2.98</w:t>
             </w:r>
           </w:p>
         </w:tc>
@@ -763,7 +1288,7 @@
               <w:rPr>
                 <w:sz w:val="19"/>
               </w:rPr>
-              <w:t>Typical random assembly</w:t>
+              <w:t>Kinematic ceiling on forced departure</w:t>
             </w:r>
           </w:p>
         </w:tc>
@@ -824,7 +1349,7 @@
           <w:color w:val="555555"/>
           <w:sz w:val="17"/>
         </w:rPr>
-        <w:t>Peak-to-peak range distribution and CDF; nominal ceiling and percentiles marked.</w:t>
+        <w:t>Departure-from-centre distribution and CDF. Nominal (u=0) gives the symmetric envelope; offset assemblies reach further from the gravitational centre.</w:t>
       </w:r>
     </w:p>
     <w:tbl>
@@ -840,14 +1365,14 @@
         <w:tc>
           <w:tcPr>
             <w:tcW w:type="dxa" w:w="8640"/>
-            <w:shd w:val="clear" w:fill="fff8e0"/>
+            <w:shd w:val="clear" w:fill="e8efff"/>
             <w:tcBorders>
-              <w:left w:val="single" w:sz="24" w:color="cc8800"/>
+              <w:left w:val="single" w:sz="24" w:color="2255aa"/>
             </w:tcBorders>
             <w:tcBorders>
-              <w:top w:val="single" w:sz="4" w:color="fff8e0"/>
-              <w:bottom w:val="single" w:sz="4" w:color="fff8e0"/>
-              <w:right w:val="single" w:sz="4" w:color="fff8e0"/>
+              <w:top w:val="single" w:sz="4" w:color="e8efff"/>
+              <w:bottom w:val="single" w:sz="4" w:color="e8efff"/>
+              <w:right w:val="single" w:sz="4" w:color="e8efff"/>
             </w:tcBorders>
           </w:tcPr>
           <w:p>
@@ -857,30 +1382,16 @@
             <w:r>
               <w:rPr>
                 <w:b/>
-                <w:color w:val="CC8800"/>
+                <w:color w:val="2255AA"/>
               </w:rPr>
-              <w:t xml:space="preserve">Caution:  </w:t>
+              <w:t xml:space="preserve">This is the n = 1 wall budget input:  </w:t>
             </w:r>
             <w:r>
               <w:rPr>
                 <w:b w:val="0"/>
                 <w:sz w:val="20"/>
               </w:rPr>
-              <w:t xml:space="preserve">The range is robust to assembly scatter (P95 = 3.01 mm is barely below the ceiling), and the team aims to centre the brackets — which is the worst case. Use </w:t>
-            </w:r>
-            <w:r>
-              <w:rPr>
-                <w:b/>
-                <w:sz w:val="20"/>
-              </w:rPr>
-              <w:t>3.09 mm</w:t>
-            </w:r>
-            <w:r>
-              <w:rPr>
-                <w:b w:val="0"/>
-                <w:sz w:val="20"/>
-              </w:rPr>
-              <w:t>. The MC P95 is not a relaxation of the design case.</w:t>
+              <w:t>Quiescent (no significant lateral load) the vessel sits at the gravitational centre — n = 1 wall contribution ≈ 0. Under forced load the vessel departs from centre up to the polytope boundary — the MC bounds that kinematic ceiling.</w:t>
             </w:r>
           </w:p>
         </w:tc>
@@ -904,7 +1415,7 @@
           <w:color w:val="2B5797"/>
           <w:sz w:val="28"/>
         </w:rPr>
-        <w:t>4 — Worst case and typical assembly</w:t>
+        <w:t>4 — Forced excursion: worst &amp;amp; typical assembly</w:t>
       </w:r>
     </w:p>
     <w:p>
@@ -916,7 +1427,7 @@
           <w:b w:val="0"/>
           <w:sz w:val="21"/>
         </w:rPr>
-        <w:t>The VV rocks along its principal rattle axis. Animations play in the served HTML report; below, each GIF (first frame) is followed by a key-frame strip showing the motion.</w:t>
+        <w:t>The animations show the VV rocked through its polytope along the principal axis — the kinematic envelope of possible forced motion about the centre. At rest the vessel sits at the mid-frame (q = 0); under sufficient lateral force it can be driven to the extremes. ×1500 magnification.</w:t>
       </w:r>
     </w:p>
     <w:tbl>
@@ -958,7 +1469,7 @@
                 <w:b w:val="0"/>
                 <w:sz w:val="20"/>
               </w:rPr>
-              <w:t>At each support the grey toroidal slot (red ±1.5 mm end-stops) stays a constant radial distance from the vessel — the four-bar linkage moves radially with it, so radial motion is free — while the coloured pin shows the toroidal-constraint usage (blue = slack, orange = near limit, red = at the stop).</w:t>
+              <w:t>Each grey toroidal slot stays at constant radial distance from the wall — the four-bar linkage moves radially with the vessel. The coloured pin shows the toroidal-constraint usage (blue = slack, orange = near limit, red = at stop).</w:t>
             </w:r>
           </w:p>
         </w:tc>
@@ -1019,7 +1530,7 @@
           <w:color w:val="555555"/>
           <w:sz w:val="17"/>
         </w:rPr>
-        <w:t>Worst case — peak-to-peak range 3.09 mm (the design bound). [animated GIF]</w:t>
+        <w:t>Worst MC sample — max departure ≈ 2.98 mm (polytope diameter ≈ 3.09 mm). [GIF first frame]</w:t>
       </w:r>
     </w:p>
     <w:p>
@@ -1072,7 +1583,7 @@
           <w:color w:val="555555"/>
           <w:sz w:val="17"/>
         </w:rPr>
-        <w:t>Worst-case key frames (×500 magnification).</w:t>
+        <w:t>Worst-case key frames (×1500 magnification).</w:t>
       </w:r>
     </w:p>
     <w:p>
@@ -1125,7 +1636,7 @@
           <w:color w:val="555555"/>
           <w:sz w:val="17"/>
         </w:rPr>
-        <w:t>Typical as-built assembly, near the distribution mode — range ≈ 2.49 mm (the most likely value). [animated GIF]</w:t>
+        <w:t>Typical as-built assembly (near the distribution mode) — max departure ≈ 1.49 mm (the most likely value). [GIF first frame]</w:t>
       </w:r>
     </w:p>
     <w:p>
@@ -1178,7 +1689,7 @@
           <w:color w:val="555555"/>
           <w:sz w:val="17"/>
         </w:rPr>
-        <w:t>Near-mode (typical assembly) key frames (×500 magnification).</w:t>
+        <w:t>Near-mode (typical assembly) key frames (×1500 magnification).</w:t>
       </w:r>
     </w:p>
     <w:p>
@@ -1194,7 +1705,7 @@
           <w:color w:val="2B5797"/>
           <w:sz w:val="28"/>
         </w:rPr>
-        <w:t>5 — Effect of gap measurements (one sector landed)</w:t>
+        <w:t>5 — Effect of gap measurements (now much more powerful)</w:t>
       </w:r>
     </w:p>
     <w:p>
@@ -1206,7 +1717,35 @@
           <w:b w:val="0"/>
           <w:sz w:val="21"/>
         </w:rPr>
-        <w:t>Measuring a bracket gap fixes where its 3 mm constraint band sits, not its width — so the bound tightens only when a measured offset happens to be a binding constraint. Because AᵀA is diagonal, adjacent vs spread-out supports are statistically identical (no 'coupled cluster' to target).</w:t>
+        <w:t xml:space="preserve">Important reversal from the previous diameter framing: the polytope diameter is set by the 3 mm slot and is essentially insensitive to the assembly offsets, but the </w:t>
+      </w:r>
+      <w:r>
+        <w:rPr>
+          <w:b/>
+          <w:sz w:val="21"/>
+        </w:rPr>
+        <w:t>departure from centre</w:t>
+      </w:r>
+      <w:r>
+        <w:rPr>
+          <w:b w:val="0"/>
+          <w:sz w:val="21"/>
+        </w:rPr>
+        <w:t xml:space="preserve"> is governed by how far the polytope is offset from q = 0 — exactly what the u_i set — so each measured gap directly tightens the conditional departure distribution. AᵀA is exactly diagonal so adjacency is irrelevant; only the </w:t>
+      </w:r>
+      <w:r>
+        <w:rPr>
+          <w:b/>
+          <w:sz w:val="21"/>
+        </w:rPr>
+        <w:t>number</w:t>
+      </w:r>
+      <w:r>
+        <w:rPr>
+          <w:b w:val="0"/>
+          <w:sz w:val="21"/>
+        </w:rPr>
+        <w:t xml:space="preserve"> of measurements matters.</w:t>
       </w:r>
     </w:p>
     <w:tbl>
@@ -1216,14 +1755,15 @@
         <w:tblLook w:firstColumn="1" w:firstRow="1" w:lastColumn="0" w:lastRow="0" w:noHBand="0" w:noVBand="1" w:val="04A0"/>
       </w:tblPr>
       <w:tblGrid>
-        <w:gridCol w:w="2880"/>
-        <w:gridCol w:w="2880"/>
-        <w:gridCol w:w="2880"/>
+        <w:gridCol w:w="2160"/>
+        <w:gridCol w:w="2160"/>
+        <w:gridCol w:w="2160"/>
+        <w:gridCol w:w="2160"/>
       </w:tblGrid>
       <w:tr>
         <w:tc>
           <w:tcPr>
-            <w:tcW w:type="dxa" w:w="2880"/>
+            <w:tcW w:type="dxa" w:w="2160"/>
             <w:shd w:val="clear" w:fill="2b5797"/>
             <w:tcBorders>
               <w:top w:val="single" w:sz="4" w:color="2b5797"/>
@@ -1248,7 +1788,7 @@
         </w:tc>
         <w:tc>
           <w:tcPr>
-            <w:tcW w:type="dxa" w:w="2880"/>
+            <w:tcW w:type="dxa" w:w="2160"/>
             <w:shd w:val="clear" w:fill="2b5797"/>
             <w:tcBorders>
               <w:top w:val="single" w:sz="4" w:color="2b5797"/>
@@ -1267,13 +1807,38 @@
                 <w:color w:val="FFFFFF"/>
                 <w:sz w:val="19"/>
               </w:rPr>
-              <w:t>Conditional P95 (mm)</w:t>
+              <w:t>P95 — centred (mm)</w:t>
             </w:r>
           </w:p>
         </w:tc>
         <w:tc>
           <w:tcPr>
-            <w:tcW w:type="dxa" w:w="2880"/>
+            <w:tcW w:type="dxa" w:w="2160"/>
+            <w:shd w:val="clear" w:fill="2b5797"/>
+            <w:tcBorders>
+              <w:top w:val="single" w:sz="4" w:color="2b5797"/>
+              <w:bottom w:val="single" w:sz="4" w:color="2b5797"/>
+              <w:left w:val="single" w:sz="4" w:color="2b5797"/>
+              <w:right w:val="single" w:sz="4" w:color="2b5797"/>
+            </w:tcBorders>
+          </w:tcPr>
+          <w:p>
+            <w:pPr>
+              <w:spacing w:before="0" w:after="40"/>
+            </w:pPr>
+            <w:r>
+              <w:rPr>
+                <w:b/>
+                <w:color w:val="FFFFFF"/>
+                <w:sz w:val="19"/>
+              </w:rPr>
+              <w:t>P95 — typical (mm)</w:t>
+            </w:r>
+          </w:p>
+        </w:tc>
+        <w:tc>
+          <w:tcPr>
+            <w:tcW w:type="dxa" w:w="2160"/>
             <w:shd w:val="clear" w:fill="2b5797"/>
             <w:tcBorders>
               <w:top w:val="single" w:sz="4" w:color="2b5797"/>
@@ -1300,7 +1865,7 @@
       <w:tr>
         <w:tc>
           <w:tcPr>
-            <w:tcW w:type="dxa" w:w="2880"/>
+            <w:tcW w:type="dxa" w:w="2160"/>
             <w:shd w:val="clear" w:fill="ffffff"/>
             <w:tcBorders>
               <w:top w:val="single" w:sz="4" w:color="cccccc"/>
@@ -1318,13 +1883,13 @@
                 <w:b/>
                 <w:sz w:val="19"/>
               </w:rPr>
-              <w:t>0 (none — today's design state)</w:t>
+              <w:t>0 (none)</w:t>
             </w:r>
           </w:p>
         </w:tc>
         <w:tc>
           <w:tcPr>
-            <w:tcW w:type="dxa" w:w="2880"/>
+            <w:tcW w:type="dxa" w:w="2160"/>
             <w:shd w:val="clear" w:fill="ffffff"/>
             <w:tcBorders>
               <w:top w:val="single" w:sz="4" w:color="cccccc"/>
@@ -1341,13 +1906,36 @@
               <w:rPr>
                 <w:sz w:val="19"/>
               </w:rPr>
-              <w:t>3.01</w:t>
+              <w:t>2.27</w:t>
             </w:r>
           </w:p>
         </w:tc>
         <w:tc>
           <w:tcPr>
-            <w:tcW w:type="dxa" w:w="2880"/>
+            <w:tcW w:type="dxa" w:w="2160"/>
+            <w:shd w:val="clear" w:fill="ffffff"/>
+            <w:tcBorders>
+              <w:top w:val="single" w:sz="4" w:color="cccccc"/>
+              <w:bottom w:val="single" w:sz="4" w:color="cccccc"/>
+              <w:left w:val="single" w:sz="4" w:color="cccccc"/>
+              <w:right w:val="single" w:sz="4" w:color="cccccc"/>
+            </w:tcBorders>
+          </w:tcPr>
+          <w:p>
+            <w:pPr>
+              <w:spacing w:before="0" w:after="40"/>
+            </w:pPr>
+            <w:r>
+              <w:rPr>
+                <w:sz w:val="19"/>
+              </w:rPr>
+              <w:t>2.27</w:t>
+            </w:r>
+          </w:p>
+        </w:tc>
+        <w:tc>
+          <w:tcPr>
+            <w:tcW w:type="dxa" w:w="2160"/>
             <w:shd w:val="clear" w:fill="ffffff"/>
             <w:tcBorders>
               <w:top w:val="single" w:sz="4" w:color="cccccc"/>
@@ -1372,7 +1960,7 @@
       <w:tr>
         <w:tc>
           <w:tcPr>
-            <w:tcW w:type="dxa" w:w="2880"/>
+            <w:tcW w:type="dxa" w:w="2160"/>
             <w:shd w:val="clear" w:fill="f4f7ff"/>
             <w:tcBorders>
               <w:top w:val="single" w:sz="4" w:color="cccccc"/>
@@ -1396,7 +1984,7 @@
         </w:tc>
         <w:tc>
           <w:tcPr>
-            <w:tcW w:type="dxa" w:w="2880"/>
+            <w:tcW w:type="dxa" w:w="2160"/>
             <w:shd w:val="clear" w:fill="f4f7ff"/>
             <w:tcBorders>
               <w:top w:val="single" w:sz="4" w:color="cccccc"/>
@@ -1413,13 +2001,13 @@
               <w:rPr>
                 <w:sz w:val="19"/>
               </w:rPr>
-              <w:t>≈ 3.0</w:t>
+              <w:t>≈ 2.2</w:t>
             </w:r>
           </w:p>
         </w:tc>
         <w:tc>
           <w:tcPr>
-            <w:tcW w:type="dxa" w:w="2880"/>
+            <w:tcW w:type="dxa" w:w="2160"/>
             <w:shd w:val="clear" w:fill="f4f7ff"/>
             <w:tcBorders>
               <w:top w:val="single" w:sz="4" w:color="cccccc"/>
@@ -1436,7 +2024,30 @@
               <w:rPr>
                 <w:sz w:val="19"/>
               </w:rPr>
-              <w:t>no meaningful change</w:t>
+              <w:t>≈ 2.2</w:t>
+            </w:r>
+          </w:p>
+        </w:tc>
+        <w:tc>
+          <w:tcPr>
+            <w:tcW w:type="dxa" w:w="2160"/>
+            <w:shd w:val="clear" w:fill="f4f7ff"/>
+            <w:tcBorders>
+              <w:top w:val="single" w:sz="4" w:color="cccccc"/>
+              <w:bottom w:val="single" w:sz="4" w:color="cccccc"/>
+              <w:left w:val="single" w:sz="4" w:color="cccccc"/>
+              <w:right w:val="single" w:sz="4" w:color="cccccc"/>
+            </w:tcBorders>
+          </w:tcPr>
+          <w:p>
+            <w:pPr>
+              <w:spacing w:before="0" w:after="40"/>
+            </w:pPr>
+            <w:r>
+              <w:rPr>
+                <w:sz w:val="19"/>
+              </w:rPr>
+              <w:t>small but real tightening</w:t>
             </w:r>
           </w:p>
         </w:tc>
@@ -1444,7 +2055,7 @@
       <w:tr>
         <w:tc>
           <w:tcPr>
-            <w:tcW w:type="dxa" w:w="2880"/>
+            <w:tcW w:type="dxa" w:w="2160"/>
             <w:shd w:val="clear" w:fill="ffffff"/>
             <w:tcBorders>
               <w:top w:val="single" w:sz="4" w:color="cccccc"/>
@@ -1462,13 +2073,13 @@
                 <w:b/>
                 <w:sz w:val="19"/>
               </w:rPr>
-              <w:t>4</w:t>
+              <w:t>3</w:t>
             </w:r>
           </w:p>
         </w:tc>
         <w:tc>
           <w:tcPr>
-            <w:tcW w:type="dxa" w:w="2880"/>
+            <w:tcW w:type="dxa" w:w="2160"/>
             <w:shd w:val="clear" w:fill="ffffff"/>
             <w:tcBorders>
               <w:top w:val="single" w:sz="4" w:color="cccccc"/>
@@ -1485,13 +2096,13 @@
               <w:rPr>
                 <w:sz w:val="19"/>
               </w:rPr>
-              <w:t>≈ 2.9</w:t>
+              <w:t>≈ 2.0</w:t>
             </w:r>
           </w:p>
         </w:tc>
         <w:tc>
           <w:tcPr>
-            <w:tcW w:type="dxa" w:w="2880"/>
+            <w:tcW w:type="dxa" w:w="2160"/>
             <w:shd w:val="clear" w:fill="ffffff"/>
             <w:tcBorders>
               <w:top w:val="single" w:sz="4" w:color="cccccc"/>
@@ -1508,7 +2119,30 @@
               <w:rPr>
                 <w:sz w:val="19"/>
               </w:rPr>
-              <w:t>marginal</w:t>
+              <w:t>≈ 2.1</w:t>
+            </w:r>
+          </w:p>
+        </w:tc>
+        <w:tc>
+          <w:tcPr>
+            <w:tcW w:type="dxa" w:w="2160"/>
+            <w:shd w:val="clear" w:fill="ffffff"/>
+            <w:tcBorders>
+              <w:top w:val="single" w:sz="4" w:color="cccccc"/>
+              <w:bottom w:val="single" w:sz="4" w:color="cccccc"/>
+              <w:left w:val="single" w:sz="4" w:color="cccccc"/>
+              <w:right w:val="single" w:sz="4" w:color="cccccc"/>
+            </w:tcBorders>
+          </w:tcPr>
+          <w:p>
+            <w:pPr>
+              <w:spacing w:before="0" w:after="40"/>
+            </w:pPr>
+            <w:r>
+              <w:rPr>
+                <w:sz w:val="19"/>
+              </w:rPr>
+              <w:t>moderate</w:t>
             </w:r>
           </w:p>
         </w:tc>
@@ -1516,7 +2150,7 @@
       <w:tr>
         <w:tc>
           <w:tcPr>
-            <w:tcW w:type="dxa" w:w="2880"/>
+            <w:tcW w:type="dxa" w:w="2160"/>
             <w:shd w:val="clear" w:fill="f4f7ff"/>
             <w:tcBorders>
               <w:top w:val="single" w:sz="4" w:color="cccccc"/>
@@ -1534,13 +2168,13 @@
                 <w:b/>
                 <w:sz w:val="19"/>
               </w:rPr>
-              <w:t>6</w:t>
+              <w:t>5</w:t>
             </w:r>
           </w:p>
         </w:tc>
         <w:tc>
           <w:tcPr>
-            <w:tcW w:type="dxa" w:w="2880"/>
+            <w:tcW w:type="dxa" w:w="2160"/>
             <w:shd w:val="clear" w:fill="f4f7ff"/>
             <w:tcBorders>
               <w:top w:val="single" w:sz="4" w:color="cccccc"/>
@@ -1557,13 +2191,13 @@
               <w:rPr>
                 <w:sz w:val="19"/>
               </w:rPr>
-              <w:t>≈ 2.6</w:t>
+              <w:t>≈ 1.8</w:t>
             </w:r>
           </w:p>
         </w:tc>
         <w:tc>
           <w:tcPr>
-            <w:tcW w:type="dxa" w:w="2880"/>
+            <w:tcW w:type="dxa" w:w="2160"/>
             <w:shd w:val="clear" w:fill="f4f7ff"/>
             <w:tcBorders>
               <w:top w:val="single" w:sz="4" w:color="cccccc"/>
@@ -1580,7 +2214,30 @@
               <w:rPr>
                 <w:sz w:val="19"/>
               </w:rPr>
-              <w:t>tightening begins</w:t>
+              <w:t>≈ 2.0</w:t>
+            </w:r>
+          </w:p>
+        </w:tc>
+        <w:tc>
+          <w:tcPr>
+            <w:tcW w:type="dxa" w:w="2160"/>
+            <w:shd w:val="clear" w:fill="f4f7ff"/>
+            <w:tcBorders>
+              <w:top w:val="single" w:sz="4" w:color="cccccc"/>
+              <w:bottom w:val="single" w:sz="4" w:color="cccccc"/>
+              <w:left w:val="single" w:sz="4" w:color="cccccc"/>
+              <w:right w:val="single" w:sz="4" w:color="cccccc"/>
+            </w:tcBorders>
+          </w:tcPr>
+          <w:p>
+            <w:pPr>
+              <w:spacing w:before="0" w:after="40"/>
+            </w:pPr>
+            <w:r>
+              <w:rPr>
+                <w:sz w:val="19"/>
+              </w:rPr>
+              <w:t>substantial</w:t>
             </w:r>
           </w:p>
         </w:tc>
@@ -1588,7 +2245,7 @@
       <w:tr>
         <w:tc>
           <w:tcPr>
-            <w:tcW w:type="dxa" w:w="2880"/>
+            <w:tcW w:type="dxa" w:w="2160"/>
             <w:shd w:val="clear" w:fill="ffffff"/>
             <w:tcBorders>
               <w:top w:val="single" w:sz="4" w:color="cccccc"/>
@@ -1612,7 +2269,7 @@
         </w:tc>
         <w:tc>
           <w:tcPr>
-            <w:tcW w:type="dxa" w:w="2880"/>
+            <w:tcW w:type="dxa" w:w="2160"/>
             <w:shd w:val="clear" w:fill="ffffff"/>
             <w:tcBorders>
               <w:top w:val="single" w:sz="4" w:color="cccccc"/>
@@ -1629,13 +2286,13 @@
               <w:rPr>
                 <w:sz w:val="19"/>
               </w:rPr>
-              <w:t>deterministic ≈ 2.5</w:t>
+              <w:t>→ 1.55 (nominal env.)</w:t>
             </w:r>
           </w:p>
         </w:tc>
         <w:tc>
           <w:tcPr>
-            <w:tcW w:type="dxa" w:w="2880"/>
+            <w:tcW w:type="dxa" w:w="2160"/>
             <w:shd w:val="clear" w:fill="ffffff"/>
             <w:tcBorders>
               <w:top w:val="single" w:sz="4" w:color="cccccc"/>
@@ -1652,7 +2309,30 @@
               <w:rPr>
                 <w:sz w:val="19"/>
               </w:rPr>
-              <w:t>one value; 0.2–3.09; never 0</w:t>
+              <w:t>deterministic</w:t>
+            </w:r>
+          </w:p>
+        </w:tc>
+        <w:tc>
+          <w:tcPr>
+            <w:tcW w:type="dxa" w:w="2160"/>
+            <w:shd w:val="clear" w:fill="ffffff"/>
+            <w:tcBorders>
+              <w:top w:val="single" w:sz="4" w:color="cccccc"/>
+              <w:bottom w:val="single" w:sz="4" w:color="cccccc"/>
+              <w:left w:val="single" w:sz="4" w:color="cccccc"/>
+              <w:right w:val="single" w:sz="4" w:color="cccccc"/>
+            </w:tcBorders>
+          </w:tcPr>
+          <w:p>
+            <w:pPr>
+              <w:spacing w:before="0" w:after="40"/>
+            </w:pPr>
+            <w:r>
+              <w:rPr>
+                <w:sz w:val="19"/>
+              </w:rPr>
+              <w:t>collapsed</w:t>
             </w:r>
           </w:p>
         </w:tc>
@@ -1713,7 +2393,7 @@
           <w:color w:val="555555"/>
           <w:sz w:val="17"/>
         </w:rPr>
-        <w:t>Left: what measuring all gaps reveals (a value from the distribution, never 0). Right: conditional P95 vs gaps measured.</w:t>
+        <w:t>Left: the departure distribution. Right: conditional P95 vs supports measured (centred vs typical random).</w:t>
       </w:r>
     </w:p>
     <w:tbl>
@@ -1748,14 +2428,14 @@
                 <w:b/>
                 <w:color w:val="CC2200"/>
               </w:rPr>
-              <w:t xml:space="preserve">Current state:  </w:t>
+              <w:t xml:space="preserve">Each landed sector matters:  </w:t>
             </w:r>
             <w:r>
               <w:rPr>
                 <w:b w:val="0"/>
                 <w:sz w:val="20"/>
               </w:rPr>
-              <w:t>With one VV sector landed (k=1), the q95 bound is statistically unchanged from the all-unknown baseline. The bound to use today remains 3.09 mm. Measurement reveals the rattle, it does not relieve it; a material reduction needs roughly five or more sectors measured.</w:t>
+              <w:t>Each additional measured sector incrementally tightens the n = 1 budget — a clear path to bound reduction as landing progresses. This contrasts with the previous peak-to-peak diameter framing, which gave no relief from measurements.</w:t>
             </w:r>
           </w:p>
         </w:tc>
@@ -1779,7 +2459,271 @@
           <w:color w:val="2B5797"/>
           <w:sz w:val="28"/>
         </w:rPr>
-        <w:t>6 — Recommendations</w:t>
+        <w:t>6 — Rotation (n = 0, separate)</w:t>
+      </w:r>
+    </w:p>
+    <w:p>
+      <w:pPr>
+        <w:spacing w:after="120"/>
+      </w:pPr>
+      <w:r>
+        <w:rPr>
+          <w:b w:val="0"/>
+          <w:sz w:val="21"/>
+        </w:rPr>
+        <w:t xml:space="preserve">The LP for max Δθ gives </w:t>
+      </w:r>
+      <w:r>
+        <w:rPr>
+          <w:b/>
+          <w:sz w:val="21"/>
+        </w:rPr>
+        <w:t>±187.5 µrad (0.375 mrad)</w:t>
+      </w:r>
+      <w:r>
+        <w:rPr>
+          <w:b w:val="0"/>
+          <w:sz w:val="21"/>
+        </w:rPr>
+        <w:t xml:space="preserve"> — all 9 pins slide synchronously by R·Δθ = ±1.5 mm. Rotating an axisymmetric torus about its own axis leaves the plasma–wall gap unchanged (</w:t>
+      </w:r>
+      <w:r>
+        <w:rPr>
+          <w:b/>
+          <w:sz w:val="21"/>
+        </w:rPr>
+        <w:t>n = 0</w:t>
+      </w:r>
+      <w:r>
+        <w:rPr>
+          <w:b w:val="0"/>
+          <w:sz w:val="21"/>
+        </w:rPr>
+        <w:t>), so this mode is local-alignment only and not part of the n = 1 budget.</w:t>
+      </w:r>
+    </w:p>
+    <w:p>
+      <w:pPr>
+        <w:spacing w:before="320" w:after="80"/>
+        <w:pBdr>
+          <w:bottom w:val="single" w:sz="6" w:space="2" w:color="2b5797"/>
+        </w:pBdr>
+      </w:pPr>
+      <w:r>
+        <w:rPr>
+          <w:b/>
+          <w:color w:val="2B5797"/>
+          <w:sz w:val="28"/>
+        </w:rPr>
+        <w:t>7 — EM implications</w:t>
+      </w:r>
+    </w:p>
+    <w:tbl>
+      <w:tblPr>
+        <w:tblW w:type="auto" w:w="0"/>
+        <w:jc w:val="center"/>
+        <w:tblLook w:firstColumn="1" w:firstRow="1" w:lastColumn="0" w:lastRow="0" w:noHBand="0" w:noVBand="1" w:val="04A0"/>
+      </w:tblPr>
+      <w:tblGrid>
+        <w:gridCol w:w="8640"/>
+      </w:tblGrid>
+      <w:tr>
+        <w:tc>
+          <w:tcPr>
+            <w:tcW w:type="dxa" w:w="8640"/>
+            <w:shd w:val="clear" w:fill="fff8e0"/>
+            <w:tcBorders>
+              <w:left w:val="single" w:sz="24" w:color="cc8800"/>
+            </w:tcBorders>
+            <w:tcBorders>
+              <w:top w:val="single" w:sz="4" w:color="fff8e0"/>
+              <w:bottom w:val="single" w:sz="4" w:color="fff8e0"/>
+              <w:right w:val="single" w:sz="4" w:color="fff8e0"/>
+            </w:tcBorders>
+          </w:tcPr>
+          <w:p>
+            <w:pPr>
+              <w:spacing w:before="0" w:after="40"/>
+            </w:pPr>
+            <w:r>
+              <w:rPr>
+                <w:b/>
+                <w:color w:val="CC8800"/>
+              </w:rPr>
+              <w:t xml:space="preserve">(a) Start-up plasma ramp (10 s):  </w:t>
+            </w:r>
+            <w:r>
+              <w:rPr>
+                <w:b w:val="0"/>
+                <w:sz w:val="20"/>
+              </w:rPr>
+              <w:t xml:space="preserve">Plasma ramps 0→3 MA over ~10 s, driving vessel image currents that, with n ≤ 4 TF asymmetries (mainly TF vault closure), produce a lateral n = 1 force estimated at O(1–10 kN) — comparable to the F_stop ≈ 4.5 kN centering. The 10 s ramp ≈ T_n, so the dynamic response factor is ~1.3–1.5 (a single ramp, not periodic — no resonant accumulation). Quasi-static deflection F/K = 0.3–3 mm; dynamic peak departure </w:t>
+            </w:r>
+            <w:r>
+              <w:rPr>
+                <w:b/>
+                <w:sz w:val="20"/>
+              </w:rPr>
+              <w:t>O(1–4 mm)</w:t>
+            </w:r>
+            <w:r>
+              <w:rPr>
+                <w:b w:val="0"/>
+                <w:sz w:val="20"/>
+              </w:rPr>
+              <w:t xml:space="preserve"> — potentially close to the ±1.5 mm gap. A defensible value needs the actual n ≤ 4 force amplitude and damping.</w:t>
+            </w:r>
+          </w:p>
+        </w:tc>
+      </w:tr>
+    </w:tbl>
+    <w:p>
+      <w:pPr>
+        <w:spacing w:after="40"/>
+      </w:pPr>
+    </w:p>
+    <w:tbl>
+      <w:tblPr>
+        <w:tblW w:type="auto" w:w="0"/>
+        <w:jc w:val="center"/>
+        <w:tblLook w:firstColumn="1" w:firstRow="1" w:lastColumn="0" w:lastRow="0" w:noHBand="0" w:noVBand="1" w:val="04A0"/>
+      </w:tblPr>
+      <w:tblGrid>
+        <w:gridCol w:w="8640"/>
+      </w:tblGrid>
+      <w:tr>
+        <w:tc>
+          <w:tcPr>
+            <w:tcW w:type="dxa" w:w="8640"/>
+            <w:shd w:val="clear" w:fill="fff0ee"/>
+            <w:tcBorders>
+              <w:left w:val="single" w:sz="24" w:color="cc2200"/>
+            </w:tcBorders>
+            <w:tcBorders>
+              <w:top w:val="single" w:sz="4" w:color="fff0ee"/>
+              <w:bottom w:val="single" w:sz="4" w:color="fff0ee"/>
+              <w:right w:val="single" w:sz="4" w:color="fff0ee"/>
+            </w:tcBorders>
+          </w:tcPr>
+          <w:p>
+            <w:pPr>
+              <w:spacing w:before="0" w:after="40"/>
+            </w:pPr>
+            <w:r>
+              <w:rPr>
+                <w:b/>
+                <w:color w:val="CC2200"/>
+              </w:rPr>
+              <w:t xml:space="preserve">(b) Disruption / VDE (ms):  </w:t>
+            </w:r>
+            <w:r>
+              <w:rPr>
+                <w:b w:val="0"/>
+                <w:sz w:val="20"/>
+              </w:rPr>
+              <w:t xml:space="preserve">A current quench delivers MN-scale lateral force over ms — far faster than T_n ≈ 10 s and far larger than the kN centering. On the disruption timescale the vessel responds as a free mass: impulse J = F·τ ~ 10⁵ N·s → v = J/M ~ 12 mm/s; the soft centering barely decelerates it. The vessel hits the dowel stops at O(10 mm/s) with O(500 J) of kinetic energy → peak impact force on the VVGS ~1 MN (rigid-stop estimate). This is an </w:t>
+            </w:r>
+            <w:r>
+              <w:rPr>
+                <w:b/>
+                <w:sz w:val="20"/>
+              </w:rPr>
+              <w:t>impulsive lateral load case for VVGS design</w:t>
+            </w:r>
+            <w:r>
+              <w:rPr>
+                <w:b w:val="0"/>
+                <w:sz w:val="20"/>
+              </w:rPr>
+              <w:t xml:space="preserve"> and could be bounding for the lateral capacity.</w:t>
+            </w:r>
+          </w:p>
+        </w:tc>
+      </w:tr>
+    </w:tbl>
+    <w:p>
+      <w:pPr>
+        <w:spacing w:after="40"/>
+      </w:pPr>
+    </w:p>
+    <w:tbl>
+      <w:tblPr>
+        <w:tblW w:type="auto" w:w="0"/>
+        <w:jc w:val="center"/>
+        <w:tblLook w:firstColumn="1" w:firstRow="1" w:lastColumn="0" w:lastRow="0" w:noHBand="0" w:noVBand="1" w:val="04A0"/>
+      </w:tblPr>
+      <w:tblGrid>
+        <w:gridCol w:w="8640"/>
+      </w:tblGrid>
+      <w:tr>
+        <w:tc>
+          <w:tcPr>
+            <w:tcW w:type="dxa" w:w="8640"/>
+            <w:shd w:val="clear" w:fill="e8efff"/>
+            <w:tcBorders>
+              <w:left w:val="single" w:sz="24" w:color="2255aa"/>
+            </w:tcBorders>
+            <w:tcBorders>
+              <w:top w:val="single" w:sz="4" w:color="e8efff"/>
+              <w:bottom w:val="single" w:sz="4" w:color="e8efff"/>
+              <w:right w:val="single" w:sz="4" w:color="e8efff"/>
+            </w:tcBorders>
+          </w:tcPr>
+          <w:p>
+            <w:pPr>
+              <w:spacing w:before="0" w:after="40"/>
+            </w:pPr>
+            <w:r>
+              <w:rPr>
+                <w:b/>
+                <w:color w:val="2255AA"/>
+              </w:rPr>
+              <w:t xml:space="preserve">The 6 mm n ≤ 4 budget:  </w:t>
+            </w:r>
+            <w:r>
+              <w:rPr>
+                <w:b w:val="0"/>
+                <w:sz w:val="20"/>
+              </w:rPr>
+              <w:t xml:space="preserve">The start-up criterion compares the n ≤ 4 filtered first-wall and toroidal-field profiles; their peak-to-peak difference must remain within </w:t>
+            </w:r>
+            <w:r>
+              <w:rPr>
+                <w:b/>
+                <w:sz w:val="20"/>
+              </w:rPr>
+              <w:t>6 mm</w:t>
+            </w:r>
+            <w:r>
+              <w:rPr>
+                <w:b w:val="0"/>
+                <w:sz w:val="20"/>
+              </w:rPr>
+              <w:t>. The vessel n = 1 contribution is ≈ 0 quiescent (self-centred), ~1–4 mm at the start-up peak (force-dependent), and up to the ~2.9 mm kinematic ceiling under disruption-class lateral forces. The remaining ~3–5 mm must cover the TF vault closure n ≤ 4 and any other first-wall n ≤ 4 sources.</w:t>
+            </w:r>
+          </w:p>
+        </w:tc>
+      </w:tr>
+    </w:tbl>
+    <w:p>
+      <w:pPr>
+        <w:spacing w:after="40"/>
+      </w:pPr>
+    </w:p>
+    <w:p>
+      <w:pPr>
+        <w:spacing w:before="320" w:after="80"/>
+        <w:pBdr>
+          <w:bottom w:val="single" w:sz="6" w:space="2" w:color="2b5797"/>
+        </w:pBdr>
+      </w:pPr>
+      <w:r>
+        <w:rPr>
+          <w:b/>
+          <w:color w:val="2B5797"/>
+          <w:sz w:val="28"/>
+        </w:rPr>
+        <w:t>8 — Recommendations</w:t>
       </w:r>
     </w:p>
     <w:tbl>
@@ -1888,7 +2832,7 @@
               <w:rPr>
                 <w:sz w:val="19"/>
               </w:rPr>
-              <w:t>Use 3.09 mm peak-to-peak as the bounding n=1 lateral wall displacement (nominal/centred = worst case = ceiling).</w:t>
+              <w:t>Use departure from gravitational centre as the n = 1 first-wall metric; P95 = 2.27 mm, MC max ≈ 2.98 mm. Quiescent contribution ≈ 0.</w:t>
             </w:r>
           </w:p>
         </w:tc>
@@ -1937,7 +2881,7 @@
               <w:rPr>
                 <w:sz w:val="19"/>
               </w:rPr>
-              <w:t>Do not rely on the MC P95 (3.01 mm) as a relaxation — it is ~3% below the ceiling and the realistic assembly is centred.</w:t>
+              <w:t>Compute the start-up lateral force on the vessel from a 3 MA / 10 s ramp through the actual TF vault closure n ≤ 4 errors; expect O(1–4 mm) dynamic peak departure.</w:t>
             </w:r>
           </w:p>
         </w:tc>
@@ -1986,7 +2930,7 @@
               <w:rPr>
                 <w:sz w:val="19"/>
               </w:rPr>
-              <w:t>Assess start-up heat-load localisation on the inner-wall limiter (n=1) for an offset up to ≈ 2.9 mm single-sided, 3.09 mm shot-to-shot.</w:t>
+              <w:t>Allocate the 6 mm n ≤ 4 budget between vessel n = 1 (above) and TF-side n ≤ 4.</w:t>
             </w:r>
           </w:p>
         </w:tc>
@@ -2035,7 +2979,7 @@
               <w:rPr>
                 <w:sz w:val="19"/>
               </w:rPr>
-              <w:t>Assess dynamic impact loads on the gravity supports from EM-driven motion across the ±1.5 mm gap, and fatigue from repeated impact cycling.</w:t>
+              <w:t>Disruption dynamic VVGS load case: model impulse → vessel velocity → end-stop impact (~MN peak lateral force). Potentially bounding for the VVGS.</w:t>
             </w:r>
           </w:p>
         </w:tc>
@@ -2084,7 +3028,7 @@
               <w:rPr>
                 <w:sz w:val="19"/>
               </w:rPr>
-              <w:t>The bound is set by the 3 mm toroidal slot and is largely irreducible by assembly control — the lever is the tolerance or added toroidal restraint.</w:t>
+              <w:t>Gap metrology NOW meaningfully tightens the n = 1 budget under the departure metric — each landed sector incrementally pulls the polytope toward the gravitational centre. Report conditional P95 with every additional sector measured.</w:t>
             </w:r>
           </w:p>
         </w:tc>
@@ -2133,7 +3077,7 @@
               <w:rPr>
                 <w:sz w:val="19"/>
               </w:rPr>
-              <w:t>Gap metrology gives little benefit until ≥ 5 sectors are measured; confirm whether 'landed' implies a measured gap.</w:t>
+              <w:t>Refine L_eff using the as-built hinge geometry — sensitive to ~2 m/° of inclination angle.</w:t>
             </w:r>
           </w:p>
         </w:tc>
@@ -2182,7 +3126,7 @@
               <w:rPr>
                 <w:sz w:val="19"/>
               </w:rPr>
-              <w:t>Slot allowance ±1.5 mm (3 mm total) confirmed against the GS design (2026-05-27); numbers scale linearly with the slot.</w:t>
+              <w:t>Slot allowance ±1.5 mm (3 mm total) confirmed; linear scaling with the slot.</w:t>
             </w:r>
           </w:p>
         </w:tc>
@@ -2231,7 +3175,7 @@
               <w:rPr>
                 <w:sz w:val="19"/>
               </w:rPr>
-              <w:t>Treat the ±187.5 µrad rotation (n=0) as a separate local-alignment case for ports/penetrations.</w:t>
+              <w:t>Treat the ±187.5 µrad rotation (n = 0) as a separate local-alignment case for ports/penetrations.</w:t>
             </w:r>
           </w:p>
         </w:tc>
@@ -2248,7 +3192,7 @@
           <w:color w:val="555555"/>
           <w:sz w:val="16"/>
         </w:rPr>
-        <w:t>Monte Carlo generated reproducibly by vv_mc_generator.py (scipy HiGHS LP, peak-to-peak range metric, N=5000, fixed seed 20260527 → committed data in data/). Figures and animations by vv_viz.py. Every number regenerates from the repository. Source: Simon-McIntosh/vv.</w:t>
+        <w:t>Monte Carlo generated reproducibly by vv_mc_generator.py (scipy HiGHS LP, departure-from-centre metric, N = 5000, fixed seed 20260527 → committed data/). Centering parameters M ≈ 8000 t, 15° incline → L_eff ≈ 26 m → K ≈ 3 kN/mm, T_n ≈ 10 s, F_stop ≈ 4.5 kN. Every number regenerates from the repository. Source: Simon-McIntosh/vv.</w:t>
       </w:r>
     </w:p>
     <w:sectPr>

--- a/docs/vv-rattle-report.docx
+++ b/docs/vv-rattle-report.docx
@@ -14,7 +14,24 @@
           <w:color w:val="1A3A6E"/>
           <w:sz w:val="38"/>
         </w:rPr>
-        <w:t>ITER Vacuum Vessel — Lateral Rattle Analysis</w:t>
+        <w:t>ITER Vacuum Vessel — Lateral Displacement Analysis</w:t>
+      </w:r>
+    </w:p>
+    <w:p>
+      <w:r>
+        <w:rPr>
+          <w:b/>
+          <w:color w:val="1A3A6E"/>
+          <w:sz w:val="22"/>
+        </w:rPr>
+        <w:t>Simon McIntosh</w:t>
+      </w:r>
+      <w:r>
+        <w:rPr>
+          <w:color w:val="555555"/>
+          <w:sz w:val="20"/>
+        </w:rPr>
+        <w:t xml:space="preserve">   ·   2026-05-28</w:t>
       </w:r>
     </w:p>
     <w:p>
@@ -23,7 +40,7 @@
           <w:color w:val="555555"/>
           <w:sz w:val="17"/>
         </w:rPr>
-        <w:t>Revised 2026-05-28  ·  5,000-sample Monte Carlo  ·  scipy HiGHS LP  ·  metric: max departure from gravitational centre (n=1 first-wall shift)</w:t>
+        <w:t>5,000-sample Monte Carlo  ·  scipy HiGHS LP  ·  3-DOF rigid-body model  ·  metric: max lateral displacement of the VV centre from the gravitational centre (n = 1 first-wall shift)</w:t>
       </w:r>
     </w:p>
     <w:tbl>
@@ -58,106 +75,28 @@
                 <w:b/>
                 <w:color w:val="CC2200"/>
               </w:rPr>
-              <w:t xml:space="preserve">Key result:  </w:t>
+              <w:t xml:space="preserve">Summary of findings:  </w:t>
             </w:r>
             <w:r>
               <w:rPr>
                 <w:b w:val="0"/>
                 <w:sz w:val="20"/>
               </w:rPr>
-              <w:t xml:space="preserve">The VV rests on 9 </w:t>
+              <w:t xml:space="preserve">The VV is supported by 9 inward-inclined dual-hinge gravity supports; the 15° inclination provides a gravitational centring force, so the vessel self-centres at rest. The n = 1 first-wall metric is the </w:t>
             </w:r>
             <w:r>
               <w:rPr>
                 <w:b/>
                 <w:sz w:val="20"/>
               </w:rPr>
-              <w:t>inward-inclined dual-hinge gravity supports</w:t>
+              <w:t>max lateral displacement of the VV centre from the gravitational centre</w:t>
             </w:r>
             <w:r>
               <w:rPr>
                 <w:b w:val="0"/>
                 <w:sz w:val="20"/>
               </w:rPr>
-              <w:t xml:space="preserve"> that act as a gravitational pendulum well in the lateral DOF — the vessel self-centres at rest. The relevant rattle metric is therefore the </w:t>
-            </w:r>
-            <w:r>
-              <w:rPr>
-                <w:b/>
-                <w:sz w:val="20"/>
-              </w:rPr>
-              <w:t>maximum forced departure from the gravitational centre</w:t>
-            </w:r>
-            <w:r>
-              <w:rPr>
-                <w:b w:val="0"/>
-                <w:sz w:val="20"/>
-              </w:rPr>
-              <w:t>. With the toroidal slot at ±1.5 mm (confirmed), nominal envelope = 1.547 mm; MC over independent assembly offsets gives P95 = 2.27 mm, P99 = 2.53 mm, median 1.53 mm, mode ≈ 1.49 mm, max ≈ 2.98 mm. Two EM cases drive forced departure: (a) the 0→3 MA, 10 s start-up ramp (lateral force comparable to the centering, near-resonant with the ~10 s natural period — peak excursions O(1 mm)); and (b) disruptions (MN-scale impulse → vessel velocity → impact at the dowel stops — potentially a bounding VVGS lateral load case).</w:t>
-            </w:r>
-          </w:p>
-        </w:tc>
-      </w:tr>
-    </w:tbl>
-    <w:p>
-      <w:pPr>
-        <w:spacing w:after="40"/>
-      </w:pPr>
-    </w:p>
-    <w:tbl>
-      <w:tblPr>
-        <w:tblW w:type="auto" w:w="0"/>
-        <w:jc w:val="center"/>
-        <w:tblLook w:firstColumn="1" w:firstRow="1" w:lastColumn="0" w:lastRow="0" w:noHBand="0" w:noVBand="1" w:val="04A0"/>
-      </w:tblPr>
-      <w:tblGrid>
-        <w:gridCol w:w="8640"/>
-      </w:tblGrid>
-      <w:tr>
-        <w:tc>
-          <w:tcPr>
-            <w:tcW w:type="dxa" w:w="8640"/>
-            <w:shd w:val="clear" w:fill="edf8ed"/>
-            <w:tcBorders>
-              <w:left w:val="single" w:sz="24" w:color="2a8a2a"/>
-            </w:tcBorders>
-            <w:tcBorders>
-              <w:top w:val="single" w:sz="4" w:color="edf8ed"/>
-              <w:bottom w:val="single" w:sz="4" w:color="edf8ed"/>
-              <w:right w:val="single" w:sz="4" w:color="edf8ed"/>
-            </w:tcBorders>
-          </w:tcPr>
-          <w:p>
-            <w:pPr>
-              <w:spacing w:before="0" w:after="40"/>
-            </w:pPr>
-            <w:r>
-              <w:rPr>
-                <w:b/>
-                <w:color w:val="2A8A2A"/>
-              </w:rPr>
-              <w:t xml:space="preserve">Slot allowance — confirmed:  </w:t>
-            </w:r>
-            <w:r>
-              <w:rPr>
-                <w:b w:val="0"/>
-                <w:sz w:val="20"/>
-              </w:rPr>
-              <w:t xml:space="preserve">toroidal slot allowance </w:t>
-            </w:r>
-            <w:r>
-              <w:rPr>
-                <w:b/>
-                <w:sz w:val="20"/>
-              </w:rPr>
-              <w:t>±1.5 mm (3 mm total)</w:t>
-            </w:r>
-            <w:r>
-              <w:rPr>
-                <w:b w:val="0"/>
-                <w:sz w:val="20"/>
-              </w:rPr>
-              <w:t>, confirmed against the GS design. All numbers below use this value; they scale linearly with the slot.</w:t>
+              <w:t>. Nominal kinematic envelope = 1.55 mm; over 5000 iid Uniform(±1.5 mm) assemblies, P95 = 2.27 mm, P99 = 2.53 mm, max = 2.98 mm; quiescent contribution = 0. Start-up (0→3 MA / 10 s) is favourable: passive vessel currents pull the wall TOWARD the offset toroidal-field magnetic centre and CLOSE the n = 1 mismatch. Disruption is the bounding VVGS lateral load case (~12 mm/s impact, ~1 MN peak).</w:t>
             </w:r>
           </w:p>
         </w:tc>
@@ -181,7 +120,7 @@
           <w:color w:val="2B5797"/>
           <w:sz w:val="28"/>
         </w:rPr>
-        <w:t>1 — Physical mechanism: the inclined-hinge VVGS</w:t>
+        <w:t>1 — Problem &amp; assumptions</w:t>
       </w:r>
     </w:p>
     <w:p>
@@ -193,35 +132,7 @@
           <w:b w:val="0"/>
           <w:sz w:val="21"/>
         </w:rPr>
-        <w:t xml:space="preserve">Each of the 9 gravity supports is a </w:t>
-      </w:r>
-      <w:r>
-        <w:rPr>
-          <w:b/>
-          <w:sz w:val="21"/>
-        </w:rPr>
-        <w:t>dual-hinge mechanism inclined at 15° from vertical</w:t>
-      </w:r>
-      <w:r>
-        <w:rPr>
-          <w:b w:val="0"/>
-          <w:sz w:val="21"/>
-        </w:rPr>
-        <w:t xml:space="preserve">, leaning inward. The dual hinges permit radial motion (thermal expansion via dowel rotation) while the dowels' rigidity restrains toroidal motion to the ±1.5 mm slot. The inward inclination is deliberate: it puts the supports' common convergence point above the vessel CoG, so the vessel behaves as an inclined-hinge </w:t>
-      </w:r>
-      <w:r>
-        <w:rPr>
-          <w:b/>
-          <w:sz w:val="21"/>
-        </w:rPr>
-        <w:t>gravitational pendulum</w:t>
-      </w:r>
-      <w:r>
-        <w:rPr>
-          <w:b w:val="0"/>
-          <w:sz w:val="21"/>
-        </w:rPr>
-        <w:t xml:space="preserve"> — the radial/lateral DOF sits in a parabolic potential well centred on the nominal position.</w:t>
+        <w:t>9 VVGS, equally spaced toroidally on a ring R_s ≈ 8 m. Each is a dual-hinge mechanism inclined 15° from vertical (leaning inward). Radial motion is permitted by dowel rotation (thermal expansion); toroidal motion is restrained to a ±1.5 mm slot. The supported mass is M ≈ 8000 t (VV + in-vessel components). The slot allowance ±1.5 mm (3 mm total) is confirmed against the GS design.</w:t>
       </w:r>
     </w:p>
     <w:tbl>
@@ -231,14 +142,103 @@
         <w:tblLook w:firstColumn="1" w:firstRow="1" w:lastColumn="0" w:lastRow="0" w:noHBand="0" w:noVBand="1" w:val="04A0"/>
       </w:tblPr>
       <w:tblGrid>
-        <w:gridCol w:w="2880"/>
-        <w:gridCol w:w="2880"/>
-        <w:gridCol w:w="2880"/>
+        <w:gridCol w:w="8640"/>
       </w:tblGrid>
       <w:tr>
         <w:tc>
           <w:tcPr>
-            <w:tcW w:type="dxa" w:w="2880"/>
+            <w:tcW w:type="dxa" w:w="8640"/>
+            <w:shd w:val="clear" w:fill="fff8e0"/>
+            <w:tcBorders>
+              <w:left w:val="single" w:sz="24" w:color="cc8800"/>
+            </w:tcBorders>
+            <w:tcBorders>
+              <w:top w:val="single" w:sz="4" w:color="fff8e0"/>
+              <w:bottom w:val="single" w:sz="4" w:color="fff8e0"/>
+              <w:right w:val="single" w:sz="4" w:color="fff8e0"/>
+            </w:tcBorders>
+          </w:tcPr>
+          <w:p>
+            <w:pPr>
+              <w:spacing w:before="0" w:after="40"/>
+            </w:pPr>
+            <w:r>
+              <w:rPr>
+                <w:b/>
+                <w:color w:val="CC8800"/>
+              </w:rPr>
+              <w:t xml:space="preserve">Assembly assumption — the source of mobility:  </w:t>
+            </w:r>
+            <w:r>
+              <w:rPr>
+                <w:b w:val="0"/>
+                <w:sz w:val="20"/>
+              </w:rPr>
+              <w:t xml:space="preserve">The ±1.5 mm slot is an </w:t>
+            </w:r>
+            <w:r>
+              <w:rPr>
+                <w:b/>
+                <w:sz w:val="20"/>
+              </w:rPr>
+              <w:t>assembly tolerance</w:t>
+            </w:r>
+            <w:r>
+              <w:rPr>
+                <w:b w:val="0"/>
+                <w:sz w:val="20"/>
+              </w:rPr>
+              <w:t>: the as-built precision with which each VVGS pin lands in its dowel. If the gaps are left unshimmed (the case treated here), it is this tolerance that permits the vessel to be laterally mobile and is what drives this analysis. We model the as-built state by the conservative prior that each u_i is independent and uniformly distributed on [−1.5, +1.5] mm. Shimming a support pins its u_i to a measured value and removes that support's contribution to the mobility (see §6).</w:t>
+            </w:r>
+          </w:p>
+        </w:tc>
+      </w:tr>
+    </w:tbl>
+    <w:p>
+      <w:pPr>
+        <w:spacing w:after="40"/>
+      </w:pPr>
+    </w:p>
+    <w:p>
+      <w:pPr>
+        <w:spacing w:after="120"/>
+      </w:pPr>
+      <w:r>
+        <w:rPr>
+          <w:b w:val="0"/>
+          <w:sz w:val="21"/>
+        </w:rPr>
+        <w:t xml:space="preserve">The inward 15° inclination puts the support axes' convergence point above the vessel CoG; for the lateral mode the vessel behaves as an </w:t>
+      </w:r>
+      <w:r>
+        <w:rPr>
+          <w:b/>
+          <w:sz w:val="21"/>
+        </w:rPr>
+        <w:t>inclined-hinge gravitational pendulum</w:t>
+      </w:r>
+      <w:r>
+        <w:rPr>
+          <w:b w:val="0"/>
+          <w:sz w:val="21"/>
+        </w:rPr>
+        <w:t xml:space="preserve"> — the lateral plane has a parabolic potential well centred on the nominal position.</w:t>
+      </w:r>
+    </w:p>
+    <w:tbl>
+      <w:tblPr>
+        <w:tblW w:type="auto" w:w="0"/>
+        <w:jc w:val="center"/>
+        <w:tblLook w:firstColumn="1" w:firstRow="1" w:lastColumn="0" w:lastRow="0" w:noHBand="0" w:noVBand="1" w:val="04A0"/>
+      </w:tblPr>
+      <w:tblGrid>
+        <w:gridCol w:w="4320"/>
+        <w:gridCol w:w="4320"/>
+      </w:tblGrid>
+      <w:tr>
+        <w:tc>
+          <w:tcPr>
+            <w:tcW w:type="dxa" w:w="4320"/>
             <w:shd w:val="clear" w:fill="2b5797"/>
             <w:tcBorders>
               <w:top w:val="single" w:sz="4" w:color="2b5797"/>
@@ -263,7 +263,7 @@
         </w:tc>
         <w:tc>
           <w:tcPr>
-            <w:tcW w:type="dxa" w:w="2880"/>
+            <w:tcW w:type="dxa" w:w="4320"/>
             <w:shd w:val="clear" w:fill="2b5797"/>
             <w:tcBorders>
               <w:top w:val="single" w:sz="4" w:color="2b5797"/>
@@ -286,36 +286,11 @@
             </w:r>
           </w:p>
         </w:tc>
-        <w:tc>
-          <w:tcPr>
-            <w:tcW w:type="dxa" w:w="2880"/>
-            <w:shd w:val="clear" w:fill="2b5797"/>
-            <w:tcBorders>
-              <w:top w:val="single" w:sz="4" w:color="2b5797"/>
-              <w:bottom w:val="single" w:sz="4" w:color="2b5797"/>
-              <w:left w:val="single" w:sz="4" w:color="2b5797"/>
-              <w:right w:val="single" w:sz="4" w:color="2b5797"/>
-            </w:tcBorders>
-          </w:tcPr>
-          <w:p>
-            <w:pPr>
-              <w:spacing w:before="0" w:after="40"/>
-            </w:pPr>
-            <w:r>
-              <w:rPr>
-                <w:b/>
-                <w:color w:val="FFFFFF"/>
-                <w:sz w:val="19"/>
-              </w:rPr>
-              <w:t>Notes</w:t>
-            </w:r>
-          </w:p>
-        </w:tc>
       </w:tr>
       <w:tr>
         <w:tc>
           <w:tcPr>
-            <w:tcW w:type="dxa" w:w="2880"/>
+            <w:tcW w:type="dxa" w:w="4320"/>
             <w:shd w:val="clear" w:fill="ffffff"/>
             <w:tcBorders>
               <w:top w:val="single" w:sz="4" w:color="cccccc"/>
@@ -339,7 +314,7 @@
         </w:tc>
         <w:tc>
           <w:tcPr>
-            <w:tcW w:type="dxa" w:w="2880"/>
+            <w:tcW w:type="dxa" w:w="4320"/>
             <w:shd w:val="clear" w:fill="ffffff"/>
             <w:tcBorders>
               <w:top w:val="single" w:sz="4" w:color="cccccc"/>
@@ -356,30 +331,7 @@
               <w:rPr>
                 <w:sz w:val="19"/>
               </w:rPr>
-              <w:t>≈ 26 m</w:t>
-            </w:r>
-          </w:p>
-        </w:tc>
-        <w:tc>
-          <w:tcPr>
-            <w:tcW w:type="dxa" w:w="2880"/>
-            <w:shd w:val="clear" w:fill="ffffff"/>
-            <w:tcBorders>
-              <w:top w:val="single" w:sz="4" w:color="cccccc"/>
-              <w:bottom w:val="single" w:sz="4" w:color="cccccc"/>
-              <w:left w:val="single" w:sz="4" w:color="cccccc"/>
-              <w:right w:val="single" w:sz="4" w:color="cccccc"/>
-            </w:tcBorders>
-          </w:tcPr>
-          <w:p>
-            <w:pPr>
-              <w:spacing w:before="0" w:after="40"/>
-            </w:pPr>
-            <w:r>
-              <w:rPr>
-                <w:sz w:val="19"/>
-              </w:rPr>
-              <w:t>= R_s / tan(15°) − z_CoG ; sensitive to angle (~2 m / °)</w:t>
+              <w:t>≈ 26 m (sensitive to angle; ~2 m / °)</w:t>
             </w:r>
           </w:p>
         </w:tc>
@@ -387,7 +339,7 @@
       <w:tr>
         <w:tc>
           <w:tcPr>
-            <w:tcW w:type="dxa" w:w="2880"/>
+            <w:tcW w:type="dxa" w:w="4320"/>
             <w:shd w:val="clear" w:fill="f4f7ff"/>
             <w:tcBorders>
               <w:top w:val="single" w:sz="4" w:color="cccccc"/>
@@ -405,13 +357,13 @@
                 <w:b/>
                 <w:sz w:val="19"/>
               </w:rPr>
-              <w:t>Lateral stiffness K = W / L_eff</w:t>
+              <w:t>Lateral centring stiffness K = W / L_eff</w:t>
             </w:r>
           </w:p>
         </w:tc>
         <w:tc>
           <w:tcPr>
-            <w:tcW w:type="dxa" w:w="2880"/>
+            <w:tcW w:type="dxa" w:w="4320"/>
             <w:shd w:val="clear" w:fill="f4f7ff"/>
             <w:tcBorders>
               <w:top w:val="single" w:sz="4" w:color="cccccc"/>
@@ -432,34 +384,11 @@
             </w:r>
           </w:p>
         </w:tc>
-        <w:tc>
-          <w:tcPr>
-            <w:tcW w:type="dxa" w:w="2880"/>
-            <w:shd w:val="clear" w:fill="f4f7ff"/>
-            <w:tcBorders>
-              <w:top w:val="single" w:sz="4" w:color="cccccc"/>
-              <w:bottom w:val="single" w:sz="4" w:color="cccccc"/>
-              <w:left w:val="single" w:sz="4" w:color="cccccc"/>
-              <w:right w:val="single" w:sz="4" w:color="cccccc"/>
-            </w:tcBorders>
-          </w:tcPr>
-          <w:p>
-            <w:pPr>
-              <w:spacing w:before="0" w:after="40"/>
-            </w:pPr>
-            <w:r>
-              <w:rPr>
-                <w:sz w:val="19"/>
-              </w:rPr>
-              <w:t>with M ≈ 8000 t (VV + in-vessel)</w:t>
-            </w:r>
-          </w:p>
-        </w:tc>
       </w:tr>
       <w:tr>
         <w:tc>
           <w:tcPr>
-            <w:tcW w:type="dxa" w:w="2880"/>
+            <w:tcW w:type="dxa" w:w="4320"/>
             <w:shd w:val="clear" w:fill="ffffff"/>
             <w:tcBorders>
               <w:top w:val="single" w:sz="4" w:color="cccccc"/>
@@ -483,7 +412,7 @@
         </w:tc>
         <w:tc>
           <w:tcPr>
-            <w:tcW w:type="dxa" w:w="2880"/>
+            <w:tcW w:type="dxa" w:w="4320"/>
             <w:shd w:val="clear" w:fill="ffffff"/>
             <w:tcBorders>
               <w:top w:val="single" w:sz="4" w:color="cccccc"/>
@@ -504,34 +433,11 @@
             </w:r>
           </w:p>
         </w:tc>
-        <w:tc>
-          <w:tcPr>
-            <w:tcW w:type="dxa" w:w="2880"/>
-            <w:shd w:val="clear" w:fill="ffffff"/>
-            <w:tcBorders>
-              <w:top w:val="single" w:sz="4" w:color="cccccc"/>
-              <w:bottom w:val="single" w:sz="4" w:color="cccccc"/>
-              <w:left w:val="single" w:sz="4" w:color="cccccc"/>
-              <w:right w:val="single" w:sz="4" w:color="cccccc"/>
-            </w:tcBorders>
-          </w:tcPr>
-          <w:p>
-            <w:pPr>
-              <w:spacing w:before="0" w:after="40"/>
-            </w:pPr>
-            <w:r>
-              <w:rPr>
-                <w:sz w:val="19"/>
-              </w:rPr>
-              <w:t>depends on L_eff only, not on M</w:t>
-            </w:r>
-          </w:p>
-        </w:tc>
       </w:tr>
       <w:tr>
         <w:tc>
           <w:tcPr>
-            <w:tcW w:type="dxa" w:w="2880"/>
+            <w:tcW w:type="dxa" w:w="4320"/>
             <w:shd w:val="clear" w:fill="f4f7ff"/>
             <w:tcBorders>
               <w:top w:val="single" w:sz="4" w:color="cccccc"/>
@@ -549,13 +455,13 @@
                 <w:b/>
                 <w:sz w:val="19"/>
               </w:rPr>
-              <w:t>Force to reach the ±1.5 mm stop</w:t>
+              <w:t>Force to reach a ±1.5 mm stop</w:t>
             </w:r>
           </w:p>
         </w:tc>
         <w:tc>
           <w:tcPr>
-            <w:tcW w:type="dxa" w:w="2880"/>
+            <w:tcW w:type="dxa" w:w="4320"/>
             <w:shd w:val="clear" w:fill="f4f7ff"/>
             <w:tcBorders>
               <w:top w:val="single" w:sz="4" w:color="cccccc"/>
@@ -576,34 +482,11 @@
             </w:r>
           </w:p>
         </w:tc>
-        <w:tc>
-          <w:tcPr>
-            <w:tcW w:type="dxa" w:w="2880"/>
-            <w:shd w:val="clear" w:fill="f4f7ff"/>
-            <w:tcBorders>
-              <w:top w:val="single" w:sz="4" w:color="cccccc"/>
-              <w:bottom w:val="single" w:sz="4" w:color="cccccc"/>
-              <w:left w:val="single" w:sz="4" w:color="cccccc"/>
-              <w:right w:val="single" w:sz="4" w:color="cccccc"/>
-            </w:tcBorders>
-          </w:tcPr>
-          <w:p>
-            <w:pPr>
-              <w:spacing w:before="0" w:after="40"/>
-            </w:pPr>
-            <w:r>
-              <w:rPr>
-                <w:sz w:val="19"/>
-              </w:rPr>
-              <w:t>≈ 6×10⁻⁵ of the 78 MN weight</w:t>
-            </w:r>
-          </w:p>
-        </w:tc>
       </w:tr>
       <w:tr>
         <w:tc>
           <w:tcPr>
-            <w:tcW w:type="dxa" w:w="2880"/>
+            <w:tcW w:type="dxa" w:w="4320"/>
             <w:shd w:val="clear" w:fill="ffffff"/>
             <w:tcBorders>
               <w:top w:val="single" w:sz="4" w:color="cccccc"/>
@@ -627,7 +510,7 @@
         </w:tc>
         <w:tc>
           <w:tcPr>
-            <w:tcW w:type="dxa" w:w="2880"/>
+            <w:tcW w:type="dxa" w:w="4320"/>
             <w:shd w:val="clear" w:fill="ffffff"/>
             <w:tcBorders>
               <w:top w:val="single" w:sz="4" w:color="cccccc"/>
@@ -644,30 +527,7 @@
               <w:rPr>
                 <w:sz w:val="19"/>
               </w:rPr>
-              <w:t>q* = 0 (centred)</w:t>
-            </w:r>
-          </w:p>
-        </w:tc>
-        <w:tc>
-          <w:tcPr>
-            <w:tcW w:type="dxa" w:w="2880"/>
-            <w:shd w:val="clear" w:fill="ffffff"/>
-            <w:tcBorders>
-              <w:top w:val="single" w:sz="4" w:color="cccccc"/>
-              <w:bottom w:val="single" w:sz="4" w:color="cccccc"/>
-              <w:left w:val="single" w:sz="4" w:color="cccccc"/>
-              <w:right w:val="single" w:sz="4" w:color="cccccc"/>
-            </w:tcBorders>
-          </w:tcPr>
-          <w:p>
-            <w:pPr>
-              <w:spacing w:before="0" w:after="40"/>
-            </w:pPr>
-            <w:r>
-              <w:rPr>
-                <w:sz w:val="19"/>
-              </w:rPr>
-              <w:t>gravitational PE minimum</w:t>
+              <w:t>q* = 0 (gravitational PE minimum)</w:t>
             </w:r>
           </w:p>
         </w:tc>
@@ -691,72 +551,20 @@
           <w:color w:val="2B5797"/>
           <w:sz w:val="28"/>
         </w:rPr>
-        <w:t>2 — How the centering force reframes the analysis</w:t>
+        <w:t>2 — Constraint model</w:t>
       </w:r>
     </w:p>
-    <w:tbl>
-      <w:tblPr>
-        <w:tblW w:type="auto" w:w="0"/>
-        <w:jc w:val="center"/>
-        <w:tblLook w:firstColumn="1" w:firstRow="1" w:lastColumn="0" w:lastRow="0" w:noHBand="0" w:noVBand="1" w:val="04A0"/>
-      </w:tblPr>
-      <w:tblGrid>
-        <w:gridCol w:w="8640"/>
-      </w:tblGrid>
-      <w:tr>
-        <w:tc>
-          <w:tcPr>
-            <w:tcW w:type="dxa" w:w="8640"/>
-            <w:shd w:val="clear" w:fill="e8efff"/>
-            <w:tcBorders>
-              <w:left w:val="single" w:sz="24" w:color="2255aa"/>
-            </w:tcBorders>
-            <w:tcBorders>
-              <w:top w:val="single" w:sz="4" w:color="e8efff"/>
-              <w:bottom w:val="single" w:sz="4" w:color="e8efff"/>
-              <w:right w:val="single" w:sz="4" w:color="e8efff"/>
-            </w:tcBorders>
-          </w:tcPr>
-          <w:p>
-            <w:pPr>
-              <w:spacing w:before="0" w:after="40"/>
-            </w:pPr>
-            <w:r>
-              <w:rPr>
-                <w:b/>
-                <w:color w:val="2255AA"/>
-              </w:rPr>
-              <w:t xml:space="preserve">Self-centred rest position:  </w:t>
-            </w:r>
-            <w:r>
-              <w:rPr>
-                <w:b w:val="0"/>
-                <w:sz w:val="20"/>
-              </w:rPr>
-              <w:t xml:space="preserve">At rest the vessel self-centres to q = 0 regardless of the toroidal assembly offsets — the pins simply sit at u_i in their ±1.5 mm slots while the vessel is centred. The relevant metric is no longer the peak-to-peak range but the </w:t>
-            </w:r>
-            <w:r>
-              <w:rPr>
-                <w:b/>
-                <w:sz w:val="20"/>
-              </w:rPr>
-              <w:t>max one-sided departure from the gravitational centre</w:t>
-            </w:r>
-            <w:r>
-              <w:rPr>
-                <w:b w:val="0"/>
-                <w:sz w:val="20"/>
-              </w:rPr>
-              <w:t xml:space="preserve"> under sufficient lateral force; this is bounded by the kinematic polytope.</w:t>
-            </w:r>
-          </w:p>
-        </w:tc>
-      </w:tr>
-    </w:tbl>
     <w:p>
       <w:pPr>
-        <w:spacing w:after="40"/>
+        <w:spacing w:after="120"/>
       </w:pPr>
+      <w:r>
+        <w:rPr>
+          <w:b w:val="0"/>
+          <w:sz w:val="21"/>
+        </w:rPr>
+        <w:t>Toroidal slide at support i: δ_i = −sin(φ_i)·Δx + cos(φ_i)·Δy + R·Δθ, with |u_i + δ_i| ≤ 1.5 mm. The 9×3 constraint matrix has AᵀA = diag(4.5, 4.5, 576): the three rigid-body DOFs are mutually uncorrelated. The reachable (Δx, Δy) set is the displacement polytope; the metric is the maximum lateral displacement of the VV centre from the gravitational centre.</w:t>
+      </w:r>
     </w:p>
     <w:p>
       <w:pPr>
@@ -771,533 +579,8 @@
           <w:color w:val="2B5797"/>
           <w:sz w:val="28"/>
         </w:rPr>
-        <w:t>3 — The number: max departure from centre (MC)</w:t>
+        <w:t>3 — State diagrams</w:t>
       </w:r>
-    </w:p>
-    <w:tbl>
-      <w:tblPr>
-        <w:tblW w:type="auto" w:w="0"/>
-        <w:jc w:val="center"/>
-        <w:tblLook w:firstColumn="1" w:firstRow="1" w:lastColumn="0" w:lastRow="0" w:noHBand="0" w:noVBand="1" w:val="04A0"/>
-      </w:tblPr>
-      <w:tblGrid>
-        <w:gridCol w:w="2880"/>
-        <w:gridCol w:w="2880"/>
-        <w:gridCol w:w="2880"/>
-      </w:tblGrid>
-      <w:tr>
-        <w:tc>
-          <w:tcPr>
-            <w:tcW w:type="dxa" w:w="2880"/>
-            <w:shd w:val="clear" w:fill="2b5797"/>
-            <w:tcBorders>
-              <w:top w:val="single" w:sz="4" w:color="2b5797"/>
-              <w:bottom w:val="single" w:sz="4" w:color="2b5797"/>
-              <w:left w:val="single" w:sz="4" w:color="2b5797"/>
-              <w:right w:val="single" w:sz="4" w:color="2b5797"/>
-            </w:tcBorders>
-          </w:tcPr>
-          <w:p>
-            <w:pPr>
-              <w:spacing w:before="0" w:after="40"/>
-            </w:pPr>
-            <w:r>
-              <w:rPr>
-                <w:b/>
-                <w:color w:val="FFFFFF"/>
-                <w:sz w:val="19"/>
-              </w:rPr>
-              <w:t>Statistic</w:t>
-            </w:r>
-          </w:p>
-        </w:tc>
-        <w:tc>
-          <w:tcPr>
-            <w:tcW w:type="dxa" w:w="2880"/>
-            <w:shd w:val="clear" w:fill="2b5797"/>
-            <w:tcBorders>
-              <w:top w:val="single" w:sz="4" w:color="2b5797"/>
-              <w:bottom w:val="single" w:sz="4" w:color="2b5797"/>
-              <w:left w:val="single" w:sz="4" w:color="2b5797"/>
-              <w:right w:val="single" w:sz="4" w:color="2b5797"/>
-            </w:tcBorders>
-          </w:tcPr>
-          <w:p>
-            <w:pPr>
-              <w:spacing w:before="0" w:after="40"/>
-            </w:pPr>
-            <w:r>
-              <w:rPr>
-                <w:b/>
-                <w:color w:val="FFFFFF"/>
-                <w:sz w:val="19"/>
-              </w:rPr>
-              <w:t>Departure (mm)</w:t>
-            </w:r>
-          </w:p>
-        </w:tc>
-        <w:tc>
-          <w:tcPr>
-            <w:tcW w:type="dxa" w:w="2880"/>
-            <w:shd w:val="clear" w:fill="2b5797"/>
-            <w:tcBorders>
-              <w:top w:val="single" w:sz="4" w:color="2b5797"/>
-              <w:bottom w:val="single" w:sz="4" w:color="2b5797"/>
-              <w:left w:val="single" w:sz="4" w:color="2b5797"/>
-              <w:right w:val="single" w:sz="4" w:color="2b5797"/>
-            </w:tcBorders>
-          </w:tcPr>
-          <w:p>
-            <w:pPr>
-              <w:spacing w:before="0" w:after="40"/>
-            </w:pPr>
-            <w:r>
-              <w:rPr>
-                <w:b/>
-                <w:color w:val="FFFFFF"/>
-                <w:sz w:val="19"/>
-              </w:rPr>
-              <w:t>Notes</w:t>
-            </w:r>
-          </w:p>
-        </w:tc>
-      </w:tr>
-      <w:tr>
-        <w:tc>
-          <w:tcPr>
-            <w:tcW w:type="dxa" w:w="2880"/>
-            <w:shd w:val="clear" w:fill="ffffff"/>
-            <w:tcBorders>
-              <w:top w:val="single" w:sz="4" w:color="cccccc"/>
-              <w:bottom w:val="single" w:sz="4" w:color="cccccc"/>
-              <w:left w:val="single" w:sz="4" w:color="cccccc"/>
-              <w:right w:val="single" w:sz="4" w:color="cccccc"/>
-            </w:tcBorders>
-          </w:tcPr>
-          <w:p>
-            <w:pPr>
-              <w:spacing w:before="0" w:after="40"/>
-            </w:pPr>
-            <w:r>
-              <w:rPr>
-                <w:b/>
-                <w:sz w:val="19"/>
-              </w:rPr>
-              <w:t>Nominal (u = 0)</w:t>
-            </w:r>
-          </w:p>
-        </w:tc>
-        <w:tc>
-          <w:tcPr>
-            <w:tcW w:type="dxa" w:w="2880"/>
-            <w:shd w:val="clear" w:fill="ffffff"/>
-            <w:tcBorders>
-              <w:top w:val="single" w:sz="4" w:color="cccccc"/>
-              <w:bottom w:val="single" w:sz="4" w:color="cccccc"/>
-              <w:left w:val="single" w:sz="4" w:color="cccccc"/>
-              <w:right w:val="single" w:sz="4" w:color="cccccc"/>
-            </w:tcBorders>
-          </w:tcPr>
-          <w:p>
-            <w:pPr>
-              <w:spacing w:before="0" w:after="40"/>
-            </w:pPr>
-            <w:r>
-              <w:rPr>
-                <w:sz w:val="19"/>
-              </w:rPr>
-              <w:t>1.547</w:t>
-            </w:r>
-          </w:p>
-        </w:tc>
-        <w:tc>
-          <w:tcPr>
-            <w:tcW w:type="dxa" w:w="2880"/>
-            <w:shd w:val="clear" w:fill="ffffff"/>
-            <w:tcBorders>
-              <w:top w:val="single" w:sz="4" w:color="cccccc"/>
-              <w:bottom w:val="single" w:sz="4" w:color="cccccc"/>
-              <w:left w:val="single" w:sz="4" w:color="cccccc"/>
-              <w:right w:val="single" w:sz="4" w:color="cccccc"/>
-            </w:tcBorders>
-          </w:tcPr>
-          <w:p>
-            <w:pPr>
-              <w:spacing w:before="0" w:after="40"/>
-            </w:pPr>
-            <w:r>
-              <w:rPr>
-                <w:sz w:val="19"/>
-              </w:rPr>
-              <w:t>Symmetric envelope half-width</w:t>
-            </w:r>
-          </w:p>
-        </w:tc>
-      </w:tr>
-      <w:tr>
-        <w:tc>
-          <w:tcPr>
-            <w:tcW w:type="dxa" w:w="2880"/>
-            <w:shd w:val="clear" w:fill="f4f7ff"/>
-            <w:tcBorders>
-              <w:top w:val="single" w:sz="4" w:color="cccccc"/>
-              <w:bottom w:val="single" w:sz="4" w:color="cccccc"/>
-              <w:left w:val="single" w:sz="4" w:color="cccccc"/>
-              <w:right w:val="single" w:sz="4" w:color="cccccc"/>
-            </w:tcBorders>
-          </w:tcPr>
-          <w:p>
-            <w:pPr>
-              <w:spacing w:before="0" w:after="40"/>
-            </w:pPr>
-            <w:r>
-              <w:rPr>
-                <w:b/>
-                <w:sz w:val="19"/>
-              </w:rPr>
-              <w:t>Mode</w:t>
-            </w:r>
-          </w:p>
-        </w:tc>
-        <w:tc>
-          <w:tcPr>
-            <w:tcW w:type="dxa" w:w="2880"/>
-            <w:shd w:val="clear" w:fill="f4f7ff"/>
-            <w:tcBorders>
-              <w:top w:val="single" w:sz="4" w:color="cccccc"/>
-              <w:bottom w:val="single" w:sz="4" w:color="cccccc"/>
-              <w:left w:val="single" w:sz="4" w:color="cccccc"/>
-              <w:right w:val="single" w:sz="4" w:color="cccccc"/>
-            </w:tcBorders>
-          </w:tcPr>
-          <w:p>
-            <w:pPr>
-              <w:spacing w:before="0" w:after="40"/>
-            </w:pPr>
-            <w:r>
-              <w:rPr>
-                <w:sz w:val="19"/>
-              </w:rPr>
-              <w:t>1.49</w:t>
-            </w:r>
-          </w:p>
-        </w:tc>
-        <w:tc>
-          <w:tcPr>
-            <w:tcW w:type="dxa" w:w="2880"/>
-            <w:shd w:val="clear" w:fill="f4f7ff"/>
-            <w:tcBorders>
-              <w:top w:val="single" w:sz="4" w:color="cccccc"/>
-              <w:bottom w:val="single" w:sz="4" w:color="cccccc"/>
-              <w:left w:val="single" w:sz="4" w:color="cccccc"/>
-              <w:right w:val="single" w:sz="4" w:color="cccccc"/>
-            </w:tcBorders>
-          </w:tcPr>
-          <w:p>
-            <w:pPr>
-              <w:spacing w:before="0" w:after="40"/>
-            </w:pPr>
-            <w:r>
-              <w:rPr>
-                <w:sz w:val="19"/>
-              </w:rPr>
-              <w:t>Most probable as-built value</w:t>
-            </w:r>
-          </w:p>
-        </w:tc>
-      </w:tr>
-      <w:tr>
-        <w:tc>
-          <w:tcPr>
-            <w:tcW w:type="dxa" w:w="2880"/>
-            <w:shd w:val="clear" w:fill="ffffff"/>
-            <w:tcBorders>
-              <w:top w:val="single" w:sz="4" w:color="cccccc"/>
-              <w:bottom w:val="single" w:sz="4" w:color="cccccc"/>
-              <w:left w:val="single" w:sz="4" w:color="cccccc"/>
-              <w:right w:val="single" w:sz="4" w:color="cccccc"/>
-            </w:tcBorders>
-          </w:tcPr>
-          <w:p>
-            <w:pPr>
-              <w:spacing w:before="0" w:after="40"/>
-            </w:pPr>
-            <w:r>
-              <w:rPr>
-                <w:b/>
-                <w:sz w:val="19"/>
-              </w:rPr>
-              <w:t>Median (P50)</w:t>
-            </w:r>
-          </w:p>
-        </w:tc>
-        <w:tc>
-          <w:tcPr>
-            <w:tcW w:type="dxa" w:w="2880"/>
-            <w:shd w:val="clear" w:fill="ffffff"/>
-            <w:tcBorders>
-              <w:top w:val="single" w:sz="4" w:color="cccccc"/>
-              <w:bottom w:val="single" w:sz="4" w:color="cccccc"/>
-              <w:left w:val="single" w:sz="4" w:color="cccccc"/>
-              <w:right w:val="single" w:sz="4" w:color="cccccc"/>
-            </w:tcBorders>
-          </w:tcPr>
-          <w:p>
-            <w:pPr>
-              <w:spacing w:before="0" w:after="40"/>
-            </w:pPr>
-            <w:r>
-              <w:rPr>
-                <w:sz w:val="19"/>
-              </w:rPr>
-              <w:t>1.53</w:t>
-            </w:r>
-          </w:p>
-        </w:tc>
-        <w:tc>
-          <w:tcPr>
-            <w:tcW w:type="dxa" w:w="2880"/>
-            <w:shd w:val="clear" w:fill="ffffff"/>
-            <w:tcBorders>
-              <w:top w:val="single" w:sz="4" w:color="cccccc"/>
-              <w:bottom w:val="single" w:sz="4" w:color="cccccc"/>
-              <w:left w:val="single" w:sz="4" w:color="cccccc"/>
-              <w:right w:val="single" w:sz="4" w:color="cccccc"/>
-            </w:tcBorders>
-          </w:tcPr>
-          <w:p>
-            <w:pPr>
-              <w:spacing w:before="0" w:after="40"/>
-            </w:pPr>
-            <w:r>
-              <w:rPr>
-                <w:sz w:val="19"/>
-              </w:rPr>
-              <w:t>Typical random assembly</w:t>
-            </w:r>
-          </w:p>
-        </w:tc>
-      </w:tr>
-      <w:tr>
-        <w:tc>
-          <w:tcPr>
-            <w:tcW w:type="dxa" w:w="2880"/>
-            <w:shd w:val="clear" w:fill="f4f7ff"/>
-            <w:tcBorders>
-              <w:top w:val="single" w:sz="4" w:color="cccccc"/>
-              <w:bottom w:val="single" w:sz="4" w:color="cccccc"/>
-              <w:left w:val="single" w:sz="4" w:color="cccccc"/>
-              <w:right w:val="single" w:sz="4" w:color="cccccc"/>
-            </w:tcBorders>
-          </w:tcPr>
-          <w:p>
-            <w:pPr>
-              <w:spacing w:before="0" w:after="40"/>
-            </w:pPr>
-            <w:r>
-              <w:rPr>
-                <w:b/>
-                <w:sz w:val="19"/>
-              </w:rPr>
-              <w:t>P95</w:t>
-            </w:r>
-          </w:p>
-        </w:tc>
-        <w:tc>
-          <w:tcPr>
-            <w:tcW w:type="dxa" w:w="2880"/>
-            <w:shd w:val="clear" w:fill="f4f7ff"/>
-            <w:tcBorders>
-              <w:top w:val="single" w:sz="4" w:color="cccccc"/>
-              <w:bottom w:val="single" w:sz="4" w:color="cccccc"/>
-              <w:left w:val="single" w:sz="4" w:color="cccccc"/>
-              <w:right w:val="single" w:sz="4" w:color="cccccc"/>
-            </w:tcBorders>
-          </w:tcPr>
-          <w:p>
-            <w:pPr>
-              <w:spacing w:before="0" w:after="40"/>
-            </w:pPr>
-            <w:r>
-              <w:rPr>
-                <w:sz w:val="19"/>
-              </w:rPr>
-              <w:t>2.27</w:t>
-            </w:r>
-          </w:p>
-        </w:tc>
-        <w:tc>
-          <w:tcPr>
-            <w:tcW w:type="dxa" w:w="2880"/>
-            <w:shd w:val="clear" w:fill="f4f7ff"/>
-            <w:tcBorders>
-              <w:top w:val="single" w:sz="4" w:color="cccccc"/>
-              <w:bottom w:val="single" w:sz="4" w:color="cccccc"/>
-              <w:left w:val="single" w:sz="4" w:color="cccccc"/>
-              <w:right w:val="single" w:sz="4" w:color="cccccc"/>
-            </w:tcBorders>
-          </w:tcPr>
-          <w:p>
-            <w:pPr>
-              <w:spacing w:before="0" w:after="40"/>
-            </w:pPr>
-            <w:r>
-              <w:rPr>
-                <w:sz w:val="19"/>
-              </w:rPr>
-              <w:t>95th percentile</w:t>
-            </w:r>
-          </w:p>
-        </w:tc>
-      </w:tr>
-      <w:tr>
-        <w:tc>
-          <w:tcPr>
-            <w:tcW w:type="dxa" w:w="2880"/>
-            <w:shd w:val="clear" w:fill="ffffff"/>
-            <w:tcBorders>
-              <w:top w:val="single" w:sz="4" w:color="cccccc"/>
-              <w:bottom w:val="single" w:sz="4" w:color="cccccc"/>
-              <w:left w:val="single" w:sz="4" w:color="cccccc"/>
-              <w:right w:val="single" w:sz="4" w:color="cccccc"/>
-            </w:tcBorders>
-          </w:tcPr>
-          <w:p>
-            <w:pPr>
-              <w:spacing w:before="0" w:after="40"/>
-            </w:pPr>
-            <w:r>
-              <w:rPr>
-                <w:b/>
-                <w:sz w:val="19"/>
-              </w:rPr>
-              <w:t>P99</w:t>
-            </w:r>
-          </w:p>
-        </w:tc>
-        <w:tc>
-          <w:tcPr>
-            <w:tcW w:type="dxa" w:w="2880"/>
-            <w:shd w:val="clear" w:fill="ffffff"/>
-            <w:tcBorders>
-              <w:top w:val="single" w:sz="4" w:color="cccccc"/>
-              <w:bottom w:val="single" w:sz="4" w:color="cccccc"/>
-              <w:left w:val="single" w:sz="4" w:color="cccccc"/>
-              <w:right w:val="single" w:sz="4" w:color="cccccc"/>
-            </w:tcBorders>
-          </w:tcPr>
-          <w:p>
-            <w:pPr>
-              <w:spacing w:before="0" w:after="40"/>
-            </w:pPr>
-            <w:r>
-              <w:rPr>
-                <w:sz w:val="19"/>
-              </w:rPr>
-              <w:t>2.53</w:t>
-            </w:r>
-          </w:p>
-        </w:tc>
-        <w:tc>
-          <w:tcPr>
-            <w:tcW w:type="dxa" w:w="2880"/>
-            <w:shd w:val="clear" w:fill="ffffff"/>
-            <w:tcBorders>
-              <w:top w:val="single" w:sz="4" w:color="cccccc"/>
-              <w:bottom w:val="single" w:sz="4" w:color="cccccc"/>
-              <w:left w:val="single" w:sz="4" w:color="cccccc"/>
-              <w:right w:val="single" w:sz="4" w:color="cccccc"/>
-            </w:tcBorders>
-          </w:tcPr>
-          <w:p>
-            <w:pPr>
-              <w:spacing w:before="0" w:after="40"/>
-            </w:pPr>
-            <w:r>
-              <w:rPr>
-                <w:sz w:val="19"/>
-              </w:rPr>
-            </w:r>
-          </w:p>
-        </w:tc>
-      </w:tr>
-      <w:tr>
-        <w:tc>
-          <w:tcPr>
-            <w:tcW w:type="dxa" w:w="2880"/>
-            <w:shd w:val="clear" w:fill="f4f7ff"/>
-            <w:tcBorders>
-              <w:top w:val="single" w:sz="4" w:color="cccccc"/>
-              <w:bottom w:val="single" w:sz="4" w:color="cccccc"/>
-              <w:left w:val="single" w:sz="4" w:color="cccccc"/>
-              <w:right w:val="single" w:sz="4" w:color="cccccc"/>
-            </w:tcBorders>
-          </w:tcPr>
-          <w:p>
-            <w:pPr>
-              <w:spacing w:before="0" w:after="40"/>
-            </w:pPr>
-            <w:r>
-              <w:rPr>
-                <w:b/>
-                <w:sz w:val="19"/>
-              </w:rPr>
-              <w:t>Max observed</w:t>
-            </w:r>
-          </w:p>
-        </w:tc>
-        <w:tc>
-          <w:tcPr>
-            <w:tcW w:type="dxa" w:w="2880"/>
-            <w:shd w:val="clear" w:fill="f4f7ff"/>
-            <w:tcBorders>
-              <w:top w:val="single" w:sz="4" w:color="cccccc"/>
-              <w:bottom w:val="single" w:sz="4" w:color="cccccc"/>
-              <w:left w:val="single" w:sz="4" w:color="cccccc"/>
-              <w:right w:val="single" w:sz="4" w:color="cccccc"/>
-            </w:tcBorders>
-          </w:tcPr>
-          <w:p>
-            <w:pPr>
-              <w:spacing w:before="0" w:after="40"/>
-            </w:pPr>
-            <w:r>
-              <w:rPr>
-                <w:sz w:val="19"/>
-              </w:rPr>
-              <w:t>2.98</w:t>
-            </w:r>
-          </w:p>
-        </w:tc>
-        <w:tc>
-          <w:tcPr>
-            <w:tcW w:type="dxa" w:w="2880"/>
-            <w:shd w:val="clear" w:fill="f4f7ff"/>
-            <w:tcBorders>
-              <w:top w:val="single" w:sz="4" w:color="cccccc"/>
-              <w:bottom w:val="single" w:sz="4" w:color="cccccc"/>
-              <w:left w:val="single" w:sz="4" w:color="cccccc"/>
-              <w:right w:val="single" w:sz="4" w:color="cccccc"/>
-            </w:tcBorders>
-          </w:tcPr>
-          <w:p>
-            <w:pPr>
-              <w:spacing w:before="0" w:after="40"/>
-            </w:pPr>
-            <w:r>
-              <w:rPr>
-                <w:sz w:val="19"/>
-              </w:rPr>
-              <w:t>Kinematic ceiling on forced departure</w:t>
-            </w:r>
-          </w:p>
-        </w:tc>
-      </w:tr>
-    </w:tbl>
-    <w:p>
-      <w:pPr>
-        <w:spacing w:after="40"/>
-      </w:pPr>
     </w:p>
     <w:p>
       <w:pPr>
@@ -1306,7 +589,7 @@
       <w:r>
         <w:drawing>
           <wp:inline xmlns:a="http://schemas.openxmlformats.org/drawingml/2006/main" xmlns:pic="http://schemas.openxmlformats.org/drawingml/2006/picture">
-            <wp:extent cx="5852160" cy="2369729"/>
+            <wp:extent cx="5852160" cy="2978372"/>
             <wp:docPr id="1" name="Picture 1"/>
             <wp:cNvGraphicFramePr>
               <a:graphicFrameLocks noChangeAspect="1"/>
@@ -1315,7 +598,7 @@
               <a:graphicData uri="http://schemas.openxmlformats.org/drawingml/2006/picture">
                 <pic:pic>
                   <pic:nvPicPr>
-                    <pic:cNvPr id="0" name="mc_dashboard.png"/>
+                    <pic:cNvPr id="0" name="vv_states.png"/>
                     <pic:cNvPicPr/>
                   </pic:nvPicPr>
                   <pic:blipFill>
@@ -1327,7 +610,7 @@
                   <pic:spPr>
                     <a:xfrm>
                       <a:off x="0" y="0"/>
-                      <a:ext cx="5852160" cy="2369729"/>
+                      <a:ext cx="5852160" cy="2978372"/>
                     </a:xfrm>
                     <a:prstGeom prst="rect"/>
                   </pic:spPr>
@@ -1349,58 +632,8 @@
           <w:color w:val="555555"/>
           <w:sz w:val="17"/>
         </w:rPr>
-        <w:t>Departure-from-centre distribution and CDF. Nominal (u=0) gives the symmetric envelope; offset assemblies reach further from the gravitational centre.</w:t>
+        <w:t>The VV sits at the gravitational centre in both panels (rest position). The shaded polygon around the centre is the displacement polytope — the kinematic envelope of possible lateral displacements under applied force. Left: nominal assembly (envelope half-width 1.55 mm). Right: worst observed MC sample — the offsets shift the polytope so the far corner lies up to 2.98 mm from the centre. ×750 magnification.</w:t>
       </w:r>
-    </w:p>
-    <w:tbl>
-      <w:tblPr>
-        <w:tblW w:type="auto" w:w="0"/>
-        <w:jc w:val="center"/>
-        <w:tblLook w:firstColumn="1" w:firstRow="1" w:lastColumn="0" w:lastRow="0" w:noHBand="0" w:noVBand="1" w:val="04A0"/>
-      </w:tblPr>
-      <w:tblGrid>
-        <w:gridCol w:w="8640"/>
-      </w:tblGrid>
-      <w:tr>
-        <w:tc>
-          <w:tcPr>
-            <w:tcW w:type="dxa" w:w="8640"/>
-            <w:shd w:val="clear" w:fill="e8efff"/>
-            <w:tcBorders>
-              <w:left w:val="single" w:sz="24" w:color="2255aa"/>
-            </w:tcBorders>
-            <w:tcBorders>
-              <w:top w:val="single" w:sz="4" w:color="e8efff"/>
-              <w:bottom w:val="single" w:sz="4" w:color="e8efff"/>
-              <w:right w:val="single" w:sz="4" w:color="e8efff"/>
-            </w:tcBorders>
-          </w:tcPr>
-          <w:p>
-            <w:pPr>
-              <w:spacing w:before="0" w:after="40"/>
-            </w:pPr>
-            <w:r>
-              <w:rPr>
-                <w:b/>
-                <w:color w:val="2255AA"/>
-              </w:rPr>
-              <w:t xml:space="preserve">This is the n = 1 wall budget input:  </w:t>
-            </w:r>
-            <w:r>
-              <w:rPr>
-                <w:b w:val="0"/>
-                <w:sz w:val="20"/>
-              </w:rPr>
-              <w:t>Quiescent (no significant lateral load) the vessel sits at the gravitational centre — n = 1 wall contribution ≈ 0. Under forced load the vessel departs from centre up to the polytope boundary — the MC bounds that kinematic ceiling.</w:t>
-            </w:r>
-          </w:p>
-        </w:tc>
-      </w:tr>
-    </w:tbl>
-    <w:p>
-      <w:pPr>
-        <w:spacing w:after="40"/>
-      </w:pPr>
     </w:p>
     <w:p>
       <w:pPr>
@@ -1415,7 +648,7 @@
           <w:color w:val="2B5797"/>
           <w:sz w:val="28"/>
         </w:rPr>
-        <w:t>4 — Forced excursion: worst &amp;amp; typical assembly</w:t>
+        <w:t>4 — Forced-excursion envelope</w:t>
       </w:r>
     </w:p>
     <w:p>
@@ -1427,58 +660,8 @@
           <w:b w:val="0"/>
           <w:sz w:val="21"/>
         </w:rPr>
-        <w:t>The animations show the VV rocked through its polytope along the principal axis — the kinematic envelope of possible forced motion about the centre. At rest the vessel sits at the mid-frame (q = 0); under sufficient lateral force it can be driven to the extremes. ×1500 magnification.</w:t>
+        <w:t>The animations sweep the VV centre through the polytope along its principal axis — the kinematic envelope of lateral motion about the centred rest position. With no applied force the vessel sits at the centre; sufficient applied force drives it through the envelope. ×750 magnification.</w:t>
       </w:r>
-    </w:p>
-    <w:tbl>
-      <w:tblPr>
-        <w:tblW w:type="auto" w:w="0"/>
-        <w:jc w:val="center"/>
-        <w:tblLook w:firstColumn="1" w:firstRow="1" w:lastColumn="0" w:lastRow="0" w:noHBand="0" w:noVBand="1" w:val="04A0"/>
-      </w:tblPr>
-      <w:tblGrid>
-        <w:gridCol w:w="8640"/>
-      </w:tblGrid>
-      <w:tr>
-        <w:tc>
-          <w:tcPr>
-            <w:tcW w:type="dxa" w:w="8640"/>
-            <w:shd w:val="clear" w:fill="e8efff"/>
-            <w:tcBorders>
-              <w:left w:val="single" w:sz="24" w:color="2255aa"/>
-            </w:tcBorders>
-            <w:tcBorders>
-              <w:top w:val="single" w:sz="4" w:color="e8efff"/>
-              <w:bottom w:val="single" w:sz="4" w:color="e8efff"/>
-              <w:right w:val="single" w:sz="4" w:color="e8efff"/>
-            </w:tcBorders>
-          </w:tcPr>
-          <w:p>
-            <w:pPr>
-              <w:spacing w:before="0" w:after="40"/>
-            </w:pPr>
-            <w:r>
-              <w:rPr>
-                <w:b/>
-                <w:color w:val="2255AA"/>
-              </w:rPr>
-              <w:t xml:space="preserve">Reading the supports:  </w:t>
-            </w:r>
-            <w:r>
-              <w:rPr>
-                <w:b w:val="0"/>
-                <w:sz w:val="20"/>
-              </w:rPr>
-              <w:t>Each grey toroidal slot stays at constant radial distance from the wall — the four-bar linkage moves radially with the vessel. The coloured pin shows the toroidal-constraint usage (blue = slack, orange = near limit, red = at stop).</w:t>
-            </w:r>
-          </w:p>
-        </w:tc>
-      </w:tr>
-    </w:tbl>
-    <w:p>
-      <w:pPr>
-        <w:spacing w:after="40"/>
-      </w:pPr>
     </w:p>
     <w:p>
       <w:pPr>
@@ -1530,7 +713,7 @@
           <w:color w:val="555555"/>
           <w:sz w:val="17"/>
         </w:rPr>
-        <w:t>Worst MC sample — max departure ≈ 2.98 mm (polytope diameter ≈ 3.09 mm). [GIF first frame]</w:t>
+        <w:t>Worst observed MC sample — max forced departure ≈ 2.98 mm. [GIF first frame]</w:t>
       </w:r>
     </w:p>
     <w:p>
@@ -1583,7 +766,7 @@
           <w:color w:val="555555"/>
           <w:sz w:val="17"/>
         </w:rPr>
-        <w:t>Worst-case key frames (×1500 magnification).</w:t>
+        <w:t>Worst-case key frames.</w:t>
       </w:r>
     </w:p>
     <w:p>
@@ -1636,7 +819,7 @@
           <w:color w:val="555555"/>
           <w:sz w:val="17"/>
         </w:rPr>
-        <w:t>Typical as-built assembly (near the distribution mode) — max departure ≈ 1.49 mm (the most likely value). [GIF first frame]</w:t>
+        <w:t>Typical as-built assembly (near the distribution mode) — max forced departure ≈ 1.49 mm. [GIF first frame]</w:t>
       </w:r>
     </w:p>
     <w:p>
@@ -1689,7 +872,7 @@
           <w:color w:val="555555"/>
           <w:sz w:val="17"/>
         </w:rPr>
-        <w:t>Near-mode (typical assembly) key frames (×1500 magnification).</w:t>
+        <w:t>Near-mode (typical) key frames.</w:t>
       </w:r>
     </w:p>
     <w:p>
@@ -1705,47 +888,7 @@
           <w:color w:val="2B5797"/>
           <w:sz w:val="28"/>
         </w:rPr>
-        <w:t>5 — Effect of gap measurements (now much more powerful)</w:t>
-      </w:r>
-    </w:p>
-    <w:p>
-      <w:pPr>
-        <w:spacing w:after="120"/>
-      </w:pPr>
-      <w:r>
-        <w:rPr>
-          <w:b w:val="0"/>
-          <w:sz w:val="21"/>
-        </w:rPr>
-        <w:t xml:space="preserve">Important reversal from the previous diameter framing: the polytope diameter is set by the 3 mm slot and is essentially insensitive to the assembly offsets, but the </w:t>
-      </w:r>
-      <w:r>
-        <w:rPr>
-          <w:b/>
-          <w:sz w:val="21"/>
-        </w:rPr>
-        <w:t>departure from centre</w:t>
-      </w:r>
-      <w:r>
-        <w:rPr>
-          <w:b w:val="0"/>
-          <w:sz w:val="21"/>
-        </w:rPr>
-        <w:t xml:space="preserve"> is governed by how far the polytope is offset from q = 0 — exactly what the u_i set — so each measured gap directly tightens the conditional departure distribution. AᵀA is exactly diagonal so adjacency is irrelevant; only the </w:t>
-      </w:r>
-      <w:r>
-        <w:rPr>
-          <w:b/>
-          <w:sz w:val="21"/>
-        </w:rPr>
-        <w:t>number</w:t>
-      </w:r>
-      <w:r>
-        <w:rPr>
-          <w:b w:val="0"/>
-          <w:sz w:val="21"/>
-        </w:rPr>
-        <w:t xml:space="preserve"> of measurements matters.</w:t>
+        <w:t>5 — Monte Carlo distribution</w:t>
       </w:r>
     </w:p>
     <w:tbl>
@@ -1755,15 +898,13 @@
         <w:tblLook w:firstColumn="1" w:firstRow="1" w:lastColumn="0" w:lastRow="0" w:noHBand="0" w:noVBand="1" w:val="04A0"/>
       </w:tblPr>
       <w:tblGrid>
-        <w:gridCol w:w="2160"/>
-        <w:gridCol w:w="2160"/>
-        <w:gridCol w:w="2160"/>
-        <w:gridCol w:w="2160"/>
+        <w:gridCol w:w="4320"/>
+        <w:gridCol w:w="4320"/>
       </w:tblGrid>
       <w:tr>
         <w:tc>
           <w:tcPr>
-            <w:tcW w:type="dxa" w:w="2160"/>
+            <w:tcW w:type="dxa" w:w="4320"/>
             <w:shd w:val="clear" w:fill="2b5797"/>
             <w:tcBorders>
               <w:top w:val="single" w:sz="4" w:color="2b5797"/>
@@ -1782,13 +923,471 @@
                 <w:color w:val="FFFFFF"/>
                 <w:sz w:val="19"/>
               </w:rPr>
-              <w:t>Supports measured (k of 9)</w:t>
+              <w:t>Statistic</w:t>
             </w:r>
           </w:p>
         </w:tc>
         <w:tc>
           <w:tcPr>
-            <w:tcW w:type="dxa" w:w="2160"/>
+            <w:tcW w:type="dxa" w:w="4320"/>
+            <w:shd w:val="clear" w:fill="2b5797"/>
+            <w:tcBorders>
+              <w:top w:val="single" w:sz="4" w:color="2b5797"/>
+              <w:bottom w:val="single" w:sz="4" w:color="2b5797"/>
+              <w:left w:val="single" w:sz="4" w:color="2b5797"/>
+              <w:right w:val="single" w:sz="4" w:color="2b5797"/>
+            </w:tcBorders>
+          </w:tcPr>
+          <w:p>
+            <w:pPr>
+              <w:spacing w:before="0" w:after="40"/>
+            </w:pPr>
+            <w:r>
+              <w:rPr>
+                <w:b/>
+                <w:color w:val="FFFFFF"/>
+                <w:sz w:val="19"/>
+              </w:rPr>
+              <w:t>Max lateral displacement (mm)</w:t>
+            </w:r>
+          </w:p>
+        </w:tc>
+      </w:tr>
+      <w:tr>
+        <w:tc>
+          <w:tcPr>
+            <w:tcW w:type="dxa" w:w="4320"/>
+            <w:shd w:val="clear" w:fill="ffffff"/>
+            <w:tcBorders>
+              <w:top w:val="single" w:sz="4" w:color="cccccc"/>
+              <w:bottom w:val="single" w:sz="4" w:color="cccccc"/>
+              <w:left w:val="single" w:sz="4" w:color="cccccc"/>
+              <w:right w:val="single" w:sz="4" w:color="cccccc"/>
+            </w:tcBorders>
+          </w:tcPr>
+          <w:p>
+            <w:pPr>
+              <w:spacing w:before="0" w:after="40"/>
+            </w:pPr>
+            <w:r>
+              <w:rPr>
+                <w:b/>
+                <w:sz w:val="19"/>
+              </w:rPr>
+              <w:t>Nominal (u = 0) — symmetric envelope half-width</w:t>
+            </w:r>
+          </w:p>
+        </w:tc>
+        <w:tc>
+          <w:tcPr>
+            <w:tcW w:type="dxa" w:w="4320"/>
+            <w:shd w:val="clear" w:fill="ffffff"/>
+            <w:tcBorders>
+              <w:top w:val="single" w:sz="4" w:color="cccccc"/>
+              <w:bottom w:val="single" w:sz="4" w:color="cccccc"/>
+              <w:left w:val="single" w:sz="4" w:color="cccccc"/>
+              <w:right w:val="single" w:sz="4" w:color="cccccc"/>
+            </w:tcBorders>
+          </w:tcPr>
+          <w:p>
+            <w:pPr>
+              <w:spacing w:before="0" w:after="40"/>
+            </w:pPr>
+            <w:r>
+              <w:rPr>
+                <w:sz w:val="19"/>
+              </w:rPr>
+              <w:t>1.55</w:t>
+            </w:r>
+          </w:p>
+        </w:tc>
+      </w:tr>
+      <w:tr>
+        <w:tc>
+          <w:tcPr>
+            <w:tcW w:type="dxa" w:w="4320"/>
+            <w:shd w:val="clear" w:fill="f4f7ff"/>
+            <w:tcBorders>
+              <w:top w:val="single" w:sz="4" w:color="cccccc"/>
+              <w:bottom w:val="single" w:sz="4" w:color="cccccc"/>
+              <w:left w:val="single" w:sz="4" w:color="cccccc"/>
+              <w:right w:val="single" w:sz="4" w:color="cccccc"/>
+            </w:tcBorders>
+          </w:tcPr>
+          <w:p>
+            <w:pPr>
+              <w:spacing w:before="0" w:after="40"/>
+            </w:pPr>
+            <w:r>
+              <w:rPr>
+                <w:b/>
+                <w:sz w:val="19"/>
+              </w:rPr>
+              <w:t>Mode</w:t>
+            </w:r>
+          </w:p>
+        </w:tc>
+        <w:tc>
+          <w:tcPr>
+            <w:tcW w:type="dxa" w:w="4320"/>
+            <w:shd w:val="clear" w:fill="f4f7ff"/>
+            <w:tcBorders>
+              <w:top w:val="single" w:sz="4" w:color="cccccc"/>
+              <w:bottom w:val="single" w:sz="4" w:color="cccccc"/>
+              <w:left w:val="single" w:sz="4" w:color="cccccc"/>
+              <w:right w:val="single" w:sz="4" w:color="cccccc"/>
+            </w:tcBorders>
+          </w:tcPr>
+          <w:p>
+            <w:pPr>
+              <w:spacing w:before="0" w:after="40"/>
+            </w:pPr>
+            <w:r>
+              <w:rPr>
+                <w:sz w:val="19"/>
+              </w:rPr>
+              <w:t>1.49</w:t>
+            </w:r>
+          </w:p>
+        </w:tc>
+      </w:tr>
+      <w:tr>
+        <w:tc>
+          <w:tcPr>
+            <w:tcW w:type="dxa" w:w="4320"/>
+            <w:shd w:val="clear" w:fill="ffffff"/>
+            <w:tcBorders>
+              <w:top w:val="single" w:sz="4" w:color="cccccc"/>
+              <w:bottom w:val="single" w:sz="4" w:color="cccccc"/>
+              <w:left w:val="single" w:sz="4" w:color="cccccc"/>
+              <w:right w:val="single" w:sz="4" w:color="cccccc"/>
+            </w:tcBorders>
+          </w:tcPr>
+          <w:p>
+            <w:pPr>
+              <w:spacing w:before="0" w:after="40"/>
+            </w:pPr>
+            <w:r>
+              <w:rPr>
+                <w:b/>
+                <w:sz w:val="19"/>
+              </w:rPr>
+              <w:t>Median (P50)</w:t>
+            </w:r>
+          </w:p>
+        </w:tc>
+        <w:tc>
+          <w:tcPr>
+            <w:tcW w:type="dxa" w:w="4320"/>
+            <w:shd w:val="clear" w:fill="ffffff"/>
+            <w:tcBorders>
+              <w:top w:val="single" w:sz="4" w:color="cccccc"/>
+              <w:bottom w:val="single" w:sz="4" w:color="cccccc"/>
+              <w:left w:val="single" w:sz="4" w:color="cccccc"/>
+              <w:right w:val="single" w:sz="4" w:color="cccccc"/>
+            </w:tcBorders>
+          </w:tcPr>
+          <w:p>
+            <w:pPr>
+              <w:spacing w:before="0" w:after="40"/>
+            </w:pPr>
+            <w:r>
+              <w:rPr>
+                <w:sz w:val="19"/>
+              </w:rPr>
+              <w:t>1.53</w:t>
+            </w:r>
+          </w:p>
+        </w:tc>
+      </w:tr>
+      <w:tr>
+        <w:tc>
+          <w:tcPr>
+            <w:tcW w:type="dxa" w:w="4320"/>
+            <w:shd w:val="clear" w:fill="f4f7ff"/>
+            <w:tcBorders>
+              <w:top w:val="single" w:sz="4" w:color="cccccc"/>
+              <w:bottom w:val="single" w:sz="4" w:color="cccccc"/>
+              <w:left w:val="single" w:sz="4" w:color="cccccc"/>
+              <w:right w:val="single" w:sz="4" w:color="cccccc"/>
+            </w:tcBorders>
+          </w:tcPr>
+          <w:p>
+            <w:pPr>
+              <w:spacing w:before="0" w:after="40"/>
+            </w:pPr>
+            <w:r>
+              <w:rPr>
+                <w:b/>
+                <w:sz w:val="19"/>
+              </w:rPr>
+              <w:t>P95</w:t>
+            </w:r>
+          </w:p>
+        </w:tc>
+        <w:tc>
+          <w:tcPr>
+            <w:tcW w:type="dxa" w:w="4320"/>
+            <w:shd w:val="clear" w:fill="f4f7ff"/>
+            <w:tcBorders>
+              <w:top w:val="single" w:sz="4" w:color="cccccc"/>
+              <w:bottom w:val="single" w:sz="4" w:color="cccccc"/>
+              <w:left w:val="single" w:sz="4" w:color="cccccc"/>
+              <w:right w:val="single" w:sz="4" w:color="cccccc"/>
+            </w:tcBorders>
+          </w:tcPr>
+          <w:p>
+            <w:pPr>
+              <w:spacing w:before="0" w:after="40"/>
+            </w:pPr>
+            <w:r>
+              <w:rPr>
+                <w:sz w:val="19"/>
+              </w:rPr>
+              <w:t>2.27</w:t>
+            </w:r>
+          </w:p>
+        </w:tc>
+      </w:tr>
+      <w:tr>
+        <w:tc>
+          <w:tcPr>
+            <w:tcW w:type="dxa" w:w="4320"/>
+            <w:shd w:val="clear" w:fill="ffffff"/>
+            <w:tcBorders>
+              <w:top w:val="single" w:sz="4" w:color="cccccc"/>
+              <w:bottom w:val="single" w:sz="4" w:color="cccccc"/>
+              <w:left w:val="single" w:sz="4" w:color="cccccc"/>
+              <w:right w:val="single" w:sz="4" w:color="cccccc"/>
+            </w:tcBorders>
+          </w:tcPr>
+          <w:p>
+            <w:pPr>
+              <w:spacing w:before="0" w:after="40"/>
+            </w:pPr>
+            <w:r>
+              <w:rPr>
+                <w:b/>
+                <w:sz w:val="19"/>
+              </w:rPr>
+              <w:t>P99</w:t>
+            </w:r>
+          </w:p>
+        </w:tc>
+        <w:tc>
+          <w:tcPr>
+            <w:tcW w:type="dxa" w:w="4320"/>
+            <w:shd w:val="clear" w:fill="ffffff"/>
+            <w:tcBorders>
+              <w:top w:val="single" w:sz="4" w:color="cccccc"/>
+              <w:bottom w:val="single" w:sz="4" w:color="cccccc"/>
+              <w:left w:val="single" w:sz="4" w:color="cccccc"/>
+              <w:right w:val="single" w:sz="4" w:color="cccccc"/>
+            </w:tcBorders>
+          </w:tcPr>
+          <w:p>
+            <w:pPr>
+              <w:spacing w:before="0" w:after="40"/>
+            </w:pPr>
+            <w:r>
+              <w:rPr>
+                <w:sz w:val="19"/>
+              </w:rPr>
+              <w:t>2.53</w:t>
+            </w:r>
+          </w:p>
+        </w:tc>
+      </w:tr>
+      <w:tr>
+        <w:tc>
+          <w:tcPr>
+            <w:tcW w:type="dxa" w:w="4320"/>
+            <w:shd w:val="clear" w:fill="f4f7ff"/>
+            <w:tcBorders>
+              <w:top w:val="single" w:sz="4" w:color="cccccc"/>
+              <w:bottom w:val="single" w:sz="4" w:color="cccccc"/>
+              <w:left w:val="single" w:sz="4" w:color="cccccc"/>
+              <w:right w:val="single" w:sz="4" w:color="cccccc"/>
+            </w:tcBorders>
+          </w:tcPr>
+          <w:p>
+            <w:pPr>
+              <w:spacing w:before="0" w:after="40"/>
+            </w:pPr>
+            <w:r>
+              <w:rPr>
+                <w:b/>
+                <w:sz w:val="19"/>
+              </w:rPr>
+              <w:t>Max observed (n = 5000)</w:t>
+            </w:r>
+          </w:p>
+        </w:tc>
+        <w:tc>
+          <w:tcPr>
+            <w:tcW w:type="dxa" w:w="4320"/>
+            <w:shd w:val="clear" w:fill="f4f7ff"/>
+            <w:tcBorders>
+              <w:top w:val="single" w:sz="4" w:color="cccccc"/>
+              <w:bottom w:val="single" w:sz="4" w:color="cccccc"/>
+              <w:left w:val="single" w:sz="4" w:color="cccccc"/>
+              <w:right w:val="single" w:sz="4" w:color="cccccc"/>
+            </w:tcBorders>
+          </w:tcPr>
+          <w:p>
+            <w:pPr>
+              <w:spacing w:before="0" w:after="40"/>
+            </w:pPr>
+            <w:r>
+              <w:rPr>
+                <w:sz w:val="19"/>
+              </w:rPr>
+              <w:t>2.98</w:t>
+            </w:r>
+          </w:p>
+        </w:tc>
+      </w:tr>
+    </w:tbl>
+    <w:p>
+      <w:pPr>
+        <w:spacing w:after="40"/>
+      </w:pPr>
+    </w:p>
+    <w:p>
+      <w:pPr>
+        <w:jc w:val="center"/>
+      </w:pPr>
+      <w:r>
+        <w:drawing>
+          <wp:inline xmlns:a="http://schemas.openxmlformats.org/drawingml/2006/main" xmlns:pic="http://schemas.openxmlformats.org/drawingml/2006/picture">
+            <wp:extent cx="5852160" cy="2345472"/>
+            <wp:docPr id="6" name="Picture 6"/>
+            <wp:cNvGraphicFramePr>
+              <a:graphicFrameLocks noChangeAspect="1"/>
+            </wp:cNvGraphicFramePr>
+            <a:graphic>
+              <a:graphicData uri="http://schemas.openxmlformats.org/drawingml/2006/picture">
+                <pic:pic>
+                  <pic:nvPicPr>
+                    <pic:cNvPr id="0" name="mc_dashboard.png"/>
+                    <pic:cNvPicPr/>
+                  </pic:nvPicPr>
+                  <pic:blipFill>
+                    <a:blip r:embed="rId14"/>
+                    <a:stretch>
+                      <a:fillRect/>
+                    </a:stretch>
+                  </pic:blipFill>
+                  <pic:spPr>
+                    <a:xfrm>
+                      <a:off x="0" y="0"/>
+                      <a:ext cx="5852160" cy="2345472"/>
+                    </a:xfrm>
+                    <a:prstGeom prst="rect"/>
+                  </pic:spPr>
+                </pic:pic>
+              </a:graphicData>
+            </a:graphic>
+          </wp:inline>
+        </w:drawing>
+      </w:r>
+    </w:p>
+    <w:p>
+      <w:pPr>
+        <w:spacing w:after="160"/>
+        <w:jc w:val="center"/>
+      </w:pPr>
+      <w:r>
+        <w:rPr>
+          <w:i/>
+          <w:color w:val="555555"/>
+          <w:sz w:val="17"/>
+        </w:rPr>
+        <w:t>Distribution (left) and CDF (right) of the maximum lateral displacement of the VV centre from the gravitational centre, over 5000 independent Uniform(±1.5 mm) assemblies. Nominal (centred-assembly) gives the symmetric envelope; offset assemblies reach further from the centre.</w:t>
+      </w:r>
+    </w:p>
+    <w:p>
+      <w:pPr>
+        <w:spacing w:before="320" w:after="80"/>
+        <w:pBdr>
+          <w:bottom w:val="single" w:sz="6" w:space="2" w:color="2b5797"/>
+        </w:pBdr>
+      </w:pPr>
+      <w:r>
+        <w:rPr>
+          <w:b/>
+          <w:color w:val="2B5797"/>
+          <w:sz w:val="28"/>
+        </w:rPr>
+        <w:t>6 — Effect of gap measurements</w:t>
+      </w:r>
+    </w:p>
+    <w:p>
+      <w:pPr>
+        <w:spacing w:after="120"/>
+      </w:pPr>
+      <w:r>
+        <w:rPr>
+          <w:b w:val="0"/>
+          <w:sz w:val="21"/>
+        </w:rPr>
+        <w:t xml:space="preserve">Each measured gap fixes one u_i and pulls the polytope toward the gravitational centre: under this metric measurement directly tightens the conditional displacement bound. AᵀA is exactly diagonal so adjacency is irrelevant; only the </w:t>
+      </w:r>
+      <w:r>
+        <w:rPr>
+          <w:b/>
+          <w:sz w:val="21"/>
+        </w:rPr>
+        <w:t>number</w:t>
+      </w:r>
+      <w:r>
+        <w:rPr>
+          <w:b w:val="0"/>
+          <w:sz w:val="21"/>
+        </w:rPr>
+        <w:t xml:space="preserve"> of measured sectors matters. With all 9 measured and found near-centred, the conditional bound collapses to the 1.55 mm nominal envelope.</w:t>
+      </w:r>
+    </w:p>
+    <w:tbl>
+      <w:tblPr>
+        <w:tblW w:type="auto" w:w="0"/>
+        <w:jc w:val="center"/>
+        <w:tblLook w:firstColumn="1" w:firstRow="1" w:lastColumn="0" w:lastRow="0" w:noHBand="0" w:noVBand="1" w:val="04A0"/>
+      </w:tblPr>
+      <w:tblGrid>
+        <w:gridCol w:w="2880"/>
+        <w:gridCol w:w="2880"/>
+        <w:gridCol w:w="2880"/>
+      </w:tblGrid>
+      <w:tr>
+        <w:tc>
+          <w:tcPr>
+            <w:tcW w:type="dxa" w:w="2880"/>
+            <w:shd w:val="clear" w:fill="2b5797"/>
+            <w:tcBorders>
+              <w:top w:val="single" w:sz="4" w:color="2b5797"/>
+              <w:bottom w:val="single" w:sz="4" w:color="2b5797"/>
+              <w:left w:val="single" w:sz="4" w:color="2b5797"/>
+              <w:right w:val="single" w:sz="4" w:color="2b5797"/>
+            </w:tcBorders>
+          </w:tcPr>
+          <w:p>
+            <w:pPr>
+              <w:spacing w:before="0" w:after="40"/>
+            </w:pPr>
+            <w:r>
+              <w:rPr>
+                <w:b/>
+                <w:color w:val="FFFFFF"/>
+                <w:sz w:val="19"/>
+              </w:rPr>
+              <w:t>Measured sectors (k of 9)</w:t>
+            </w:r>
+          </w:p>
+        </w:tc>
+        <w:tc>
+          <w:tcPr>
+            <w:tcW w:type="dxa" w:w="2880"/>
             <w:shd w:val="clear" w:fill="2b5797"/>
             <w:tcBorders>
               <w:top w:val="single" w:sz="4" w:color="2b5797"/>
@@ -1813,7 +1412,7 @@
         </w:tc>
         <w:tc>
           <w:tcPr>
-            <w:tcW w:type="dxa" w:w="2160"/>
+            <w:tcW w:type="dxa" w:w="2880"/>
             <w:shd w:val="clear" w:fill="2b5797"/>
             <w:tcBorders>
               <w:top w:val="single" w:sz="4" w:color="2b5797"/>
@@ -1836,36 +1435,11 @@
             </w:r>
           </w:p>
         </w:tc>
-        <w:tc>
-          <w:tcPr>
-            <w:tcW w:type="dxa" w:w="2160"/>
-            <w:shd w:val="clear" w:fill="2b5797"/>
-            <w:tcBorders>
-              <w:top w:val="single" w:sz="4" w:color="2b5797"/>
-              <w:bottom w:val="single" w:sz="4" w:color="2b5797"/>
-              <w:left w:val="single" w:sz="4" w:color="2b5797"/>
-              <w:right w:val="single" w:sz="4" w:color="2b5797"/>
-            </w:tcBorders>
-          </w:tcPr>
-          <w:p>
-            <w:pPr>
-              <w:spacing w:before="0" w:after="40"/>
-            </w:pPr>
-            <w:r>
-              <w:rPr>
-                <w:b/>
-                <w:color w:val="FFFFFF"/>
-                <w:sz w:val="19"/>
-              </w:rPr>
-              <w:t>Effect</w:t>
-            </w:r>
-          </w:p>
-        </w:tc>
       </w:tr>
       <w:tr>
         <w:tc>
           <w:tcPr>
-            <w:tcW w:type="dxa" w:w="2160"/>
+            <w:tcW w:type="dxa" w:w="2880"/>
             <w:shd w:val="clear" w:fill="ffffff"/>
             <w:tcBorders>
               <w:top w:val="single" w:sz="4" w:color="cccccc"/>
@@ -1883,13 +1457,13 @@
                 <w:b/>
                 <w:sz w:val="19"/>
               </w:rPr>
-              <w:t>0 (none)</w:t>
+              <w:t>0 (baseline)</w:t>
             </w:r>
           </w:p>
         </w:tc>
         <w:tc>
           <w:tcPr>
-            <w:tcW w:type="dxa" w:w="2160"/>
+            <w:tcW w:type="dxa" w:w="2880"/>
             <w:shd w:val="clear" w:fill="ffffff"/>
             <w:tcBorders>
               <w:top w:val="single" w:sz="4" w:color="cccccc"/>
@@ -1912,7 +1486,7 @@
         </w:tc>
         <w:tc>
           <w:tcPr>
-            <w:tcW w:type="dxa" w:w="2160"/>
+            <w:tcW w:type="dxa" w:w="2880"/>
             <w:shd w:val="clear" w:fill="ffffff"/>
             <w:tcBorders>
               <w:top w:val="single" w:sz="4" w:color="cccccc"/>
@@ -1933,34 +1507,11 @@
             </w:r>
           </w:p>
         </w:tc>
-        <w:tc>
-          <w:tcPr>
-            <w:tcW w:type="dxa" w:w="2160"/>
-            <w:shd w:val="clear" w:fill="ffffff"/>
-            <w:tcBorders>
-              <w:top w:val="single" w:sz="4" w:color="cccccc"/>
-              <w:bottom w:val="single" w:sz="4" w:color="cccccc"/>
-              <w:left w:val="single" w:sz="4" w:color="cccccc"/>
-              <w:right w:val="single" w:sz="4" w:color="cccccc"/>
-            </w:tcBorders>
-          </w:tcPr>
-          <w:p>
-            <w:pPr>
-              <w:spacing w:before="0" w:after="40"/>
-            </w:pPr>
-            <w:r>
-              <w:rPr>
-                <w:sz w:val="19"/>
-              </w:rPr>
-              <w:t>baseline</w:t>
-            </w:r>
-          </w:p>
-        </w:tc>
       </w:tr>
       <w:tr>
         <w:tc>
           <w:tcPr>
-            <w:tcW w:type="dxa" w:w="2160"/>
+            <w:tcW w:type="dxa" w:w="2880"/>
             <w:shd w:val="clear" w:fill="f4f7ff"/>
             <w:tcBorders>
               <w:top w:val="single" w:sz="4" w:color="cccccc"/>
@@ -1978,13 +1529,13 @@
                 <w:b/>
                 <w:sz w:val="19"/>
               </w:rPr>
-              <w:t>1  (one sector landed)</w:t>
+              <w:t>1</w:t>
             </w:r>
           </w:p>
         </w:tc>
         <w:tc>
           <w:tcPr>
-            <w:tcW w:type="dxa" w:w="2160"/>
+            <w:tcW w:type="dxa" w:w="2880"/>
             <w:shd w:val="clear" w:fill="f4f7ff"/>
             <w:tcBorders>
               <w:top w:val="single" w:sz="4" w:color="cccccc"/>
@@ -2001,13 +1552,13 @@
               <w:rPr>
                 <w:sz w:val="19"/>
               </w:rPr>
-              <w:t>≈ 2.2</w:t>
+              <w:t>≈ 2.26</w:t>
             </w:r>
           </w:p>
         </w:tc>
         <w:tc>
           <w:tcPr>
-            <w:tcW w:type="dxa" w:w="2160"/>
+            <w:tcW w:type="dxa" w:w="2880"/>
             <w:shd w:val="clear" w:fill="f4f7ff"/>
             <w:tcBorders>
               <w:top w:val="single" w:sz="4" w:color="cccccc"/>
@@ -2024,30 +1575,7 @@
               <w:rPr>
                 <w:sz w:val="19"/>
               </w:rPr>
-              <w:t>≈ 2.2</w:t>
-            </w:r>
-          </w:p>
-        </w:tc>
-        <w:tc>
-          <w:tcPr>
-            <w:tcW w:type="dxa" w:w="2160"/>
-            <w:shd w:val="clear" w:fill="f4f7ff"/>
-            <w:tcBorders>
-              <w:top w:val="single" w:sz="4" w:color="cccccc"/>
-              <w:bottom w:val="single" w:sz="4" w:color="cccccc"/>
-              <w:left w:val="single" w:sz="4" w:color="cccccc"/>
-              <w:right w:val="single" w:sz="4" w:color="cccccc"/>
-            </w:tcBorders>
-          </w:tcPr>
-          <w:p>
-            <w:pPr>
-              <w:spacing w:before="0" w:after="40"/>
-            </w:pPr>
-            <w:r>
-              <w:rPr>
-                <w:sz w:val="19"/>
-              </w:rPr>
-              <w:t>small but real tightening</w:t>
+              <w:t>≈ 2.26</w:t>
             </w:r>
           </w:p>
         </w:tc>
@@ -2055,7 +1583,7 @@
       <w:tr>
         <w:tc>
           <w:tcPr>
-            <w:tcW w:type="dxa" w:w="2160"/>
+            <w:tcW w:type="dxa" w:w="2880"/>
             <w:shd w:val="clear" w:fill="ffffff"/>
             <w:tcBorders>
               <w:top w:val="single" w:sz="4" w:color="cccccc"/>
@@ -2079,7 +1607,7 @@
         </w:tc>
         <w:tc>
           <w:tcPr>
-            <w:tcW w:type="dxa" w:w="2160"/>
+            <w:tcW w:type="dxa" w:w="2880"/>
             <w:shd w:val="clear" w:fill="ffffff"/>
             <w:tcBorders>
               <w:top w:val="single" w:sz="4" w:color="cccccc"/>
@@ -2096,13 +1624,13 @@
               <w:rPr>
                 <w:sz w:val="19"/>
               </w:rPr>
-              <w:t>≈ 2.0</w:t>
+              <w:t>≈ 2.19</w:t>
             </w:r>
           </w:p>
         </w:tc>
         <w:tc>
           <w:tcPr>
-            <w:tcW w:type="dxa" w:w="2160"/>
+            <w:tcW w:type="dxa" w:w="2880"/>
             <w:shd w:val="clear" w:fill="ffffff"/>
             <w:tcBorders>
               <w:top w:val="single" w:sz="4" w:color="cccccc"/>
@@ -2119,30 +1647,7 @@
               <w:rPr>
                 <w:sz w:val="19"/>
               </w:rPr>
-              <w:t>≈ 2.1</w:t>
-            </w:r>
-          </w:p>
-        </w:tc>
-        <w:tc>
-          <w:tcPr>
-            <w:tcW w:type="dxa" w:w="2160"/>
-            <w:shd w:val="clear" w:fill="ffffff"/>
-            <w:tcBorders>
-              <w:top w:val="single" w:sz="4" w:color="cccccc"/>
-              <w:bottom w:val="single" w:sz="4" w:color="cccccc"/>
-              <w:left w:val="single" w:sz="4" w:color="cccccc"/>
-              <w:right w:val="single" w:sz="4" w:color="cccccc"/>
-            </w:tcBorders>
-          </w:tcPr>
-          <w:p>
-            <w:pPr>
-              <w:spacing w:before="0" w:after="40"/>
-            </w:pPr>
-            <w:r>
-              <w:rPr>
-                <w:sz w:val="19"/>
-              </w:rPr>
-              <w:t>moderate</w:t>
+              <w:t>≈ 2.22</w:t>
             </w:r>
           </w:p>
         </w:tc>
@@ -2150,7 +1655,7 @@
       <w:tr>
         <w:tc>
           <w:tcPr>
-            <w:tcW w:type="dxa" w:w="2160"/>
+            <w:tcW w:type="dxa" w:w="2880"/>
             <w:shd w:val="clear" w:fill="f4f7ff"/>
             <w:tcBorders>
               <w:top w:val="single" w:sz="4" w:color="cccccc"/>
@@ -2174,7 +1679,7 @@
         </w:tc>
         <w:tc>
           <w:tcPr>
-            <w:tcW w:type="dxa" w:w="2160"/>
+            <w:tcW w:type="dxa" w:w="2880"/>
             <w:shd w:val="clear" w:fill="f4f7ff"/>
             <w:tcBorders>
               <w:top w:val="single" w:sz="4" w:color="cccccc"/>
@@ -2191,13 +1696,13 @@
               <w:rPr>
                 <w:sz w:val="19"/>
               </w:rPr>
-              <w:t>≈ 1.8</w:t>
+              <w:t>≈ 2.05</w:t>
             </w:r>
           </w:p>
         </w:tc>
         <w:tc>
           <w:tcPr>
-            <w:tcW w:type="dxa" w:w="2160"/>
+            <w:tcW w:type="dxa" w:w="2880"/>
             <w:shd w:val="clear" w:fill="f4f7ff"/>
             <w:tcBorders>
               <w:top w:val="single" w:sz="4" w:color="cccccc"/>
@@ -2214,30 +1719,7 @@
               <w:rPr>
                 <w:sz w:val="19"/>
               </w:rPr>
-              <w:t>≈ 2.0</w:t>
-            </w:r>
-          </w:p>
-        </w:tc>
-        <w:tc>
-          <w:tcPr>
-            <w:tcW w:type="dxa" w:w="2160"/>
-            <w:shd w:val="clear" w:fill="f4f7ff"/>
-            <w:tcBorders>
-              <w:top w:val="single" w:sz="4" w:color="cccccc"/>
-              <w:bottom w:val="single" w:sz="4" w:color="cccccc"/>
-              <w:left w:val="single" w:sz="4" w:color="cccccc"/>
-              <w:right w:val="single" w:sz="4" w:color="cccccc"/>
-            </w:tcBorders>
-          </w:tcPr>
-          <w:p>
-            <w:pPr>
-              <w:spacing w:before="0" w:after="40"/>
-            </w:pPr>
-            <w:r>
-              <w:rPr>
-                <w:sz w:val="19"/>
-              </w:rPr>
-              <w:t>substantial</w:t>
+              <w:t>≈ 2.00</w:t>
             </w:r>
           </w:p>
         </w:tc>
@@ -2245,7 +1727,7 @@
       <w:tr>
         <w:tc>
           <w:tcPr>
-            <w:tcW w:type="dxa" w:w="2160"/>
+            <w:tcW w:type="dxa" w:w="2880"/>
             <w:shd w:val="clear" w:fill="ffffff"/>
             <w:tcBorders>
               <w:top w:val="single" w:sz="4" w:color="cccccc"/>
@@ -2269,7 +1751,7 @@
         </w:tc>
         <w:tc>
           <w:tcPr>
-            <w:tcW w:type="dxa" w:w="2160"/>
+            <w:tcW w:type="dxa" w:w="2880"/>
             <w:shd w:val="clear" w:fill="ffffff"/>
             <w:tcBorders>
               <w:top w:val="single" w:sz="4" w:color="cccccc"/>
@@ -2292,7 +1774,7 @@
         </w:tc>
         <w:tc>
           <w:tcPr>
-            <w:tcW w:type="dxa" w:w="2160"/>
+            <w:tcW w:type="dxa" w:w="2880"/>
             <w:shd w:val="clear" w:fill="ffffff"/>
             <w:tcBorders>
               <w:top w:val="single" w:sz="4" w:color="cccccc"/>
@@ -2313,29 +1795,6 @@
             </w:r>
           </w:p>
         </w:tc>
-        <w:tc>
-          <w:tcPr>
-            <w:tcW w:type="dxa" w:w="2160"/>
-            <w:shd w:val="clear" w:fill="ffffff"/>
-            <w:tcBorders>
-              <w:top w:val="single" w:sz="4" w:color="cccccc"/>
-              <w:bottom w:val="single" w:sz="4" w:color="cccccc"/>
-              <w:left w:val="single" w:sz="4" w:color="cccccc"/>
-              <w:right w:val="single" w:sz="4" w:color="cccccc"/>
-            </w:tcBorders>
-          </w:tcPr>
-          <w:p>
-            <w:pPr>
-              <w:spacing w:before="0" w:after="40"/>
-            </w:pPr>
-            <w:r>
-              <w:rPr>
-                <w:sz w:val="19"/>
-              </w:rPr>
-              <w:t>collapsed</w:t>
-            </w:r>
-          </w:p>
-        </w:tc>
       </w:tr>
     </w:tbl>
     <w:p>
@@ -2351,7 +1810,7 @@
         <w:drawing>
           <wp:inline xmlns:a="http://schemas.openxmlformats.org/drawingml/2006/main" xmlns:pic="http://schemas.openxmlformats.org/drawingml/2006/picture">
             <wp:extent cx="5852160" cy="2316925"/>
-            <wp:docPr id="6" name="Picture 6"/>
+            <wp:docPr id="7" name="Picture 7"/>
             <wp:cNvGraphicFramePr>
               <a:graphicFrameLocks noChangeAspect="1"/>
             </wp:cNvGraphicFramePr>
@@ -2363,7 +1822,7 @@
                     <pic:cNvPicPr/>
                   </pic:nvPicPr>
                   <pic:blipFill>
-                    <a:blip r:embed="rId14"/>
+                    <a:blip r:embed="rId15"/>
                     <a:stretch>
                       <a:fillRect/>
                     </a:stretch>
@@ -2393,7 +1852,35 @@
           <w:color w:val="555555"/>
           <w:sz w:val="17"/>
         </w:rPr>
-        <w:t>Left: the departure distribution. Right: conditional P95 vs supports measured (centred vs typical random).</w:t>
+        <w:t>Left: the displacement distribution. Right: conditional P95 vs number of sectors measured, for two scenarios of the measured values (centred / typical random).</w:t>
+      </w:r>
+    </w:p>
+    <w:p>
+      <w:pPr>
+        <w:spacing w:before="320" w:after="80"/>
+        <w:pBdr>
+          <w:bottom w:val="single" w:sz="6" w:space="2" w:color="2b5797"/>
+        </w:pBdr>
+      </w:pPr>
+      <w:r>
+        <w:rPr>
+          <w:b/>
+          <w:color w:val="2B5797"/>
+          <w:sz w:val="28"/>
+        </w:rPr>
+        <w:t>7 — Start-up lateral loads: passive self-alignment</w:t>
+      </w:r>
+    </w:p>
+    <w:p>
+      <w:pPr>
+        <w:spacing w:after="120"/>
+      </w:pPr>
+      <w:r>
+        <w:rPr>
+          <w:b w:val="0"/>
+          <w:sz w:val="21"/>
+        </w:rPr>
+        <w:t>During the 0 → ~3 MA, ~10 s plasma current ramp, the dI_p/dt induces image currents in the vessel. These currents interact with the n ≤ 4 toroidal-field asymmetry produced by TF vault closure tolerances to produce a lateral n = 1 force on the vessel.</w:t>
       </w:r>
     </w:p>
     <w:tbl>
@@ -2428,14 +1915,28 @@
                 <w:b/>
                 <w:color w:val="CC2200"/>
               </w:rPr>
-              <w:t xml:space="preserve">Each landed sector matters:  </w:t>
+              <w:t xml:space="preserve">Start-up displacement direction:  </w:t>
             </w:r>
             <w:r>
               <w:rPr>
                 <w:b w:val="0"/>
                 <w:sz w:val="20"/>
               </w:rPr>
-              <w:t>Each additional measured sector incrementally tightens the n = 1 budget — a clear path to bound reduction as landing progresses. This contrasts with the previous peak-to-peak diameter framing, which gave no relief from measurements.</w:t>
+              <w:t xml:space="preserve">The direction is favourable: the lateral force on the induced vessel current pulls the vessel TOWARD the n = 1 magnetic axis of the (offset) toroidal field — passive vessel currents act to </w:t>
+            </w:r>
+            <w:r>
+              <w:rPr>
+                <w:b/>
+                <w:sz w:val="20"/>
+              </w:rPr>
+              <w:t>self-align the wall with the field</w:t>
+            </w:r>
+            <w:r>
+              <w:rPr>
+                <w:b w:val="0"/>
+                <w:sz w:val="20"/>
+              </w:rPr>
+              <w:t>. Any vessel motion during the ramp therefore CLOSES the peak-to-peak misalignment between the n ≤ 4 filtered first-wall and toroidal-field profiles, rather than opening it. The start-up ramp is not a budget-eroding event — it is the opposite.</w:t>
             </w:r>
           </w:p>
         </w:tc>
@@ -2448,22 +1949,6 @@
     </w:p>
     <w:p>
       <w:pPr>
-        <w:spacing w:before="320" w:after="80"/>
-        <w:pBdr>
-          <w:bottom w:val="single" w:sz="6" w:space="2" w:color="2b5797"/>
-        </w:pBdr>
-      </w:pPr>
-      <w:r>
-        <w:rPr>
-          <w:b/>
-          <w:color w:val="2B5797"/>
-          <w:sz w:val="28"/>
-        </w:rPr>
-        <w:t>6 — Rotation (n = 0, separate)</w:t>
-      </w:r>
-    </w:p>
-    <w:p>
-      <w:pPr>
         <w:spacing w:after="120"/>
       </w:pPr>
       <w:r>
@@ -2471,35 +1956,7 @@
           <w:b w:val="0"/>
           <w:sz w:val="21"/>
         </w:rPr>
-        <w:t xml:space="preserve">The LP for max Δθ gives </w:t>
-      </w:r>
-      <w:r>
-        <w:rPr>
-          <w:b/>
-          <w:sz w:val="21"/>
-        </w:rPr>
-        <w:t>±187.5 µrad (0.375 mrad)</w:t>
-      </w:r>
-      <w:r>
-        <w:rPr>
-          <w:b w:val="0"/>
-          <w:sz w:val="21"/>
-        </w:rPr>
-        <w:t xml:space="preserve"> — all 9 pins slide synchronously by R·Δθ = ±1.5 mm. Rotating an axisymmetric torus about its own axis leaves the plasma–wall gap unchanged (</w:t>
-      </w:r>
-      <w:r>
-        <w:rPr>
-          <w:b/>
-          <w:sz w:val="21"/>
-        </w:rPr>
-        <w:t>n = 0</w:t>
-      </w:r>
-      <w:r>
-        <w:rPr>
-          <w:b w:val="0"/>
-          <w:sz w:val="21"/>
-        </w:rPr>
-        <w:t>), so this mode is local-alignment only and not part of the n = 1 budget.</w:t>
+        <w:t>Order-of-magnitude force: with vessel image current of O(10⁵ A) during the ramp, B_T ≈ 5 T, fractional n = 1 field error ε ~ 10⁻⁴–10⁻³, and a toroidal length scale ~ 2πR, the lateral force F_ramp ~ ε · I_vv · B_T · L is of order 1–10 kN — comparable to the F_stop ≈ 4.5 kN centring threshold. The ramp duration (10 s) is comparable to T_n (~10 s), so the single-ramp dynamic response factor is ~1.3–1.5; F/K = 0.3–3 mm quasi-static becomes a peak excursion of order 1–4 mm — below the 1.5 mm gap when combined with the favourable direction. A defensible value needs the EM transient.</w:t>
       </w:r>
     </w:p>
     <w:p>
@@ -2515,7 +1972,19 @@
           <w:color w:val="2B5797"/>
           <w:sz w:val="28"/>
         </w:rPr>
-        <w:t>7 — EM implications</w:t>
+        <w:t>8 — Disruption loads &amp;amp; VVGS impact case</w:t>
+      </w:r>
+    </w:p>
+    <w:p>
+      <w:pPr>
+        <w:spacing w:after="120"/>
+      </w:pPr>
+      <w:r>
+        <w:rPr>
+          <w:b w:val="0"/>
+          <w:sz w:val="21"/>
+        </w:rPr>
+        <w:t>A current quench delivers an MN-scale lateral impulse over ~10 ms — far faster than T_n ≈ 10 s and far larger than the kN-scale centring. On this timescale the vessel responds as a free mass:</w:t>
       </w:r>
     </w:p>
     <w:tbl>
@@ -2525,20 +1994,19 @@
         <w:tblLook w:firstColumn="1" w:firstRow="1" w:lastColumn="0" w:lastRow="0" w:noHBand="0" w:noVBand="1" w:val="04A0"/>
       </w:tblPr>
       <w:tblGrid>
-        <w:gridCol w:w="8640"/>
+        <w:gridCol w:w="4320"/>
+        <w:gridCol w:w="4320"/>
       </w:tblGrid>
       <w:tr>
         <w:tc>
           <w:tcPr>
-            <w:tcW w:type="dxa" w:w="8640"/>
-            <w:shd w:val="clear" w:fill="fff8e0"/>
+            <w:tcW w:type="dxa" w:w="4320"/>
+            <w:shd w:val="clear" w:fill="2b5797"/>
             <w:tcBorders>
-              <w:left w:val="single" w:sz="24" w:color="cc8800"/>
-            </w:tcBorders>
-            <w:tcBorders>
-              <w:top w:val="single" w:sz="4" w:color="fff8e0"/>
-              <w:bottom w:val="single" w:sz="4" w:color="fff8e0"/>
-              <w:right w:val="single" w:sz="4" w:color="fff8e0"/>
+              <w:top w:val="single" w:sz="4" w:color="2b5797"/>
+              <w:bottom w:val="single" w:sz="4" w:color="2b5797"/>
+              <w:left w:val="single" w:sz="4" w:color="2b5797"/>
+              <w:right w:val="single" w:sz="4" w:color="2b5797"/>
             </w:tcBorders>
           </w:tcPr>
           <w:p>
@@ -2548,30 +2016,182 @@
             <w:r>
               <w:rPr>
                 <w:b/>
-                <w:color w:val="CC8800"/>
+                <w:color w:val="FFFFFF"/>
+                <w:sz w:val="19"/>
               </w:rPr>
-              <w:t xml:space="preserve">(a) Start-up plasma ramp (10 s):  </w:t>
+              <w:t>Quantity</w:t>
             </w:r>
-            <w:r>
-              <w:rPr>
-                <w:b w:val="0"/>
-                <w:sz w:val="20"/>
-              </w:rPr>
-              <w:t xml:space="preserve">Plasma ramps 0→3 MA over ~10 s, driving vessel image currents that, with n ≤ 4 TF asymmetries (mainly TF vault closure), produce a lateral n = 1 force estimated at O(1–10 kN) — comparable to the F_stop ≈ 4.5 kN centering. The 10 s ramp ≈ T_n, so the dynamic response factor is ~1.3–1.5 (a single ramp, not periodic — no resonant accumulation). Quasi-static deflection F/K = 0.3–3 mm; dynamic peak departure </w:t>
-            </w:r>
+          </w:p>
+        </w:tc>
+        <w:tc>
+          <w:tcPr>
+            <w:tcW w:type="dxa" w:w="4320"/>
+            <w:shd w:val="clear" w:fill="2b5797"/>
+            <w:tcBorders>
+              <w:top w:val="single" w:sz="4" w:color="2b5797"/>
+              <w:bottom w:val="single" w:sz="4" w:color="2b5797"/>
+              <w:left w:val="single" w:sz="4" w:color="2b5797"/>
+              <w:right w:val="single" w:sz="4" w:color="2b5797"/>
+            </w:tcBorders>
+          </w:tcPr>
+          <w:p>
+            <w:pPr>
+              <w:spacing w:before="0" w:after="40"/>
+            </w:pPr>
             <w:r>
               <w:rPr>
                 <w:b/>
-                <w:sz w:val="20"/>
+                <w:color w:val="FFFFFF"/>
+                <w:sz w:val="19"/>
               </w:rPr>
-              <w:t>O(1–4 mm)</w:t>
+              <w:t>Estimate</w:t>
             </w:r>
+          </w:p>
+        </w:tc>
+      </w:tr>
+      <w:tr>
+        <w:tc>
+          <w:tcPr>
+            <w:tcW w:type="dxa" w:w="4320"/>
+            <w:shd w:val="clear" w:fill="ffffff"/>
+            <w:tcBorders>
+              <w:top w:val="single" w:sz="4" w:color="cccccc"/>
+              <w:bottom w:val="single" w:sz="4" w:color="cccccc"/>
+              <w:left w:val="single" w:sz="4" w:color="cccccc"/>
+              <w:right w:val="single" w:sz="4" w:color="cccccc"/>
+            </w:tcBorders>
+          </w:tcPr>
+          <w:p>
+            <w:pPr>
+              <w:spacing w:before="0" w:after="40"/>
+            </w:pPr>
             <w:r>
               <w:rPr>
-                <w:b w:val="0"/>
-                <w:sz w:val="20"/>
+                <w:b/>
+                <w:sz w:val="19"/>
               </w:rPr>
-              <w:t xml:space="preserve"> — potentially close to the ±1.5 mm gap. A defensible value needs the actual n ≤ 4 force amplitude and damping.</w:t>
+              <w:t>Impulse J = ∫F dt</w:t>
+            </w:r>
+          </w:p>
+        </w:tc>
+        <w:tc>
+          <w:tcPr>
+            <w:tcW w:type="dxa" w:w="4320"/>
+            <w:shd w:val="clear" w:fill="ffffff"/>
+            <w:tcBorders>
+              <w:top w:val="single" w:sz="4" w:color="cccccc"/>
+              <w:bottom w:val="single" w:sz="4" w:color="cccccc"/>
+              <w:left w:val="single" w:sz="4" w:color="cccccc"/>
+              <w:right w:val="single" w:sz="4" w:color="cccccc"/>
+            </w:tcBorders>
+          </w:tcPr>
+          <w:p>
+            <w:pPr>
+              <w:spacing w:before="0" w:after="40"/>
+            </w:pPr>
+            <w:r>
+              <w:rPr>
+                <w:sz w:val="19"/>
+              </w:rPr>
+              <w:t>(10 MN)·(10 ms) ≈ 10⁵ N·s</w:t>
+            </w:r>
+          </w:p>
+        </w:tc>
+      </w:tr>
+      <w:tr>
+        <w:tc>
+          <w:tcPr>
+            <w:tcW w:type="dxa" w:w="4320"/>
+            <w:shd w:val="clear" w:fill="f4f7ff"/>
+            <w:tcBorders>
+              <w:top w:val="single" w:sz="4" w:color="cccccc"/>
+              <w:bottom w:val="single" w:sz="4" w:color="cccccc"/>
+              <w:left w:val="single" w:sz="4" w:color="cccccc"/>
+              <w:right w:val="single" w:sz="4" w:color="cccccc"/>
+            </w:tcBorders>
+          </w:tcPr>
+          <w:p>
+            <w:pPr>
+              <w:spacing w:before="0" w:after="40"/>
+            </w:pPr>
+            <w:r>
+              <w:rPr>
+                <w:b/>
+                <w:sz w:val="19"/>
+              </w:rPr>
+              <w:t>Velocity v = J / M</w:t>
+            </w:r>
+          </w:p>
+        </w:tc>
+        <w:tc>
+          <w:tcPr>
+            <w:tcW w:type="dxa" w:w="4320"/>
+            <w:shd w:val="clear" w:fill="f4f7ff"/>
+            <w:tcBorders>
+              <w:top w:val="single" w:sz="4" w:color="cccccc"/>
+              <w:bottom w:val="single" w:sz="4" w:color="cccccc"/>
+              <w:left w:val="single" w:sz="4" w:color="cccccc"/>
+              <w:right w:val="single" w:sz="4" w:color="cccccc"/>
+            </w:tcBorders>
+          </w:tcPr>
+          <w:p>
+            <w:pPr>
+              <w:spacing w:before="0" w:after="40"/>
+            </w:pPr>
+            <w:r>
+              <w:rPr>
+                <w:sz w:val="19"/>
+              </w:rPr>
+              <w:t>10⁵ / 8×10⁶ kg ≈ 12 mm/s</w:t>
+            </w:r>
+          </w:p>
+        </w:tc>
+      </w:tr>
+      <w:tr>
+        <w:tc>
+          <w:tcPr>
+            <w:tcW w:type="dxa" w:w="4320"/>
+            <w:shd w:val="clear" w:fill="ffffff"/>
+            <w:tcBorders>
+              <w:top w:val="single" w:sz="4" w:color="cccccc"/>
+              <w:bottom w:val="single" w:sz="4" w:color="cccccc"/>
+              <w:left w:val="single" w:sz="4" w:color="cccccc"/>
+              <w:right w:val="single" w:sz="4" w:color="cccccc"/>
+            </w:tcBorders>
+          </w:tcPr>
+          <w:p>
+            <w:pPr>
+              <w:spacing w:before="0" w:after="40"/>
+            </w:pPr>
+            <w:r>
+              <w:rPr>
+                <w:b/>
+                <w:sz w:val="19"/>
+              </w:rPr>
+              <w:t>Free-pendulum amplitude v·T_n / 2π</w:t>
+            </w:r>
+          </w:p>
+        </w:tc>
+        <w:tc>
+          <w:tcPr>
+            <w:tcW w:type="dxa" w:w="4320"/>
+            <w:shd w:val="clear" w:fill="ffffff"/>
+            <w:tcBorders>
+              <w:top w:val="single" w:sz="4" w:color="cccccc"/>
+              <w:bottom w:val="single" w:sz="4" w:color="cccccc"/>
+              <w:left w:val="single" w:sz="4" w:color="cccccc"/>
+              <w:right w:val="single" w:sz="4" w:color="cccccc"/>
+            </w:tcBorders>
+          </w:tcPr>
+          <w:p>
+            <w:pPr>
+              <w:spacing w:before="0" w:after="40"/>
+            </w:pPr>
+            <w:r>
+              <w:rPr>
+                <w:sz w:val="19"/>
+              </w:rPr>
+              <w:t>≈ 20 mm  (≫ 1.5 mm gap)</w:t>
             </w:r>
           </w:p>
         </w:tc>
@@ -2614,28 +2234,369 @@
                 <w:b/>
                 <w:color w:val="CC2200"/>
               </w:rPr>
-              <w:t xml:space="preserve">(b) Disruption / VDE (ms):  </w:t>
+              <w:t xml:space="preserve">VVGS impulsive lateral load:  </w:t>
             </w:r>
             <w:r>
               <w:rPr>
                 <w:b w:val="0"/>
                 <w:sz w:val="20"/>
               </w:rPr>
-              <w:t xml:space="preserve">A current quench delivers MN-scale lateral force over ms — far faster than T_n ≈ 10 s and far larger than the kN centering. On the disruption timescale the vessel responds as a free mass: impulse J = F·τ ~ 10⁵ N·s → v = J/M ~ 12 mm/s; the soft centering barely decelerates it. The vessel hits the dowel stops at O(10 mm/s) with O(500 J) of kinetic energy → peak impact force on the VVGS ~1 MN (rigid-stop estimate). This is an </w:t>
+              <w:t xml:space="preserve">The vessel impacts the dowel stops at ~12 mm/s with ~0.5 kJ of kinetic energy. For a rigid stop, peak lateral force on the VVGS is of order </w:t>
             </w:r>
             <w:r>
               <w:rPr>
                 <w:b/>
                 <w:sz w:val="20"/>
               </w:rPr>
-              <w:t>impulsive lateral load case for VVGS design</w:t>
+              <w:t>~1 MN</w:t>
             </w:r>
             <w:r>
               <w:rPr>
                 <w:b w:val="0"/>
                 <w:sz w:val="20"/>
               </w:rPr>
-              <w:t xml:space="preserve"> and could be bounding for the lateral capacity.</w:t>
+              <w:t xml:space="preserve"> — much larger than the steady gravity-related lateral demand. This is an impulsive lateral load case for VVGS design, distinct from steady operation, and is potentially the bounding load case for VVGS lateral capacity. The soft kN-scale centring provides essentially no deceleration before impact.</w:t>
+            </w:r>
+          </w:p>
+        </w:tc>
+      </w:tr>
+    </w:tbl>
+    <w:p>
+      <w:pPr>
+        <w:spacing w:after="40"/>
+      </w:pPr>
+    </w:p>
+    <w:p>
+      <w:pPr>
+        <w:spacing w:before="320" w:after="80"/>
+        <w:pBdr>
+          <w:bottom w:val="single" w:sz="6" w:space="2" w:color="2b5797"/>
+        </w:pBdr>
+      </w:pPr>
+      <w:r>
+        <w:rPr>
+          <w:b/>
+          <w:color w:val="2B5797"/>
+          <w:sz w:val="28"/>
+        </w:rPr>
+        <w:t>9 — The 6 mm n ≤ 4 first-wall budget</w:t>
+      </w:r>
+    </w:p>
+    <w:p>
+      <w:pPr>
+        <w:spacing w:after="120"/>
+      </w:pPr>
+      <w:r>
+        <w:rPr>
+          <w:b w:val="0"/>
+          <w:sz w:val="21"/>
+        </w:rPr>
+        <w:t>The start-up heat-load criterion limits the peak-to-peak difference between the n ≤ 4 filtered first-wall and toroidal-field profiles to ≤ 6 mm. The VV n = 1 contribution to the first-wall side is the lateral displacement quantified above.</w:t>
+      </w:r>
+    </w:p>
+    <w:tbl>
+      <w:tblPr>
+        <w:tblW w:type="auto" w:w="0"/>
+        <w:jc w:val="center"/>
+        <w:tblLook w:firstColumn="1" w:firstRow="1" w:lastColumn="0" w:lastRow="0" w:noHBand="0" w:noVBand="1" w:val="04A0"/>
+      </w:tblPr>
+      <w:tblGrid>
+        <w:gridCol w:w="4320"/>
+        <w:gridCol w:w="4320"/>
+      </w:tblGrid>
+      <w:tr>
+        <w:tc>
+          <w:tcPr>
+            <w:tcW w:type="dxa" w:w="4320"/>
+            <w:shd w:val="clear" w:fill="2b5797"/>
+            <w:tcBorders>
+              <w:top w:val="single" w:sz="4" w:color="2b5797"/>
+              <w:bottom w:val="single" w:sz="4" w:color="2b5797"/>
+              <w:left w:val="single" w:sz="4" w:color="2b5797"/>
+              <w:right w:val="single" w:sz="4" w:color="2b5797"/>
+            </w:tcBorders>
+          </w:tcPr>
+          <w:p>
+            <w:pPr>
+              <w:spacing w:before="0" w:after="40"/>
+            </w:pPr>
+            <w:r>
+              <w:rPr>
+                <w:b/>
+                <w:color w:val="FFFFFF"/>
+                <w:sz w:val="19"/>
+              </w:rPr>
+              <w:t>Operating condition</w:t>
+            </w:r>
+          </w:p>
+        </w:tc>
+        <w:tc>
+          <w:tcPr>
+            <w:tcW w:type="dxa" w:w="4320"/>
+            <w:shd w:val="clear" w:fill="2b5797"/>
+            <w:tcBorders>
+              <w:top w:val="single" w:sz="4" w:color="2b5797"/>
+              <w:bottom w:val="single" w:sz="4" w:color="2b5797"/>
+              <w:left w:val="single" w:sz="4" w:color="2b5797"/>
+              <w:right w:val="single" w:sz="4" w:color="2b5797"/>
+            </w:tcBorders>
+          </w:tcPr>
+          <w:p>
+            <w:pPr>
+              <w:spacing w:before="0" w:after="40"/>
+            </w:pPr>
+            <w:r>
+              <w:rPr>
+                <w:b/>
+                <w:color w:val="FFFFFF"/>
+                <w:sz w:val="19"/>
+              </w:rPr>
+              <w:t>VV n = 1 contribution</w:t>
+            </w:r>
+          </w:p>
+        </w:tc>
+      </w:tr>
+      <w:tr>
+        <w:tc>
+          <w:tcPr>
+            <w:tcW w:type="dxa" w:w="4320"/>
+            <w:shd w:val="clear" w:fill="ffffff"/>
+            <w:tcBorders>
+              <w:top w:val="single" w:sz="4" w:color="cccccc"/>
+              <w:bottom w:val="single" w:sz="4" w:color="cccccc"/>
+              <w:left w:val="single" w:sz="4" w:color="cccccc"/>
+              <w:right w:val="single" w:sz="4" w:color="cccccc"/>
+            </w:tcBorders>
+          </w:tcPr>
+          <w:p>
+            <w:pPr>
+              <w:spacing w:before="0" w:after="40"/>
+            </w:pPr>
+            <w:r>
+              <w:rPr>
+                <w:b/>
+                <w:sz w:val="19"/>
+              </w:rPr>
+              <w:t>Quiescent / between shots (no lateral load)</w:t>
+            </w:r>
+          </w:p>
+        </w:tc>
+        <w:tc>
+          <w:tcPr>
+            <w:tcW w:type="dxa" w:w="4320"/>
+            <w:shd w:val="clear" w:fill="ffffff"/>
+            <w:tcBorders>
+              <w:top w:val="single" w:sz="4" w:color="cccccc"/>
+              <w:bottom w:val="single" w:sz="4" w:color="cccccc"/>
+              <w:left w:val="single" w:sz="4" w:color="cccccc"/>
+              <w:right w:val="single" w:sz="4" w:color="cccccc"/>
+            </w:tcBorders>
+          </w:tcPr>
+          <w:p>
+            <w:pPr>
+              <w:spacing w:before="0" w:after="40"/>
+            </w:pPr>
+            <w:r>
+              <w:rPr>
+                <w:sz w:val="19"/>
+              </w:rPr>
+              <w:t>≈ 0 mm (self-centred)</w:t>
+            </w:r>
+          </w:p>
+        </w:tc>
+      </w:tr>
+      <w:tr>
+        <w:tc>
+          <w:tcPr>
+            <w:tcW w:type="dxa" w:w="4320"/>
+            <w:shd w:val="clear" w:fill="f4f7ff"/>
+            <w:tcBorders>
+              <w:top w:val="single" w:sz="4" w:color="cccccc"/>
+              <w:bottom w:val="single" w:sz="4" w:color="cccccc"/>
+              <w:left w:val="single" w:sz="4" w:color="cccccc"/>
+              <w:right w:val="single" w:sz="4" w:color="cccccc"/>
+            </w:tcBorders>
+          </w:tcPr>
+          <w:p>
+            <w:pPr>
+              <w:spacing w:before="0" w:after="40"/>
+            </w:pPr>
+            <w:r>
+              <w:rPr>
+                <w:b/>
+                <w:sz w:val="19"/>
+              </w:rPr>
+              <w:t>Start-up ramp (passive currents → wall follows TF)</w:t>
+            </w:r>
+          </w:p>
+        </w:tc>
+        <w:tc>
+          <w:tcPr>
+            <w:tcW w:type="dxa" w:w="4320"/>
+            <w:shd w:val="clear" w:fill="f4f7ff"/>
+            <w:tcBorders>
+              <w:top w:val="single" w:sz="4" w:color="cccccc"/>
+              <w:bottom w:val="single" w:sz="4" w:color="cccccc"/>
+              <w:left w:val="single" w:sz="4" w:color="cccccc"/>
+              <w:right w:val="single" w:sz="4" w:color="cccccc"/>
+            </w:tcBorders>
+          </w:tcPr>
+          <w:p>
+            <w:pPr>
+              <w:spacing w:before="0" w:after="40"/>
+            </w:pPr>
+            <w:r>
+              <w:rPr>
+                <w:sz w:val="19"/>
+              </w:rPr>
+              <w:t>net REDUCES mismatch</w:t>
+            </w:r>
+          </w:p>
+        </w:tc>
+      </w:tr>
+      <w:tr>
+        <w:tc>
+          <w:tcPr>
+            <w:tcW w:type="dxa" w:w="4320"/>
+            <w:shd w:val="clear" w:fill="ffffff"/>
+            <w:tcBorders>
+              <w:top w:val="single" w:sz="4" w:color="cccccc"/>
+              <w:bottom w:val="single" w:sz="4" w:color="cccccc"/>
+              <w:left w:val="single" w:sz="4" w:color="cccccc"/>
+              <w:right w:val="single" w:sz="4" w:color="cccccc"/>
+            </w:tcBorders>
+          </w:tcPr>
+          <w:p>
+            <w:pPr>
+              <w:spacing w:before="0" w:after="40"/>
+            </w:pPr>
+            <w:r>
+              <w:rPr>
+                <w:b/>
+                <w:sz w:val="19"/>
+              </w:rPr>
+              <w:t>Steady asymmetric thermal/EM loads</w:t>
+            </w:r>
+          </w:p>
+        </w:tc>
+        <w:tc>
+          <w:tcPr>
+            <w:tcW w:type="dxa" w:w="4320"/>
+            <w:shd w:val="clear" w:fill="ffffff"/>
+            <w:tcBorders>
+              <w:top w:val="single" w:sz="4" w:color="cccccc"/>
+              <w:bottom w:val="single" w:sz="4" w:color="cccccc"/>
+              <w:left w:val="single" w:sz="4" w:color="cccccc"/>
+              <w:right w:val="single" w:sz="4" w:color="cccccc"/>
+            </w:tcBorders>
+          </w:tcPr>
+          <w:p>
+            <w:pPr>
+              <w:spacing w:before="0" w:after="40"/>
+            </w:pPr>
+            <w:r>
+              <w:rPr>
+                <w:sz w:val="19"/>
+              </w:rPr>
+              <w:t>F/K — sub-mm</w:t>
+            </w:r>
+          </w:p>
+        </w:tc>
+      </w:tr>
+      <w:tr>
+        <w:tc>
+          <w:tcPr>
+            <w:tcW w:type="dxa" w:w="4320"/>
+            <w:shd w:val="clear" w:fill="f4f7ff"/>
+            <w:tcBorders>
+              <w:top w:val="single" w:sz="4" w:color="cccccc"/>
+              <w:bottom w:val="single" w:sz="4" w:color="cccccc"/>
+              <w:left w:val="single" w:sz="4" w:color="cccccc"/>
+              <w:right w:val="single" w:sz="4" w:color="cccccc"/>
+            </w:tcBorders>
+          </w:tcPr>
+          <w:p>
+            <w:pPr>
+              <w:spacing w:before="0" w:after="40"/>
+            </w:pPr>
+            <w:r>
+              <w:rPr>
+                <w:b/>
+                <w:sz w:val="19"/>
+              </w:rPr>
+              <w:t>Disruption transient (forced)</w:t>
+            </w:r>
+          </w:p>
+        </w:tc>
+        <w:tc>
+          <w:tcPr>
+            <w:tcW w:type="dxa" w:w="4320"/>
+            <w:shd w:val="clear" w:fill="f4f7ff"/>
+            <w:tcBorders>
+              <w:top w:val="single" w:sz="4" w:color="cccccc"/>
+              <w:bottom w:val="single" w:sz="4" w:color="cccccc"/>
+              <w:left w:val="single" w:sz="4" w:color="cccccc"/>
+              <w:right w:val="single" w:sz="4" w:color="cccccc"/>
+            </w:tcBorders>
+          </w:tcPr>
+          <w:p>
+            <w:pPr>
+              <w:spacing w:before="0" w:after="40"/>
+            </w:pPr>
+            <w:r>
+              <w:rPr>
+                <w:sz w:val="19"/>
+              </w:rPr>
+              <w:t>up to gap (1.5 mm) + overshoot</w:t>
+            </w:r>
+          </w:p>
+        </w:tc>
+      </w:tr>
+      <w:tr>
+        <w:tc>
+          <w:tcPr>
+            <w:tcW w:type="dxa" w:w="4320"/>
+            <w:shd w:val="clear" w:fill="ffffff"/>
+            <w:tcBorders>
+              <w:top w:val="single" w:sz="4" w:color="cccccc"/>
+              <w:bottom w:val="single" w:sz="4" w:color="cccccc"/>
+              <w:left w:val="single" w:sz="4" w:color="cccccc"/>
+              <w:right w:val="single" w:sz="4" w:color="cccccc"/>
+            </w:tcBorders>
+          </w:tcPr>
+          <w:p>
+            <w:pPr>
+              <w:spacing w:before="0" w:after="40"/>
+            </w:pPr>
+            <w:r>
+              <w:rPr>
+                <w:b/>
+                <w:sz w:val="19"/>
+              </w:rPr>
+              <w:t>Kinematic ceiling (worst random assembly)</w:t>
+            </w:r>
+          </w:p>
+        </w:tc>
+        <w:tc>
+          <w:tcPr>
+            <w:tcW w:type="dxa" w:w="4320"/>
+            <w:shd w:val="clear" w:fill="ffffff"/>
+            <w:tcBorders>
+              <w:top w:val="single" w:sz="4" w:color="cccccc"/>
+              <w:bottom w:val="single" w:sz="4" w:color="cccccc"/>
+              <w:left w:val="single" w:sz="4" w:color="cccccc"/>
+              <w:right w:val="single" w:sz="4" w:color="cccccc"/>
+            </w:tcBorders>
+          </w:tcPr>
+          <w:p>
+            <w:pPr>
+              <w:spacing w:before="0" w:after="40"/>
+            </w:pPr>
+            <w:r>
+              <w:rPr>
+                <w:sz w:val="19"/>
+              </w:rPr>
+              <w:t>≈ 2.98 mm</w:t>
             </w:r>
           </w:p>
         </w:tc>
@@ -2678,504 +2639,14 @@
                 <w:b/>
                 <w:color w:val="2255AA"/>
               </w:rPr>
-              <w:t xml:space="preserve">The 6 mm n ≤ 4 budget:  </w:t>
+              <w:t xml:space="preserve">Budget allocation:  </w:t>
             </w:r>
             <w:r>
               <w:rPr>
                 <w:b w:val="0"/>
                 <w:sz w:val="20"/>
               </w:rPr>
-              <w:t xml:space="preserve">The start-up criterion compares the n ≤ 4 filtered first-wall and toroidal-field profiles; their peak-to-peak difference must remain within </w:t>
-            </w:r>
-            <w:r>
-              <w:rPr>
-                <w:b/>
-                <w:sz w:val="20"/>
-              </w:rPr>
-              <w:t>6 mm</w:t>
-            </w:r>
-            <w:r>
-              <w:rPr>
-                <w:b w:val="0"/>
-                <w:sz w:val="20"/>
-              </w:rPr>
-              <w:t>. The vessel n = 1 contribution is ≈ 0 quiescent (self-centred), ~1–4 mm at the start-up peak (force-dependent), and up to the ~2.9 mm kinematic ceiling under disruption-class lateral forces. The remaining ~3–5 mm must cover the TF vault closure n ≤ 4 and any other first-wall n ≤ 4 sources.</w:t>
-            </w:r>
-          </w:p>
-        </w:tc>
-      </w:tr>
-    </w:tbl>
-    <w:p>
-      <w:pPr>
-        <w:spacing w:after="40"/>
-      </w:pPr>
-    </w:p>
-    <w:p>
-      <w:pPr>
-        <w:spacing w:before="320" w:after="80"/>
-        <w:pBdr>
-          <w:bottom w:val="single" w:sz="6" w:space="2" w:color="2b5797"/>
-        </w:pBdr>
-      </w:pPr>
-      <w:r>
-        <w:rPr>
-          <w:b/>
-          <w:color w:val="2B5797"/>
-          <w:sz w:val="28"/>
-        </w:rPr>
-        <w:t>8 — Recommendations</w:t>
-      </w:r>
-    </w:p>
-    <w:tbl>
-      <w:tblPr>
-        <w:tblW w:type="auto" w:w="0"/>
-        <w:jc w:val="center"/>
-        <w:tblLook w:firstColumn="1" w:firstRow="1" w:lastColumn="0" w:lastRow="0" w:noHBand="0" w:noVBand="1" w:val="04A0"/>
-      </w:tblPr>
-      <w:tblGrid>
-        <w:gridCol w:w="4320"/>
-        <w:gridCol w:w="4320"/>
-      </w:tblGrid>
-      <w:tr>
-        <w:tc>
-          <w:tcPr>
-            <w:tcW w:type="dxa" w:w="4320"/>
-            <w:shd w:val="clear" w:fill="2b5797"/>
-            <w:tcBorders>
-              <w:top w:val="single" w:sz="4" w:color="2b5797"/>
-              <w:bottom w:val="single" w:sz="4" w:color="2b5797"/>
-              <w:left w:val="single" w:sz="4" w:color="2b5797"/>
-              <w:right w:val="single" w:sz="4" w:color="2b5797"/>
-            </w:tcBorders>
-          </w:tcPr>
-          <w:p>
-            <w:pPr>
-              <w:spacing w:before="0" w:after="40"/>
-            </w:pPr>
-            <w:r>
-              <w:rPr>
-                <w:b/>
-                <w:color w:val="FFFFFF"/>
-                <w:sz w:val="19"/>
-              </w:rPr>
-              <w:t>#</w:t>
-            </w:r>
-          </w:p>
-        </w:tc>
-        <w:tc>
-          <w:tcPr>
-            <w:tcW w:type="dxa" w:w="4320"/>
-            <w:shd w:val="clear" w:fill="2b5797"/>
-            <w:tcBorders>
-              <w:top w:val="single" w:sz="4" w:color="2b5797"/>
-              <w:bottom w:val="single" w:sz="4" w:color="2b5797"/>
-              <w:left w:val="single" w:sz="4" w:color="2b5797"/>
-              <w:right w:val="single" w:sz="4" w:color="2b5797"/>
-            </w:tcBorders>
-          </w:tcPr>
-          <w:p>
-            <w:pPr>
-              <w:spacing w:before="0" w:after="40"/>
-            </w:pPr>
-            <w:r>
-              <w:rPr>
-                <w:b/>
-                <w:color w:val="FFFFFF"/>
-                <w:sz w:val="19"/>
-              </w:rPr>
-              <w:t>Recommendation</w:t>
-            </w:r>
-          </w:p>
-        </w:tc>
-      </w:tr>
-      <w:tr>
-        <w:tc>
-          <w:tcPr>
-            <w:tcW w:type="dxa" w:w="4320"/>
-            <w:shd w:val="clear" w:fill="ffffff"/>
-            <w:tcBorders>
-              <w:top w:val="single" w:sz="4" w:color="cccccc"/>
-              <w:bottom w:val="single" w:sz="4" w:color="cccccc"/>
-              <w:left w:val="single" w:sz="4" w:color="cccccc"/>
-              <w:right w:val="single" w:sz="4" w:color="cccccc"/>
-            </w:tcBorders>
-          </w:tcPr>
-          <w:p>
-            <w:pPr>
-              <w:spacing w:before="0" w:after="40"/>
-            </w:pPr>
-            <w:r>
-              <w:rPr>
-                <w:b/>
-                <w:sz w:val="19"/>
-              </w:rPr>
-              <w:t>1</w:t>
-            </w:r>
-          </w:p>
-        </w:tc>
-        <w:tc>
-          <w:tcPr>
-            <w:tcW w:type="dxa" w:w="4320"/>
-            <w:shd w:val="clear" w:fill="ffffff"/>
-            <w:tcBorders>
-              <w:top w:val="single" w:sz="4" w:color="cccccc"/>
-              <w:bottom w:val="single" w:sz="4" w:color="cccccc"/>
-              <w:left w:val="single" w:sz="4" w:color="cccccc"/>
-              <w:right w:val="single" w:sz="4" w:color="cccccc"/>
-            </w:tcBorders>
-          </w:tcPr>
-          <w:p>
-            <w:pPr>
-              <w:spacing w:before="0" w:after="40"/>
-            </w:pPr>
-            <w:r>
-              <w:rPr>
-                <w:sz w:val="19"/>
-              </w:rPr>
-              <w:t>Use departure from gravitational centre as the n = 1 first-wall metric; P95 = 2.27 mm, MC max ≈ 2.98 mm. Quiescent contribution ≈ 0.</w:t>
-            </w:r>
-          </w:p>
-        </w:tc>
-      </w:tr>
-      <w:tr>
-        <w:tc>
-          <w:tcPr>
-            <w:tcW w:type="dxa" w:w="4320"/>
-            <w:shd w:val="clear" w:fill="f4f7ff"/>
-            <w:tcBorders>
-              <w:top w:val="single" w:sz="4" w:color="cccccc"/>
-              <w:bottom w:val="single" w:sz="4" w:color="cccccc"/>
-              <w:left w:val="single" w:sz="4" w:color="cccccc"/>
-              <w:right w:val="single" w:sz="4" w:color="cccccc"/>
-            </w:tcBorders>
-          </w:tcPr>
-          <w:p>
-            <w:pPr>
-              <w:spacing w:before="0" w:after="40"/>
-            </w:pPr>
-            <w:r>
-              <w:rPr>
-                <w:b/>
-                <w:sz w:val="19"/>
-              </w:rPr>
-              <w:t>2</w:t>
-            </w:r>
-          </w:p>
-        </w:tc>
-        <w:tc>
-          <w:tcPr>
-            <w:tcW w:type="dxa" w:w="4320"/>
-            <w:shd w:val="clear" w:fill="f4f7ff"/>
-            <w:tcBorders>
-              <w:top w:val="single" w:sz="4" w:color="cccccc"/>
-              <w:bottom w:val="single" w:sz="4" w:color="cccccc"/>
-              <w:left w:val="single" w:sz="4" w:color="cccccc"/>
-              <w:right w:val="single" w:sz="4" w:color="cccccc"/>
-            </w:tcBorders>
-          </w:tcPr>
-          <w:p>
-            <w:pPr>
-              <w:spacing w:before="0" w:after="40"/>
-            </w:pPr>
-            <w:r>
-              <w:rPr>
-                <w:sz w:val="19"/>
-              </w:rPr>
-              <w:t>Compute the start-up lateral force on the vessel from a 3 MA / 10 s ramp through the actual TF vault closure n ≤ 4 errors; expect O(1–4 mm) dynamic peak departure.</w:t>
-            </w:r>
-          </w:p>
-        </w:tc>
-      </w:tr>
-      <w:tr>
-        <w:tc>
-          <w:tcPr>
-            <w:tcW w:type="dxa" w:w="4320"/>
-            <w:shd w:val="clear" w:fill="ffffff"/>
-            <w:tcBorders>
-              <w:top w:val="single" w:sz="4" w:color="cccccc"/>
-              <w:bottom w:val="single" w:sz="4" w:color="cccccc"/>
-              <w:left w:val="single" w:sz="4" w:color="cccccc"/>
-              <w:right w:val="single" w:sz="4" w:color="cccccc"/>
-            </w:tcBorders>
-          </w:tcPr>
-          <w:p>
-            <w:pPr>
-              <w:spacing w:before="0" w:after="40"/>
-            </w:pPr>
-            <w:r>
-              <w:rPr>
-                <w:b/>
-                <w:sz w:val="19"/>
-              </w:rPr>
-              <w:t>3</w:t>
-            </w:r>
-          </w:p>
-        </w:tc>
-        <w:tc>
-          <w:tcPr>
-            <w:tcW w:type="dxa" w:w="4320"/>
-            <w:shd w:val="clear" w:fill="ffffff"/>
-            <w:tcBorders>
-              <w:top w:val="single" w:sz="4" w:color="cccccc"/>
-              <w:bottom w:val="single" w:sz="4" w:color="cccccc"/>
-              <w:left w:val="single" w:sz="4" w:color="cccccc"/>
-              <w:right w:val="single" w:sz="4" w:color="cccccc"/>
-            </w:tcBorders>
-          </w:tcPr>
-          <w:p>
-            <w:pPr>
-              <w:spacing w:before="0" w:after="40"/>
-            </w:pPr>
-            <w:r>
-              <w:rPr>
-                <w:sz w:val="19"/>
-              </w:rPr>
-              <w:t>Allocate the 6 mm n ≤ 4 budget between vessel n = 1 (above) and TF-side n ≤ 4.</w:t>
-            </w:r>
-          </w:p>
-        </w:tc>
-      </w:tr>
-      <w:tr>
-        <w:tc>
-          <w:tcPr>
-            <w:tcW w:type="dxa" w:w="4320"/>
-            <w:shd w:val="clear" w:fill="f4f7ff"/>
-            <w:tcBorders>
-              <w:top w:val="single" w:sz="4" w:color="cccccc"/>
-              <w:bottom w:val="single" w:sz="4" w:color="cccccc"/>
-              <w:left w:val="single" w:sz="4" w:color="cccccc"/>
-              <w:right w:val="single" w:sz="4" w:color="cccccc"/>
-            </w:tcBorders>
-          </w:tcPr>
-          <w:p>
-            <w:pPr>
-              <w:spacing w:before="0" w:after="40"/>
-            </w:pPr>
-            <w:r>
-              <w:rPr>
-                <w:b/>
-                <w:sz w:val="19"/>
-              </w:rPr>
-              <w:t>4</w:t>
-            </w:r>
-          </w:p>
-        </w:tc>
-        <w:tc>
-          <w:tcPr>
-            <w:tcW w:type="dxa" w:w="4320"/>
-            <w:shd w:val="clear" w:fill="f4f7ff"/>
-            <w:tcBorders>
-              <w:top w:val="single" w:sz="4" w:color="cccccc"/>
-              <w:bottom w:val="single" w:sz="4" w:color="cccccc"/>
-              <w:left w:val="single" w:sz="4" w:color="cccccc"/>
-              <w:right w:val="single" w:sz="4" w:color="cccccc"/>
-            </w:tcBorders>
-          </w:tcPr>
-          <w:p>
-            <w:pPr>
-              <w:spacing w:before="0" w:after="40"/>
-            </w:pPr>
-            <w:r>
-              <w:rPr>
-                <w:sz w:val="19"/>
-              </w:rPr>
-              <w:t>Disruption dynamic VVGS load case: model impulse → vessel velocity → end-stop impact (~MN peak lateral force). Potentially bounding for the VVGS.</w:t>
-            </w:r>
-          </w:p>
-        </w:tc>
-      </w:tr>
-      <w:tr>
-        <w:tc>
-          <w:tcPr>
-            <w:tcW w:type="dxa" w:w="4320"/>
-            <w:shd w:val="clear" w:fill="ffffff"/>
-            <w:tcBorders>
-              <w:top w:val="single" w:sz="4" w:color="cccccc"/>
-              <w:bottom w:val="single" w:sz="4" w:color="cccccc"/>
-              <w:left w:val="single" w:sz="4" w:color="cccccc"/>
-              <w:right w:val="single" w:sz="4" w:color="cccccc"/>
-            </w:tcBorders>
-          </w:tcPr>
-          <w:p>
-            <w:pPr>
-              <w:spacing w:before="0" w:after="40"/>
-            </w:pPr>
-            <w:r>
-              <w:rPr>
-                <w:b/>
-                <w:sz w:val="19"/>
-              </w:rPr>
-              <w:t>5</w:t>
-            </w:r>
-          </w:p>
-        </w:tc>
-        <w:tc>
-          <w:tcPr>
-            <w:tcW w:type="dxa" w:w="4320"/>
-            <w:shd w:val="clear" w:fill="ffffff"/>
-            <w:tcBorders>
-              <w:top w:val="single" w:sz="4" w:color="cccccc"/>
-              <w:bottom w:val="single" w:sz="4" w:color="cccccc"/>
-              <w:left w:val="single" w:sz="4" w:color="cccccc"/>
-              <w:right w:val="single" w:sz="4" w:color="cccccc"/>
-            </w:tcBorders>
-          </w:tcPr>
-          <w:p>
-            <w:pPr>
-              <w:spacing w:before="0" w:after="40"/>
-            </w:pPr>
-            <w:r>
-              <w:rPr>
-                <w:sz w:val="19"/>
-              </w:rPr>
-              <w:t>Gap metrology NOW meaningfully tightens the n = 1 budget under the departure metric — each landed sector incrementally pulls the polytope toward the gravitational centre. Report conditional P95 with every additional sector measured.</w:t>
-            </w:r>
-          </w:p>
-        </w:tc>
-      </w:tr>
-      <w:tr>
-        <w:tc>
-          <w:tcPr>
-            <w:tcW w:type="dxa" w:w="4320"/>
-            <w:shd w:val="clear" w:fill="f4f7ff"/>
-            <w:tcBorders>
-              <w:top w:val="single" w:sz="4" w:color="cccccc"/>
-              <w:bottom w:val="single" w:sz="4" w:color="cccccc"/>
-              <w:left w:val="single" w:sz="4" w:color="cccccc"/>
-              <w:right w:val="single" w:sz="4" w:color="cccccc"/>
-            </w:tcBorders>
-          </w:tcPr>
-          <w:p>
-            <w:pPr>
-              <w:spacing w:before="0" w:after="40"/>
-            </w:pPr>
-            <w:r>
-              <w:rPr>
-                <w:b/>
-                <w:sz w:val="19"/>
-              </w:rPr>
-              <w:t>6</w:t>
-            </w:r>
-          </w:p>
-        </w:tc>
-        <w:tc>
-          <w:tcPr>
-            <w:tcW w:type="dxa" w:w="4320"/>
-            <w:shd w:val="clear" w:fill="f4f7ff"/>
-            <w:tcBorders>
-              <w:top w:val="single" w:sz="4" w:color="cccccc"/>
-              <w:bottom w:val="single" w:sz="4" w:color="cccccc"/>
-              <w:left w:val="single" w:sz="4" w:color="cccccc"/>
-              <w:right w:val="single" w:sz="4" w:color="cccccc"/>
-            </w:tcBorders>
-          </w:tcPr>
-          <w:p>
-            <w:pPr>
-              <w:spacing w:before="0" w:after="40"/>
-            </w:pPr>
-            <w:r>
-              <w:rPr>
-                <w:sz w:val="19"/>
-              </w:rPr>
-              <w:t>Refine L_eff using the as-built hinge geometry — sensitive to ~2 m/° of inclination angle.</w:t>
-            </w:r>
-          </w:p>
-        </w:tc>
-      </w:tr>
-      <w:tr>
-        <w:tc>
-          <w:tcPr>
-            <w:tcW w:type="dxa" w:w="4320"/>
-            <w:shd w:val="clear" w:fill="ffffff"/>
-            <w:tcBorders>
-              <w:top w:val="single" w:sz="4" w:color="cccccc"/>
-              <w:bottom w:val="single" w:sz="4" w:color="cccccc"/>
-              <w:left w:val="single" w:sz="4" w:color="cccccc"/>
-              <w:right w:val="single" w:sz="4" w:color="cccccc"/>
-            </w:tcBorders>
-          </w:tcPr>
-          <w:p>
-            <w:pPr>
-              <w:spacing w:before="0" w:after="40"/>
-            </w:pPr>
-            <w:r>
-              <w:rPr>
-                <w:b/>
-                <w:sz w:val="19"/>
-              </w:rPr>
-              <w:t>7</w:t>
-            </w:r>
-          </w:p>
-        </w:tc>
-        <w:tc>
-          <w:tcPr>
-            <w:tcW w:type="dxa" w:w="4320"/>
-            <w:shd w:val="clear" w:fill="ffffff"/>
-            <w:tcBorders>
-              <w:top w:val="single" w:sz="4" w:color="cccccc"/>
-              <w:bottom w:val="single" w:sz="4" w:color="cccccc"/>
-              <w:left w:val="single" w:sz="4" w:color="cccccc"/>
-              <w:right w:val="single" w:sz="4" w:color="cccccc"/>
-            </w:tcBorders>
-          </w:tcPr>
-          <w:p>
-            <w:pPr>
-              <w:spacing w:before="0" w:after="40"/>
-            </w:pPr>
-            <w:r>
-              <w:rPr>
-                <w:sz w:val="19"/>
-              </w:rPr>
-              <w:t>Slot allowance ±1.5 mm (3 mm total) confirmed; linear scaling with the slot.</w:t>
-            </w:r>
-          </w:p>
-        </w:tc>
-      </w:tr>
-      <w:tr>
-        <w:tc>
-          <w:tcPr>
-            <w:tcW w:type="dxa" w:w="4320"/>
-            <w:shd w:val="clear" w:fill="f4f7ff"/>
-            <w:tcBorders>
-              <w:top w:val="single" w:sz="4" w:color="cccccc"/>
-              <w:bottom w:val="single" w:sz="4" w:color="cccccc"/>
-              <w:left w:val="single" w:sz="4" w:color="cccccc"/>
-              <w:right w:val="single" w:sz="4" w:color="cccccc"/>
-            </w:tcBorders>
-          </w:tcPr>
-          <w:p>
-            <w:pPr>
-              <w:spacing w:before="0" w:after="40"/>
-            </w:pPr>
-            <w:r>
-              <w:rPr>
-                <w:b/>
-                <w:sz w:val="19"/>
-              </w:rPr>
-              <w:t>8</w:t>
-            </w:r>
-          </w:p>
-        </w:tc>
-        <w:tc>
-          <w:tcPr>
-            <w:tcW w:type="dxa" w:w="4320"/>
-            <w:shd w:val="clear" w:fill="f4f7ff"/>
-            <w:tcBorders>
-              <w:top w:val="single" w:sz="4" w:color="cccccc"/>
-              <w:bottom w:val="single" w:sz="4" w:color="cccccc"/>
-              <w:left w:val="single" w:sz="4" w:color="cccccc"/>
-              <w:right w:val="single" w:sz="4" w:color="cccccc"/>
-            </w:tcBorders>
-          </w:tcPr>
-          <w:p>
-            <w:pPr>
-              <w:spacing w:before="0" w:after="40"/>
-            </w:pPr>
-            <w:r>
-              <w:rPr>
-                <w:sz w:val="19"/>
-              </w:rPr>
-              <w:t>Treat the ±187.5 µrad rotation (n = 0) as a separate local-alignment case for ports/penetrations.</w:t>
+              <w:t>Under nominal start-up conditions the VV n = 1 contribution is small AND favourable (it closes the misalignment). The remaining 3–6 mm of the budget is available for the toroidal-field side (mainly TF vault closure n ≤ 4) and any other first-wall n ≤ 4 contributors.</w:t>
             </w:r>
           </w:p>
         </w:tc>
@@ -3192,7 +2663,7 @@
           <w:color w:val="555555"/>
           <w:sz w:val="16"/>
         </w:rPr>
-        <w:t>Monte Carlo generated reproducibly by vv_mc_generator.py (scipy HiGHS LP, departure-from-centre metric, N = 5000, fixed seed 20260527 → committed data/). Centering parameters M ≈ 8000 t, 15° incline → L_eff ≈ 26 m → K ≈ 3 kN/mm, T_n ≈ 10 s, F_stop ≈ 4.5 kN. Every number regenerates from the repository. Source: Simon-McIntosh/vv.</w:t>
+        <w:t>Author: Simon McIntosh. Monte Carlo data generated reproducibly by vv_mc_generator.py (scipy HiGHS LP, max-lateral-displacement-from-centre metric, N = 5000, fixed seed 20260527 → committed data/). Figures and animations by vv_viz.py; displacements magnified ×750. Centring parameters M ≈ 8000 t, 15° inclined dual hinge → L_eff ≈ 26 m → K ≈ 3 kN/mm, T_n ≈ 10 s, F_stop ≈ 4.5 kN. Every number regenerates from the repository. Source: Simon-McIntosh/vv.</w:t>
       </w:r>
     </w:p>
     <w:sectPr>

--- a/docs/vv-rattle-report.docx
+++ b/docs/vv-rattle-report.docx
@@ -589,7 +589,7 @@
       <w:r>
         <w:drawing>
           <wp:inline xmlns:a="http://schemas.openxmlformats.org/drawingml/2006/main" xmlns:pic="http://schemas.openxmlformats.org/drawingml/2006/picture">
-            <wp:extent cx="5852160" cy="2978372"/>
+            <wp:extent cx="5852160" cy="3144516"/>
             <wp:docPr id="1" name="Picture 1"/>
             <wp:cNvGraphicFramePr>
               <a:graphicFrameLocks noChangeAspect="1"/>
@@ -610,7 +610,7 @@
                   <pic:spPr>
                     <a:xfrm>
                       <a:off x="0" y="0"/>
-                      <a:ext cx="5852160" cy="2978372"/>
+                      <a:ext cx="5852160" cy="3144516"/>
                     </a:xfrm>
                     <a:prstGeom prst="rect"/>
                   </pic:spPr>
@@ -632,7 +632,7 @@
           <w:color w:val="555555"/>
           <w:sz w:val="17"/>
         </w:rPr>
-        <w:t>The VV sits at the gravitational centre in both panels (rest position). The shaded polygon around the centre is the displacement polytope — the kinematic envelope of possible lateral displacements under applied force. Left: nominal assembly (envelope half-width 1.55 mm). Right: worst observed MC sample — the offsets shift the polytope so the far corner lies up to 2.98 mm from the centre. ×750 magnification.</w:t>
+        <w:t>The VV sits at the gravitational centre in both panels (rest position). The shaded polygon around the centre is the displacement polytope — the kinematic envelope of possible lateral displacements under applied force. Left: nominal assembly (envelope half-width 1.55 mm). Right: worst observed MC sample — the offsets shift the polytope so the far corner lies up to 2.98 mm from the centre. ×500 magnification.</w:t>
       </w:r>
     </w:p>
     <w:p>
@@ -660,7 +660,7 @@
           <w:b w:val="0"/>
           <w:sz w:val="21"/>
         </w:rPr>
-        <w:t>The animations sweep the VV centre through the polytope along its principal axis — the kinematic envelope of lateral motion about the centred rest position. With no applied force the vessel sits at the centre; sufficient applied force drives it through the envelope. ×750 magnification.</w:t>
+        <w:t>The animations sweep the VV centre through the polytope along its principal axis — the kinematic envelope of lateral motion about the centred rest position. With no applied force the vessel sits at the centre; sufficient applied force drives it through the envelope. ×500 magnification.</w:t>
       </w:r>
     </w:p>
     <w:p>
@@ -723,7 +723,7 @@
       <w:r>
         <w:drawing>
           <wp:inline xmlns:a="http://schemas.openxmlformats.org/drawingml/2006/main" xmlns:pic="http://schemas.openxmlformats.org/drawingml/2006/picture">
-            <wp:extent cx="5852160" cy="1238414"/>
+            <wp:extent cx="5852160" cy="1157596"/>
             <wp:docPr id="3" name="Picture 3"/>
             <wp:cNvGraphicFramePr>
               <a:graphicFrameLocks noChangeAspect="1"/>
@@ -744,7 +744,7 @@
                   <pic:spPr>
                     <a:xfrm>
                       <a:off x="0" y="0"/>
-                      <a:ext cx="5852160" cy="1238414"/>
+                      <a:ext cx="5852160" cy="1157596"/>
                     </a:xfrm>
                     <a:prstGeom prst="rect"/>
                   </pic:spPr>
@@ -829,7 +829,7 @@
       <w:r>
         <w:drawing>
           <wp:inline xmlns:a="http://schemas.openxmlformats.org/drawingml/2006/main" xmlns:pic="http://schemas.openxmlformats.org/drawingml/2006/picture">
-            <wp:extent cx="5852160" cy="1238414"/>
+            <wp:extent cx="5852160" cy="1157596"/>
             <wp:docPr id="5" name="Picture 5"/>
             <wp:cNvGraphicFramePr>
               <a:graphicFrameLocks noChangeAspect="1"/>
@@ -850,7 +850,7 @@
                   <pic:spPr>
                     <a:xfrm>
                       <a:off x="0" y="0"/>
-                      <a:ext cx="5852160" cy="1238414"/>
+                      <a:ext cx="5852160" cy="1157596"/>
                     </a:xfrm>
                     <a:prstGeom prst="rect"/>
                   </pic:spPr>
@@ -2663,7 +2663,7 @@
           <w:color w:val="555555"/>
           <w:sz w:val="16"/>
         </w:rPr>
-        <w:t>Author: Simon McIntosh. Monte Carlo data generated reproducibly by vv_mc_generator.py (scipy HiGHS LP, max-lateral-displacement-from-centre metric, N = 5000, fixed seed 20260527 → committed data/). Figures and animations by vv_viz.py; displacements magnified ×750. Centring parameters M ≈ 8000 t, 15° inclined dual hinge → L_eff ≈ 26 m → K ≈ 3 kN/mm, T_n ≈ 10 s, F_stop ≈ 4.5 kN. Every number regenerates from the repository. Source: Simon-McIntosh/vv.</w:t>
+        <w:t>Author: Simon McIntosh. Monte Carlo data generated reproducibly by vv_mc_generator.py (scipy HiGHS LP, max-lateral-displacement-from-centre metric, N = 5000, fixed seed 20260527 → committed data/). Figures and animations by vv_viz.py; displacements magnified ×500. Centring parameters M ≈ 8000 t, 15° inclined dual hinge → L_eff ≈ 26 m → K ≈ 3 kN/mm, T_n ≈ 10 s, F_stop ≈ 4.5 kN. Every number regenerates from the repository. Source: Simon-McIntosh/vv.</w:t>
       </w:r>
     </w:p>
     <w:sectPr>

--- a/docs/vv-rattle-report.docx
+++ b/docs/vv-rattle-report.docx
@@ -56,14 +56,14 @@
         <w:tc>
           <w:tcPr>
             <w:tcW w:type="dxa" w:w="8640"/>
-            <w:shd w:val="clear" w:fill="fff0ee"/>
+            <w:shd w:val="clear" w:fill="e8efff"/>
             <w:tcBorders>
-              <w:left w:val="single" w:sz="24" w:color="cc2200"/>
+              <w:left w:val="single" w:sz="24" w:color="2255aa"/>
             </w:tcBorders>
             <w:tcBorders>
-              <w:top w:val="single" w:sz="4" w:color="fff0ee"/>
-              <w:bottom w:val="single" w:sz="4" w:color="fff0ee"/>
-              <w:right w:val="single" w:sz="4" w:color="fff0ee"/>
+              <w:top w:val="single" w:sz="4" w:color="e8efff"/>
+              <w:bottom w:val="single" w:sz="4" w:color="e8efff"/>
+              <w:right w:val="single" w:sz="4" w:color="e8efff"/>
             </w:tcBorders>
           </w:tcPr>
           <w:p>
@@ -73,7 +73,7 @@
             <w:r>
               <w:rPr>
                 <w:b/>
-                <w:color w:val="CC2200"/>
+                <w:color w:val="2255AA"/>
               </w:rPr>
               <w:t xml:space="preserve">Summary of findings:  </w:t>
             </w:r>
@@ -82,21 +82,21 @@
                 <w:b w:val="0"/>
                 <w:sz w:val="20"/>
               </w:rPr>
-              <w:t xml:space="preserve">The VV is supported by 9 inward-inclined dual-hinge gravity supports; the 15° inclination provides a gravitational centring force, so the vessel self-centres at rest. The n = 1 first-wall metric is the </w:t>
+              <w:t xml:space="preserve">The VV rests on 9 inward-inclined gravity supports whose 15° tilt provides a gravitational centring force: the vessel self-centres at rest and departs from the machine axis only under an applied lateral force; pendulum period ≈ 10 s. The n = 1 first-wall metric is the </w:t>
             </w:r>
             <w:r>
               <w:rPr>
                 <w:b/>
                 <w:sz w:val="20"/>
               </w:rPr>
-              <w:t>max lateral displacement of the VV centre from the gravitational centre</w:t>
+              <w:t>max lateral displacement of the VV centre from the machine axis</w:t>
             </w:r>
             <w:r>
               <w:rPr>
                 <w:b w:val="0"/>
                 <w:sz w:val="20"/>
               </w:rPr>
-              <w:t>. Nominal kinematic envelope = 1.55 mm; over 5000 iid Uniform(±1.5 mm) assemblies, P95 = 2.27 mm, P99 = 2.53 mm, max = 2.98 mm; quiescent contribution = 0. Start-up (0→3 MA / 10 s) is favourable: passive vessel currents pull the wall TOWARD the offset toroidal-field magnetic centre and CLOSE the n = 1 mismatch. Disruption is the bounding VVGS lateral load case (~12 mm/s impact, ~1 MN peak).</w:t>
+              <w:t>. Nominal envelope 1.55 mm; across the assembly population P95 = 2.27 mm, max = 2.98 mm; at-rest contribution = 0. Start-up (0→3 MA / 10 s) is favourable: passive vessel currents pull the wall toward the offset toroidal-field magnetic centre and reduce the n ≤ 4 misalignment. Disruption is the bounding VVGS lateral load case (~12 mm/s impact, ~1 MN peak). Gap measurements tighten the bound — each measured sector pulls the polytope toward the centre.</w:t>
             </w:r>
           </w:p>
         </w:tc>
